--- a/index.docx
+++ b/index.docx
@@ -7,7 +7,7 @@
         <w:pStyle w:val="Title"/>
       </w:pPr>
       <w:r>
-        <w:t xml:space="preserve">Lecture Data Science for Electron Microscopy WS 25</w:t>
+        <w:t xml:space="preserve">Lecture Data Science for Electron Microscopy WS 26</w:t>
       </w:r>
     </w:p>
     <w:p>
@@ -23,7 +23,7 @@
         <w:pStyle w:val="Date"/>
       </w:pPr>
       <w:r>
-        <w:t xml:space="preserve">2026-03-23</w:t>
+        <w:t xml:space="preserve">2026-09-27</w:t>
       </w:r>
     </w:p>
     <w:p>
@@ -213,13 +213,13 @@
         <w:t xml:space="preserve">Studon Link</w:t>
       </w:r>
     </w:p>
-    <w:bookmarkStart w:id="23" w:name="lecture-1-intro-17.10.2025"/>
+    <w:bookmarkStart w:id="23" w:name="lecture-1-intro-16.10.2026"/>
     <w:p>
       <w:pPr>
         <w:pStyle w:val="Heading2"/>
       </w:pPr>
       <w:r>
-        <w:t xml:space="preserve">1 Lecture 1: Intro (17.10.2025)</w:t>
+        <w:t xml:space="preserve">1 Lecture 1: Intro (16.10.2026)</w:t>
       </w:r>
     </w:p>
     <w:p>
@@ -269,7 +269,7 @@
         <w:pStyle w:val="Heading2"/>
       </w:pPr>
       <w:r>
-        <w:t xml:space="preserve">2 Lecture 2: Optimization, Regression, Sensor Fusion (24.10.2025)</w:t>
+        <w:t xml:space="preserve">2 Lecture 2: Optimization, Regression, Sensor Fusion (23.10.2026)</w:t>
       </w:r>
     </w:p>
     <w:p>
@@ -336,7 +336,7 @@
         <w:pStyle w:val="Heading2"/>
       </w:pPr>
       <w:r>
-        <w:t xml:space="preserve">3 Lecture 3: CNNs (31.10.2025)</w:t>
+        <w:t xml:space="preserve">3 Lecture 3: CNNs (30.10.2026)</w:t>
       </w:r>
     </w:p>
     <w:p>
@@ -403,7 +403,7 @@
         <w:pStyle w:val="Heading2"/>
       </w:pPr>
       <w:r>
-        <w:t xml:space="preserve">4 Lecture 4: Classification, Segmentation, AutoEncoders (07.11.2025)</w:t>
+        <w:t xml:space="preserve">4 Lecture 4: Classification, Segmentation, AutoEncoders (06.11.2026)</w:t>
       </w:r>
     </w:p>
     <w:p>
@@ -530,7 +530,7 @@
         <w:pStyle w:val="Heading2"/>
       </w:pPr>
       <w:r>
-        <w:t xml:space="preserve">5 Miniproject (14.11. - 28.11.2025) concurrent to lectures</w:t>
+        <w:t xml:space="preserve">5 Miniproject (13.11. - 27.11.2026) concurrent to lectures</w:t>
       </w:r>
     </w:p>
     <w:p>
@@ -949,7 +949,7 @@
         <w:pStyle w:val="Heading2"/>
       </w:pPr>
       <w:r>
-        <w:t xml:space="preserve">6 Lecture 5: Mixed Bag (05.12.2025)</w:t>
+        <w:t xml:space="preserve">6 Lecture 5: Mixed Bag (04.12.2026)</w:t>
       </w:r>
     </w:p>
     <w:p>
@@ -1006,7 +1006,7 @@
         <w:pStyle w:val="Heading2"/>
       </w:pPr>
       <w:r>
-        <w:t xml:space="preserve">7 Lecture 6: Gaussian Processes Introduction (12.12.2025)</w:t>
+        <w:t xml:space="preserve">7 Lecture 6: Gaussian Processes Introduction (11.12.2026)</w:t>
       </w:r>
     </w:p>
     <w:p>
@@ -1045,13 +1045,13 @@
       </w:r>
     </w:p>
     <w:bookmarkEnd w:id="40"/>
-    <w:bookmarkStart w:id="42" w:name="sec-lecture8"/>
+    <w:bookmarkStart w:id="41" w:name="sec-lecture7b"/>
     <w:p>
       <w:pPr>
         <w:pStyle w:val="Heading2"/>
       </w:pPr>
       <w:r>
-        <w:t xml:space="preserve">8 Lecture 7: Gaussian Processes Applications (09.01.2026)</w:t>
+        <w:t xml:space="preserve">8 Lecture 6b: TBD (18.12.2026)</w:t>
       </w:r>
     </w:p>
     <w:p>
@@ -1063,12 +1063,34 @@
         </w:numPr>
       </w:pPr>
       <w:r>
+        <w:t xml:space="preserve">Topic to be confirmed</w:t>
+      </w:r>
+    </w:p>
+    <w:bookmarkEnd w:id="41"/>
+    <w:bookmarkStart w:id="43" w:name="sec-lecture8"/>
+    <w:p>
+      <w:pPr>
+        <w:pStyle w:val="Heading2"/>
+      </w:pPr>
+      <w:r>
+        <w:t xml:space="preserve">9 Lecture 7: Gaussian Processes Applications (08.01.2027)</w:t>
+      </w:r>
+    </w:p>
+    <w:p>
+      <w:pPr>
+        <w:pStyle w:val="Compact"/>
+        <w:numPr>
+          <w:ilvl w:val="0"/>
+          <w:numId w:val="1010"/>
+        </w:numPr>
+      </w:pPr>
+      <w:r>
         <w:t xml:space="preserve">Lecture slides:</w:t>
       </w:r>
       <w:r>
         <w:t xml:space="preserve"> </w:t>
       </w:r>
-      <w:hyperlink r:id="rId41">
+      <w:hyperlink r:id="rId42">
         <w:r>
           <w:rPr>
             <w:rStyle w:val="Hyperlink"/>
@@ -1082,7 +1104,7 @@
         <w:pStyle w:val="Compact"/>
         <w:numPr>
           <w:ilvl w:val="0"/>
-          <w:numId w:val="1009"/>
+          <w:numId w:val="1010"/>
         </w:numPr>
       </w:pPr>
       <w:r>
@@ -1094,7 +1116,7 @@
         <w:pStyle w:val="Compact"/>
         <w:numPr>
           <w:ilvl w:val="0"/>
-          <w:numId w:val="1009"/>
+          <w:numId w:val="1010"/>
         </w:numPr>
       </w:pPr>
       <w:r>
@@ -1106,29 +1128,29 @@
         <w:pStyle w:val="Compact"/>
         <w:numPr>
           <w:ilvl w:val="0"/>
-          <w:numId w:val="1009"/>
+          <w:numId w:val="1010"/>
         </w:numPr>
       </w:pPr>
       <w:r>
         <w:t xml:space="preserve">Deep Kernel Learning</w:t>
       </w:r>
     </w:p>
-    <w:bookmarkEnd w:id="42"/>
-    <w:bookmarkStart w:id="44" w:name="sec-lecture9"/>
+    <w:bookmarkEnd w:id="43"/>
+    <w:bookmarkStart w:id="45" w:name="sec-lecture9"/>
     <w:p>
       <w:pPr>
         <w:pStyle w:val="Heading2"/>
       </w:pPr>
       <w:r>
-        <w:t xml:space="preserve">9 Lecture 8: Imaging Inverse Problems 1 (16.01.2026)</w:t>
-      </w:r>
-    </w:p>
-    <w:p>
-      <w:pPr>
-        <w:pStyle w:val="Compact"/>
-        <w:numPr>
-          <w:ilvl w:val="0"/>
-          <w:numId w:val="1010"/>
+        <w:t xml:space="preserve">10 Lecture 8: Imaging Inverse Problems 1 (15.01.2027)</w:t>
+      </w:r>
+    </w:p>
+    <w:p>
+      <w:pPr>
+        <w:pStyle w:val="Compact"/>
+        <w:numPr>
+          <w:ilvl w:val="0"/>
+          <w:numId w:val="1011"/>
         </w:numPr>
       </w:pPr>
       <w:r>
@@ -1137,7 +1159,7 @@
       <w:r>
         <w:t xml:space="preserve"> </w:t>
       </w:r>
-      <w:hyperlink r:id="rId43">
+      <w:hyperlink r:id="rId44">
         <w:r>
           <w:rPr>
             <w:rStyle w:val="Hyperlink"/>
@@ -1151,29 +1173,29 @@
         <w:pStyle w:val="Compact"/>
         <w:numPr>
           <w:ilvl w:val="0"/>
-          <w:numId w:val="1010"/>
+          <w:numId w:val="1011"/>
         </w:numPr>
       </w:pPr>
       <w:r>
         <w:t xml:space="preserve">Imaging Inverse Problems: Introduction</w:t>
       </w:r>
     </w:p>
-    <w:bookmarkEnd w:id="44"/>
-    <w:bookmarkStart w:id="46" w:name="sec-lecture10"/>
+    <w:bookmarkEnd w:id="45"/>
+    <w:bookmarkStart w:id="47" w:name="sec-lecture10"/>
     <w:p>
       <w:pPr>
         <w:pStyle w:val="Heading2"/>
       </w:pPr>
       <w:r>
-        <w:t xml:space="preserve">10 Lecture 9: Imaging Inverse Problems 2 (23.01.2026)</w:t>
-      </w:r>
-    </w:p>
-    <w:p>
-      <w:pPr>
-        <w:pStyle w:val="Compact"/>
-        <w:numPr>
-          <w:ilvl w:val="0"/>
-          <w:numId w:val="1011"/>
+        <w:t xml:space="preserve">11 Lecture 9: Imaging Inverse Problems 2 (22.01.2027)</w:t>
+      </w:r>
+    </w:p>
+    <w:p>
+      <w:pPr>
+        <w:pStyle w:val="Compact"/>
+        <w:numPr>
+          <w:ilvl w:val="0"/>
+          <w:numId w:val="1012"/>
         </w:numPr>
       </w:pPr>
       <w:r>
@@ -1182,7 +1204,7 @@
       <w:r>
         <w:t xml:space="preserve"> </w:t>
       </w:r>
-      <w:hyperlink r:id="rId45">
+      <w:hyperlink r:id="rId46">
         <w:r>
           <w:rPr>
             <w:rStyle w:val="Hyperlink"/>
@@ -1196,47 +1218,47 @@
         <w:pStyle w:val="Compact"/>
         <w:numPr>
           <w:ilvl w:val="0"/>
-          <w:numId w:val="1011"/>
+          <w:numId w:val="1012"/>
         </w:numPr>
       </w:pPr>
       <w:r>
         <w:t xml:space="preserve">Imaging Inverse Problems: Applications</w:t>
       </w:r>
     </w:p>
-    <w:bookmarkEnd w:id="46"/>
-    <w:bookmarkStart w:id="47" w:name="sec-lecture11"/>
+    <w:bookmarkEnd w:id="47"/>
+    <w:bookmarkStart w:id="48" w:name="sec-lecture11"/>
     <w:p>
       <w:pPr>
         <w:pStyle w:val="Heading2"/>
       </w:pPr>
       <w:r>
-        <w:t xml:space="preserve">11 Lecture 9: TBD (30.01.2026)</w:t>
-      </w:r>
-    </w:p>
-    <w:p>
-      <w:pPr>
-        <w:pStyle w:val="Compact"/>
-        <w:numPr>
-          <w:ilvl w:val="0"/>
-          <w:numId w:val="1012"/>
+        <w:t xml:space="preserve">12 Lecture 9: TBD (29.01.2027)</w:t>
+      </w:r>
+    </w:p>
+    <w:p>
+      <w:pPr>
+        <w:pStyle w:val="Compact"/>
+        <w:numPr>
+          <w:ilvl w:val="0"/>
+          <w:numId w:val="1013"/>
         </w:numPr>
       </w:pPr>
       <w:r>
         <w:t xml:space="preserve">Repetition and Preparation for the Exam</w:t>
       </w:r>
     </w:p>
-    <w:bookmarkEnd w:id="47"/>
-    <w:bookmarkStart w:id="48" w:name="sec-lecture12"/>
+    <w:bookmarkEnd w:id="48"/>
+    <w:bookmarkStart w:id="49" w:name="sec-lecture12"/>
     <w:p>
       <w:pPr>
         <w:pStyle w:val="Heading2"/>
       </w:pPr>
       <w:r>
-        <w:t xml:space="preserve">12 Lecture 10: Repetition (06.02.2026)</w:t>
-      </w:r>
-    </w:p>
-    <w:bookmarkEnd w:id="48"/>
-    <w:bookmarkStart w:id="54" w:name="references"/>
+        <w:t xml:space="preserve">13 Lecture 10: Repetition (05.02.2027)</w:t>
+      </w:r>
+    </w:p>
+    <w:bookmarkEnd w:id="49"/>
+    <w:bookmarkStart w:id="55" w:name="references"/>
     <w:p>
       <w:pPr>
         <w:pStyle w:val="Heading2"/>
@@ -1245,8 +1267,8 @@
         <w:t xml:space="preserve">References</w:t>
       </w:r>
     </w:p>
-    <w:bookmarkStart w:id="53" w:name="refs"/>
-    <w:bookmarkStart w:id="49" w:name="ref-rangel2024robust"/>
+    <w:bookmarkStart w:id="54" w:name="refs"/>
+    <w:bookmarkStart w:id="50" w:name="ref-rangel2024robust"/>
     <w:p>
       <w:pPr>
         <w:pStyle w:val="Bibliography"/>
@@ -1277,8 +1299,8 @@
         <w:t xml:space="preserve">10 (1): 165.</w:t>
       </w:r>
     </w:p>
-    <w:bookmarkEnd w:id="49"/>
-    <w:bookmarkStart w:id="50" w:name="ref-sadri2024unsupervised"/>
+    <w:bookmarkEnd w:id="50"/>
+    <w:bookmarkStart w:id="51" w:name="ref-sadri2024unsupervised"/>
     <w:p>
       <w:pPr>
         <w:pStyle w:val="Bibliography"/>
@@ -1309,8 +1331,8 @@
         <w:t xml:space="preserve">10 (1): 243.</w:t>
       </w:r>
     </w:p>
-    <w:bookmarkEnd w:id="50"/>
-    <w:bookmarkStart w:id="51" w:name="ref-shi2022uncovering"/>
+    <w:bookmarkEnd w:id="51"/>
+    <w:bookmarkStart w:id="52" w:name="ref-shi2022uncovering"/>
     <w:p>
       <w:pPr>
         <w:pStyle w:val="Bibliography"/>
@@ -1341,8 +1363,8 @@
         <w:t xml:space="preserve">8 (1): 114.</w:t>
       </w:r>
     </w:p>
-    <w:bookmarkEnd w:id="51"/>
-    <w:bookmarkStart w:id="52" w:name="ref-wang2020multi"/>
+    <w:bookmarkEnd w:id="52"/>
+    <w:bookmarkStart w:id="53" w:name="ref-wang2020multi"/>
     <w:p>
       <w:pPr>
         <w:pStyle w:val="Bibliography"/>
@@ -1373,9 +1395,9 @@
         <w:t xml:space="preserve">10 (1): 5730.</w:t>
       </w:r>
     </w:p>
-    <w:bookmarkEnd w:id="52"/>
     <w:bookmarkEnd w:id="53"/>
     <w:bookmarkEnd w:id="54"/>
+    <w:bookmarkEnd w:id="55"/>
     <w:sectPr>
       <w:footnotePr>
         <w:numRestart w:val="eachSect"/>
@@ -1738,6 +1760,9 @@
     <w:abstractNumId w:val="991"/>
   </w:num>
   <w:num w:numId="1012">
+    <w:abstractNumId w:val="991"/>
+  </w:num>
+  <w:num w:numId="1013">
     <w:abstractNumId w:val="991"/>
   </w:num>
 </w:numbering>

--- a/index.docx
+++ b/index.docx
@@ -7,7 +7,7 @@
         <w:pStyle w:val="Title"/>
       </w:pPr>
       <w:r>
-        <w:t xml:space="preserve">Lecture Data Science for Electron Microscopy WS 26</w:t>
+        <w:t xml:space="preserve">Lecture Data Science for Electron Microscopy WS 26/27</w:t>
       </w:r>
     </w:p>
     <w:p>
@@ -213,13 +213,61 @@
         <w:t xml:space="preserve">Studon Link</w:t>
       </w:r>
     </w:p>
-    <w:bookmarkStart w:id="23" w:name="lecture-1-intro-16.10.2026"/>
+    <w:bookmarkStart w:id="21" w:name="course-overview"/>
     <w:p>
       <w:pPr>
         <w:pStyle w:val="Heading2"/>
       </w:pPr>
       <w:r>
-        <w:t xml:space="preserve">1 Lecture 1: Intro (16.10.2026)</w:t>
+        <w:t xml:space="preserve">1 Course overview</w:t>
+      </w:r>
+    </w:p>
+    <w:p>
+      <w:pPr>
+        <w:pStyle w:val="FirstParagraph"/>
+      </w:pPr>
+      <w:r>
+        <w:t xml:space="preserve">One 90-minute lecture per week plus one self-study Jupyter notebook per week (runs on a laptop CPU or in Google Colab).</w:t>
+      </w:r>
+      <w:r>
+        <w:t xml:space="preserve"> </w:t>
+      </w:r>
+      <w:r>
+        <w:t xml:space="preserve">Electron microscopy is the application thread throughout: every method is introduced on EM images, spectra, diffraction data or tilt series.</w:t>
+      </w:r>
+      <w:r>
+        <w:t xml:space="preserve"> </w:t>
+      </w:r>
+      <w:r>
+        <w:t xml:space="preserve">Lectures are on Fridays; rooms are announced on StudOn.</w:t>
+      </w:r>
+    </w:p>
+    <w:p>
+      <w:pPr>
+        <w:pStyle w:val="BodyText"/>
+      </w:pPr>
+      <w:r>
+        <w:rPr>
+          <w:b/>
+          <w:bCs/>
+        </w:rPr>
+        <w:t xml:space="preserve">Assessment:</w:t>
+      </w:r>
+      <w:r>
+        <w:t xml:space="preserve"> </w:t>
+      </w:r>
+      <w:r>
+        <w:t xml:space="preserve">miniproject (40%, reproducible notebook + short report) and written exam (60%).</w:t>
+      </w:r>
+    </w:p>
+    <w:bookmarkEnd w:id="21"/>
+    <w:bookmarkStart w:id="24" w:name="sec-week01"/>
+    <w:p>
+      <w:pPr>
+        <w:pStyle w:val="Heading2"/>
+      </w:pPr>
+      <w:r>
+        <w:t xml:space="preserve">2 Week 1: Python crash course &amp; the EM data deluge (16.10.2026)</w:t>
       </w:r>
     </w:p>
     <w:p>
@@ -231,12 +279,1105 @@
         </w:numPr>
       </w:pPr>
       <w:r>
+        <w:t xml:space="preserve">Slides:</w:t>
+      </w:r>
+      <w:r>
+        <w:t xml:space="preserve"> </w:t>
+      </w:r>
+      <w:hyperlink r:id="rId22">
+        <w:r>
+          <w:rPr>
+            <w:rStyle w:val="Hyperlink"/>
+          </w:rPr>
+          <w:t xml:space="preserve">Week 1: Python crash course &amp; the EM data deluge</w:t>
+        </w:r>
+      </w:hyperlink>
+    </w:p>
+    <w:p>
+      <w:pPr>
+        <w:pStyle w:val="Compact"/>
+        <w:numPr>
+          <w:ilvl w:val="0"/>
+          <w:numId w:val="1001"/>
+        </w:numPr>
+      </w:pPr>
+      <w:r>
+        <w:t xml:space="preserve">Notebook:</w:t>
+      </w:r>
+      <w:r>
+        <w:t xml:space="preserve"> </w:t>
+      </w:r>
+      <w:hyperlink r:id="rId23">
+        <w:r>
+          <w:rPr>
+            <w:rStyle w:val="VerbatimChar"/>
+          </w:rPr>
+          <w:t xml:space="preserve">week01_python_numpy.ipynb</w:t>
+        </w:r>
+      </w:hyperlink>
+      <w:r>
+        <w:t xml:space="preserve"> </w:t>
+      </w:r>
+      <w:r>
+        <w:t xml:space="preserve">(open in Colab)</w:t>
+      </w:r>
+    </w:p>
+    <w:p>
+      <w:pPr>
+        <w:pStyle w:val="Compact"/>
+        <w:numPr>
+          <w:ilvl w:val="0"/>
+          <w:numId w:val="1001"/>
+        </w:numPr>
+      </w:pPr>
+      <w:r>
+        <w:t xml:space="preserve">Python &amp; NumPy for EM data; the CRISP-DM workflow; why modern detectors make automated analysis unavoidable; course logistics.</w:t>
+      </w:r>
+    </w:p>
+    <w:bookmarkEnd w:id="24"/>
+    <w:bookmarkStart w:id="27" w:name="sec-week02"/>
+    <w:p>
+      <w:pPr>
+        <w:pStyle w:val="Heading2"/>
+      </w:pPr>
+      <w:r>
+        <w:t xml:space="preserve">3 Week 2: Learning from EM data: signal formation, noise &amp; loss (23.10.2026)</w:t>
+      </w:r>
+    </w:p>
+    <w:p>
+      <w:pPr>
+        <w:pStyle w:val="Compact"/>
+        <w:numPr>
+          <w:ilvl w:val="0"/>
+          <w:numId w:val="1002"/>
+        </w:numPr>
+      </w:pPr>
+      <w:r>
+        <w:t xml:space="preserve">Slides:</w:t>
+      </w:r>
+      <w:r>
+        <w:t xml:space="preserve"> </w:t>
+      </w:r>
+      <w:hyperlink r:id="rId25">
+        <w:r>
+          <w:rPr>
+            <w:rStyle w:val="Hyperlink"/>
+          </w:rPr>
+          <w:t xml:space="preserve">Week 2: Learning from EM data: signal formation, noise &amp; loss</w:t>
+        </w:r>
+      </w:hyperlink>
+    </w:p>
+    <w:p>
+      <w:pPr>
+        <w:pStyle w:val="Compact"/>
+        <w:numPr>
+          <w:ilvl w:val="0"/>
+          <w:numId w:val="1002"/>
+        </w:numPr>
+      </w:pPr>
+      <w:r>
+        <w:t xml:space="preserve">Notebook:</w:t>
+      </w:r>
+      <w:r>
+        <w:t xml:space="preserve"> </w:t>
+      </w:r>
+      <w:hyperlink r:id="rId26">
+        <w:r>
+          <w:rPr>
+            <w:rStyle w:val="VerbatimChar"/>
+          </w:rPr>
+          <w:t xml:space="preserve">week02_poisson_noise.ipynb</w:t>
+        </w:r>
+      </w:hyperlink>
+      <w:r>
+        <w:t xml:space="preserve"> </w:t>
+      </w:r>
+      <w:r>
+        <w:t xml:space="preserve">(open in Colab)</w:t>
+      </w:r>
+    </w:p>
+    <w:p>
+      <w:pPr>
+        <w:pStyle w:val="Compact"/>
+        <w:numPr>
+          <w:ilvl w:val="0"/>
+          <w:numId w:val="1002"/>
+        </w:numPr>
+      </w:pPr>
+      <w:r>
+        <w:t xml:space="preserve">Learning vs classical analysis; detectors, dose, sampling and aliasing; Poisson/Gaussian noise; how the noise model determines the loss; data quality and metadata.</w:t>
+      </w:r>
+    </w:p>
+    <w:bookmarkEnd w:id="27"/>
+    <w:bookmarkStart w:id="30" w:name="sec-week03"/>
+    <w:p>
+      <w:pPr>
+        <w:pStyle w:val="Heading2"/>
+      </w:pPr>
+      <w:r>
+        <w:t xml:space="preserve">4 Week 3: Linear algebra, PCA &amp; spectral unmixing (30.10.2026)</w:t>
+      </w:r>
+    </w:p>
+    <w:p>
+      <w:pPr>
+        <w:pStyle w:val="Compact"/>
+        <w:numPr>
+          <w:ilvl w:val="0"/>
+          <w:numId w:val="1003"/>
+        </w:numPr>
+      </w:pPr>
+      <w:r>
+        <w:t xml:space="preserve">Slides:</w:t>
+      </w:r>
+      <w:r>
+        <w:t xml:space="preserve"> </w:t>
+      </w:r>
+      <w:hyperlink r:id="rId28">
+        <w:r>
+          <w:rPr>
+            <w:rStyle w:val="Hyperlink"/>
+          </w:rPr>
+          <w:t xml:space="preserve">Week 3: Linear algebra, PCA &amp; spectral unmixing</w:t>
+        </w:r>
+      </w:hyperlink>
+    </w:p>
+    <w:p>
+      <w:pPr>
+        <w:pStyle w:val="Compact"/>
+        <w:numPr>
+          <w:ilvl w:val="0"/>
+          <w:numId w:val="1003"/>
+        </w:numPr>
+      </w:pPr>
+      <w:r>
+        <w:t xml:space="preserve">Notebook:</w:t>
+      </w:r>
+      <w:r>
+        <w:t xml:space="preserve"> </w:t>
+      </w:r>
+      <w:hyperlink r:id="rId29">
+        <w:r>
+          <w:rPr>
+            <w:rStyle w:val="VerbatimChar"/>
+          </w:rPr>
+          <w:t xml:space="preserve">week03_pca_nmf_eels.ipynb</w:t>
+        </w:r>
+      </w:hyperlink>
+      <w:r>
+        <w:t xml:space="preserve"> </w:t>
+      </w:r>
+      <w:r>
+        <w:t xml:space="preserve">(open in Colab)</w:t>
+      </w:r>
+    </w:p>
+    <w:p>
+      <w:pPr>
+        <w:pStyle w:val="Compact"/>
+        <w:numPr>
+          <w:ilvl w:val="0"/>
+          <w:numId w:val="1003"/>
+        </w:numPr>
+      </w:pPr>
+      <w:r>
+        <w:t xml:space="preserve">SVD and PCA; conditioning; NMF, MCR-ALS and endmember unmixing; the EELS/EDS preprocessing pipeline.</w:t>
+      </w:r>
+    </w:p>
+    <w:bookmarkEnd w:id="30"/>
+    <w:bookmarkStart w:id="33" w:name="sec-week04"/>
+    <w:p>
+      <w:pPr>
+        <w:pStyle w:val="Heading2"/>
+      </w:pPr>
+      <w:r>
+        <w:t xml:space="preserve">5 Week 4: Regression, optimisation &amp; honest validation (06.11.2026)</w:t>
+      </w:r>
+    </w:p>
+    <w:p>
+      <w:pPr>
+        <w:pStyle w:val="Compact"/>
+        <w:numPr>
+          <w:ilvl w:val="0"/>
+          <w:numId w:val="1004"/>
+        </w:numPr>
+      </w:pPr>
+      <w:r>
+        <w:t xml:space="preserve">Slides:</w:t>
+      </w:r>
+      <w:r>
+        <w:t xml:space="preserve"> </w:t>
+      </w:r>
+      <w:hyperlink r:id="rId31">
+        <w:r>
+          <w:rPr>
+            <w:rStyle w:val="Hyperlink"/>
+          </w:rPr>
+          <w:t xml:space="preserve">Week 4: Regression, optimisation &amp; honest validation</w:t>
+        </w:r>
+      </w:hyperlink>
+    </w:p>
+    <w:p>
+      <w:pPr>
+        <w:pStyle w:val="Compact"/>
+        <w:numPr>
+          <w:ilvl w:val="0"/>
+          <w:numId w:val="1004"/>
+        </w:numPr>
+      </w:pPr>
+      <w:r>
+        <w:t xml:space="preserve">Notebook:</w:t>
+      </w:r>
+      <w:r>
+        <w:t xml:space="preserve"> </w:t>
+      </w:r>
+      <w:hyperlink r:id="rId32">
+        <w:r>
+          <w:rPr>
+            <w:rStyle w:val="VerbatimChar"/>
+          </w:rPr>
+          <w:t xml:space="preserve">week04_leakage_demo.ipynb</w:t>
+        </w:r>
+      </w:hyperlink>
+      <w:r>
+        <w:t xml:space="preserve"> </w:t>
+      </w:r>
+      <w:r>
+        <w:t xml:space="preserve">(open in Colab)</w:t>
+      </w:r>
+    </w:p>
+    <w:p>
+      <w:pPr>
+        <w:pStyle w:val="Compact"/>
+        <w:numPr>
+          <w:ilvl w:val="0"/>
+          <w:numId w:val="1004"/>
+        </w:numPr>
+      </w:pPr>
+      <w:r>
+        <w:t xml:space="preserve">Loss minimisation, gradient descent and optimisers; bias–variance and regularisation; splits by specimen, leakage taxonomy and metrics.</w:t>
+      </w:r>
+    </w:p>
+    <w:bookmarkEnd w:id="33"/>
+    <w:bookmarkStart w:id="36" w:name="sec-week05"/>
+    <w:p>
+      <w:pPr>
+        <w:pStyle w:val="Heading2"/>
+      </w:pPr>
+      <w:r>
+        <w:t xml:space="preserve">6 Week 5: From images to features: descriptors &amp; tree ensembles (13.11.2026)</w:t>
+      </w:r>
+    </w:p>
+    <w:p>
+      <w:pPr>
+        <w:pStyle w:val="Compact"/>
+        <w:numPr>
+          <w:ilvl w:val="0"/>
+          <w:numId w:val="1005"/>
+        </w:numPr>
+      </w:pPr>
+      <w:r>
+        <w:t xml:space="preserve">Slides:</w:t>
+      </w:r>
+      <w:r>
+        <w:t xml:space="preserve"> </w:t>
+      </w:r>
+      <w:hyperlink r:id="rId34">
+        <w:r>
+          <w:rPr>
+            <w:rStyle w:val="Hyperlink"/>
+          </w:rPr>
+          <w:t xml:space="preserve">Week 5: From images to features: descriptors &amp; tree ensembles</w:t>
+        </w:r>
+      </w:hyperlink>
+    </w:p>
+    <w:p>
+      <w:pPr>
+        <w:pStyle w:val="Compact"/>
+        <w:numPr>
+          <w:ilvl w:val="0"/>
+          <w:numId w:val="1005"/>
+        </w:numPr>
+      </w:pPr>
+      <w:r>
+        <w:t xml:space="preserve">Notebook:</w:t>
+      </w:r>
+      <w:r>
+        <w:t xml:space="preserve"> </w:t>
+      </w:r>
+      <w:hyperlink r:id="rId35">
+        <w:r>
+          <w:rPr>
+            <w:rStyle w:val="VerbatimChar"/>
+          </w:rPr>
+          <w:t xml:space="preserve">week05_features_trees.ipynb</w:t>
+        </w:r>
+      </w:hyperlink>
+      <w:r>
+        <w:t xml:space="preserve"> </w:t>
+      </w:r>
+      <w:r>
+        <w:t xml:space="preserve">(open in Colab)</w:t>
+      </w:r>
+    </w:p>
+    <w:p>
+      <w:pPr>
+        <w:pStyle w:val="Compact"/>
+        <w:numPr>
+          <w:ilvl w:val="0"/>
+          <w:numId w:val="1005"/>
+        </w:numPr>
+      </w:pPr>
+      <w:r>
+        <w:t xml:space="preserve">Particle and grain descriptors; atom-column finding and local-environment descriptors; random forests and gradient boosting; permutation importance and SHAP.</w:t>
+      </w:r>
+    </w:p>
+    <w:bookmarkEnd w:id="36"/>
+    <w:bookmarkStart w:id="39" w:name="sec-week06"/>
+    <w:p>
+      <w:pPr>
+        <w:pStyle w:val="Heading2"/>
+      </w:pPr>
+      <w:r>
+        <w:t xml:space="preserve">7 Week 6: Neural networks &amp; backpropagation (20.11.2026)</w:t>
+      </w:r>
+    </w:p>
+    <w:p>
+      <w:pPr>
+        <w:pStyle w:val="Compact"/>
+        <w:numPr>
+          <w:ilvl w:val="0"/>
+          <w:numId w:val="1006"/>
+        </w:numPr>
+      </w:pPr>
+      <w:r>
+        <w:t xml:space="preserve">Slides:</w:t>
+      </w:r>
+      <w:r>
+        <w:t xml:space="preserve"> </w:t>
+      </w:r>
+      <w:hyperlink r:id="rId37">
+        <w:r>
+          <w:rPr>
+            <w:rStyle w:val="Hyperlink"/>
+          </w:rPr>
+          <w:t xml:space="preserve">Week 6: Neural networks &amp; backpropagation</w:t>
+        </w:r>
+      </w:hyperlink>
+    </w:p>
+    <w:p>
+      <w:pPr>
+        <w:pStyle w:val="Compact"/>
+        <w:numPr>
+          <w:ilvl w:val="0"/>
+          <w:numId w:val="1006"/>
+        </w:numPr>
+      </w:pPr>
+      <w:r>
+        <w:t xml:space="preserve">Notebook:</w:t>
+      </w:r>
+      <w:r>
+        <w:t xml:space="preserve"> </w:t>
+      </w:r>
+      <w:hyperlink r:id="rId38">
+        <w:r>
+          <w:rPr>
+            <w:rStyle w:val="VerbatimChar"/>
+          </w:rPr>
+          <w:t xml:space="preserve">week06_tiny_mlp.ipynb</w:t>
+        </w:r>
+      </w:hyperlink>
+      <w:r>
+        <w:t xml:space="preserve"> </w:t>
+      </w:r>
+      <w:r>
+        <w:t xml:space="preserve">(open in Colab)</w:t>
+      </w:r>
+    </w:p>
+    <w:p>
+      <w:pPr>
+        <w:pStyle w:val="Compact"/>
+        <w:numPr>
+          <w:ilvl w:val="0"/>
+          <w:numId w:val="1006"/>
+        </w:numPr>
+      </w:pPr>
+      <w:r>
+        <w:t xml:space="preserve">MLPs, softmax and cross-entropy; autograd and backpropagation; initialisation, normalisation and training diagnostics.</w:t>
+      </w:r>
+    </w:p>
+    <w:bookmarkEnd w:id="39"/>
+    <w:bookmarkStart w:id="42" w:name="sec-week07"/>
+    <w:p>
+      <w:pPr>
+        <w:pStyle w:val="Heading2"/>
+      </w:pPr>
+      <w:r>
+        <w:t xml:space="preserve">8 Week 7: CNNs &amp; U-Nets for microscopy (27.11.2026)</w:t>
+      </w:r>
+    </w:p>
+    <w:p>
+      <w:pPr>
+        <w:pStyle w:val="Compact"/>
+        <w:numPr>
+          <w:ilvl w:val="0"/>
+          <w:numId w:val="1007"/>
+        </w:numPr>
+      </w:pPr>
+      <w:r>
+        <w:t xml:space="preserve">Slides:</w:t>
+      </w:r>
+      <w:r>
+        <w:t xml:space="preserve"> </w:t>
+      </w:r>
+      <w:hyperlink r:id="rId40">
+        <w:r>
+          <w:rPr>
+            <w:rStyle w:val="Hyperlink"/>
+          </w:rPr>
+          <w:t xml:space="preserve">Week 7: CNNs &amp; U-Nets for microscopy</w:t>
+        </w:r>
+      </w:hyperlink>
+    </w:p>
+    <w:p>
+      <w:pPr>
+        <w:pStyle w:val="Compact"/>
+        <w:numPr>
+          <w:ilvl w:val="0"/>
+          <w:numId w:val="1007"/>
+        </w:numPr>
+      </w:pPr>
+      <w:r>
+        <w:t xml:space="preserve">Notebook:</w:t>
+      </w:r>
+      <w:r>
+        <w:t xml:space="preserve"> </w:t>
+      </w:r>
+      <w:hyperlink r:id="rId41">
+        <w:r>
+          <w:rPr>
+            <w:rStyle w:val="VerbatimChar"/>
+          </w:rPr>
+          <w:t xml:space="preserve">week07_cnn_segmentation.ipynb</w:t>
+        </w:r>
+      </w:hyperlink>
+      <w:r>
+        <w:t xml:space="preserve"> </w:t>
+      </w:r>
+      <w:r>
+        <w:t xml:space="preserve">(open in Colab)</w:t>
+      </w:r>
+    </w:p>
+    <w:p>
+      <w:pPr>
+        <w:pStyle w:val="Compact"/>
+        <w:numPr>
+          <w:ilvl w:val="0"/>
+          <w:numId w:val="1007"/>
+        </w:numPr>
+      </w:pPr>
+      <w:r>
+        <w:t xml:space="preserve">Convolution and receptive fields; VGG to ResNet; U-Net segmentation; invariance vs equivariance; saliency, Grad-CAM and shortcut learning.</w:t>
+      </w:r>
+    </w:p>
+    <w:bookmarkEnd w:id="42"/>
+    <w:bookmarkStart w:id="45" w:name="sec-week08"/>
+    <w:p>
+      <w:pPr>
+        <w:pStyle w:val="Heading2"/>
+      </w:pPr>
+      <w:r>
+        <w:t xml:space="preserve">9 Week 8: Small data: augmentation, transfer &amp; self-supervision (04.12.2026)</w:t>
+      </w:r>
+    </w:p>
+    <w:p>
+      <w:pPr>
+        <w:pStyle w:val="Compact"/>
+        <w:numPr>
+          <w:ilvl w:val="0"/>
+          <w:numId w:val="1008"/>
+        </w:numPr>
+      </w:pPr>
+      <w:r>
+        <w:t xml:space="preserve">Slides:</w:t>
+      </w:r>
+      <w:r>
+        <w:t xml:space="preserve"> </w:t>
+      </w:r>
+      <w:hyperlink r:id="rId43">
+        <w:r>
+          <w:rPr>
+            <w:rStyle w:val="Hyperlink"/>
+          </w:rPr>
+          <w:t xml:space="preserve">Week 8: Small data: augmentation, transfer &amp; self-supervision</w:t>
+        </w:r>
+      </w:hyperlink>
+    </w:p>
+    <w:p>
+      <w:pPr>
+        <w:pStyle w:val="Compact"/>
+        <w:numPr>
+          <w:ilvl w:val="0"/>
+          <w:numId w:val="1008"/>
+        </w:numPr>
+      </w:pPr>
+      <w:r>
+        <w:t xml:space="preserve">Notebook:</w:t>
+      </w:r>
+      <w:r>
+        <w:t xml:space="preserve"> </w:t>
+      </w:r>
+      <w:hyperlink r:id="rId44">
+        <w:r>
+          <w:rPr>
+            <w:rStyle w:val="VerbatimChar"/>
+          </w:rPr>
+          <w:t xml:space="preserve">week08_embeddings_transfer.ipynb</w:t>
+        </w:r>
+      </w:hyperlink>
+      <w:r>
+        <w:t xml:space="preserve"> </w:t>
+      </w:r>
+      <w:r>
+        <w:t xml:space="preserve">(open in Colab)</w:t>
+      </w:r>
+    </w:p>
+    <w:p>
+      <w:pPr>
+        <w:pStyle w:val="Compact"/>
+        <w:numPr>
+          <w:ilvl w:val="0"/>
+          <w:numId w:val="1008"/>
+        </w:numPr>
+      </w:pPr>
+      <w:r>
+        <w:t xml:space="preserve">Physics-respecting augmentation; transfer learning and sim-to-real; SimCLR, MAE, DINO; foundation models (SAM, µSAM); linear probes.</w:t>
+      </w:r>
+    </w:p>
+    <w:bookmarkEnd w:id="45"/>
+    <w:bookmarkStart w:id="48" w:name="sec-week09"/>
+    <w:p>
+      <w:pPr>
+        <w:pStyle w:val="Heading2"/>
+      </w:pPr>
+      <w:r>
+        <w:t xml:space="preserve">10 Week 9: Unsupervised learning, autoencoders &amp; latent spaces (11.12.2026)</w:t>
+      </w:r>
+    </w:p>
+    <w:p>
+      <w:pPr>
+        <w:pStyle w:val="Compact"/>
+        <w:numPr>
+          <w:ilvl w:val="0"/>
+          <w:numId w:val="1009"/>
+        </w:numPr>
+      </w:pPr>
+      <w:r>
+        <w:t xml:space="preserve">Slides:</w:t>
+      </w:r>
+      <w:r>
+        <w:t xml:space="preserve"> </w:t>
+      </w:r>
+      <w:hyperlink r:id="rId46">
+        <w:r>
+          <w:rPr>
+            <w:rStyle w:val="Hyperlink"/>
+          </w:rPr>
+          <w:t xml:space="preserve">Week 9: Unsupervised learning, autoencoders &amp; latent spaces</w:t>
+        </w:r>
+      </w:hyperlink>
+    </w:p>
+    <w:p>
+      <w:pPr>
+        <w:pStyle w:val="Compact"/>
+        <w:numPr>
+          <w:ilvl w:val="0"/>
+          <w:numId w:val="1009"/>
+        </w:numPr>
+      </w:pPr>
+      <w:r>
+        <w:t xml:space="preserve">Notebook:</w:t>
+      </w:r>
+      <w:r>
+        <w:t xml:space="preserve"> </w:t>
+      </w:r>
+      <w:hyperlink r:id="rId47">
+        <w:r>
+          <w:rPr>
+            <w:rStyle w:val="VerbatimChar"/>
+          </w:rPr>
+          <w:t xml:space="preserve">week09_autoencoder_vae.ipynb</w:t>
+        </w:r>
+      </w:hyperlink>
+      <w:r>
+        <w:t xml:space="preserve"> </w:t>
+      </w:r>
+      <w:r>
+        <w:t xml:space="preserve">(open in Colab)</w:t>
+      </w:r>
+    </w:p>
+    <w:p>
+      <w:pPr>
+        <w:pStyle w:val="Compact"/>
+        <w:numPr>
+          <w:ilvl w:val="0"/>
+          <w:numId w:val="1009"/>
+        </w:numPr>
+      </w:pPr>
+      <w:r>
+        <w:t xml:space="preserve">k-means and GMMs; autoencoders and VAEs; rVAE for atomic-resolution images; t-SNE/UMAP and how latent spaces mislead.</w:t>
+      </w:r>
+    </w:p>
+    <w:bookmarkEnd w:id="48"/>
+    <w:bookmarkStart w:id="51" w:name="sec-week10"/>
+    <w:p>
+      <w:pPr>
+        <w:pStyle w:val="Heading2"/>
+      </w:pPr>
+      <w:r>
+        <w:t xml:space="preserve">11 Week 10: Attention, transformers &amp; graph networks for EM (18.12.2026)</w:t>
+      </w:r>
+    </w:p>
+    <w:p>
+      <w:pPr>
+        <w:pStyle w:val="Compact"/>
+        <w:numPr>
+          <w:ilvl w:val="0"/>
+          <w:numId w:val="1010"/>
+        </w:numPr>
+      </w:pPr>
+      <w:r>
+        <w:t xml:space="preserve">Slides:</w:t>
+      </w:r>
+      <w:r>
+        <w:t xml:space="preserve"> </w:t>
+      </w:r>
+      <w:hyperlink r:id="rId49">
+        <w:r>
+          <w:rPr>
+            <w:rStyle w:val="Hyperlink"/>
+          </w:rPr>
+          <w:t xml:space="preserve">Week 10: Attention, transformers &amp; graph networks for EM</w:t>
+        </w:r>
+      </w:hyperlink>
+    </w:p>
+    <w:p>
+      <w:pPr>
+        <w:pStyle w:val="Compact"/>
+        <w:numPr>
+          <w:ilvl w:val="0"/>
+          <w:numId w:val="1010"/>
+        </w:numPr>
+      </w:pPr>
+      <w:r>
+        <w:t xml:space="preserve">Notebook:</w:t>
+      </w:r>
+      <w:r>
+        <w:t xml:space="preserve"> </w:t>
+      </w:r>
+      <w:hyperlink r:id="rId50">
+        <w:r>
+          <w:rPr>
+            <w:rStyle w:val="VerbatimChar"/>
+          </w:rPr>
+          <w:t xml:space="preserve">week10_attention_gnn.ipynb</w:t>
+        </w:r>
+      </w:hyperlink>
+      <w:r>
+        <w:t xml:space="preserve"> </w:t>
+      </w:r>
+      <w:r>
+        <w:t xml:space="preserve">(open in Colab)</w:t>
+      </w:r>
+    </w:p>
+    <w:p>
+      <w:pPr>
+        <w:pStyle w:val="Compact"/>
+        <w:numPr>
+          <w:ilvl w:val="0"/>
+          <w:numId w:val="1010"/>
+        </w:numPr>
+      </w:pPr>
+      <w:r>
+        <w:t xml:space="preserve">Self-attention and vision transformers; tokenising diffraction patterns and spectra; atom-column graphs and message passing.</w:t>
+      </w:r>
+    </w:p>
+    <w:bookmarkEnd w:id="51"/>
+    <w:bookmarkStart w:id="54" w:name="sec-week11"/>
+    <w:p>
+      <w:pPr>
+        <w:pStyle w:val="Heading2"/>
+      </w:pPr>
+      <w:r>
+        <w:t xml:space="preserve">12 Week 11: Uncertainty, Gaussian processes &amp; autonomous EM (08.01.2027)</w:t>
+      </w:r>
+    </w:p>
+    <w:p>
+      <w:pPr>
+        <w:pStyle w:val="Compact"/>
+        <w:numPr>
+          <w:ilvl w:val="0"/>
+          <w:numId w:val="1011"/>
+        </w:numPr>
+      </w:pPr>
+      <w:r>
+        <w:t xml:space="preserve">Slides:</w:t>
+      </w:r>
+      <w:r>
+        <w:t xml:space="preserve"> </w:t>
+      </w:r>
+      <w:hyperlink r:id="rId52">
+        <w:r>
+          <w:rPr>
+            <w:rStyle w:val="Hyperlink"/>
+          </w:rPr>
+          <w:t xml:space="preserve">Week 11: Uncertainty, Gaussian processes &amp; autonomous EM</w:t>
+        </w:r>
+      </w:hyperlink>
+    </w:p>
+    <w:p>
+      <w:pPr>
+        <w:pStyle w:val="Compact"/>
+        <w:numPr>
+          <w:ilvl w:val="0"/>
+          <w:numId w:val="1011"/>
+        </w:numPr>
+      </w:pPr>
+      <w:r>
+        <w:t xml:space="preserve">Notebook:</w:t>
+      </w:r>
+      <w:r>
+        <w:t xml:space="preserve"> </w:t>
+      </w:r>
+      <w:hyperlink r:id="rId53">
+        <w:r>
+          <w:rPr>
+            <w:rStyle w:val="VerbatimChar"/>
+          </w:rPr>
+          <w:t xml:space="preserve">week11_gp_bo.ipynb</w:t>
+        </w:r>
+      </w:hyperlink>
+      <w:r>
+        <w:t xml:space="preserve"> </w:t>
+      </w:r>
+      <w:r>
+        <w:t xml:space="preserve">(open in Colab)</w:t>
+      </w:r>
+    </w:p>
+    <w:p>
+      <w:pPr>
+        <w:pStyle w:val="Compact"/>
+        <w:numPr>
+          <w:ilvl w:val="0"/>
+          <w:numId w:val="1011"/>
+        </w:numPr>
+      </w:pPr>
+      <w:r>
+        <w:t xml:space="preserve">Aleatoric vs epistemic uncertainty; ensembles, calibration and conformal prediction; Gaussian processes, Bayesian optimisation and automated 4D-STEM.</w:t>
+      </w:r>
+    </w:p>
+    <w:bookmarkEnd w:id="54"/>
+    <w:bookmarkStart w:id="57" w:name="sec-week12"/>
+    <w:p>
+      <w:pPr>
+        <w:pStyle w:val="Heading2"/>
+      </w:pPr>
+      <w:r>
+        <w:t xml:space="preserve">13 Week 12: Inverse problems I: regularisation, tomography &amp; sensor fusion (15.01.2027)</w:t>
+      </w:r>
+    </w:p>
+    <w:p>
+      <w:pPr>
+        <w:pStyle w:val="Compact"/>
+        <w:numPr>
+          <w:ilvl w:val="0"/>
+          <w:numId w:val="1012"/>
+        </w:numPr>
+      </w:pPr>
+      <w:r>
+        <w:t xml:space="preserve">Slides:</w:t>
+      </w:r>
+      <w:r>
+        <w:t xml:space="preserve"> </w:t>
+      </w:r>
+      <w:hyperlink r:id="rId55">
+        <w:r>
+          <w:rPr>
+            <w:rStyle w:val="Hyperlink"/>
+          </w:rPr>
+          <w:t xml:space="preserve">Week 12: Inverse problems I: regularisation, tomography &amp; sensor fusion</w:t>
+        </w:r>
+      </w:hyperlink>
+    </w:p>
+    <w:p>
+      <w:pPr>
+        <w:pStyle w:val="Compact"/>
+        <w:numPr>
+          <w:ilvl w:val="0"/>
+          <w:numId w:val="1012"/>
+        </w:numPr>
+      </w:pPr>
+      <w:r>
+        <w:t xml:space="preserve">Notebook:</w:t>
+      </w:r>
+      <w:r>
+        <w:t xml:space="preserve"> </w:t>
+      </w:r>
+      <w:hyperlink r:id="rId56">
+        <w:r>
+          <w:rPr>
+            <w:rStyle w:val="VerbatimChar"/>
+          </w:rPr>
+          <w:t xml:space="preserve">week12_inverse_deblurring.ipynb</w:t>
+        </w:r>
+      </w:hyperlink>
+      <w:r>
+        <w:t xml:space="preserve"> </w:t>
+      </w:r>
+      <w:r>
+        <w:t xml:space="preserve">(open in Colab)</w:t>
+      </w:r>
+    </w:p>
+    <w:p>
+      <w:pPr>
+        <w:pStyle w:val="Compact"/>
+        <w:numPr>
+          <w:ilvl w:val="0"/>
+          <w:numId w:val="1012"/>
+        </w:numPr>
+      </w:pPr>
+      <w:r>
+        <w:t xml:space="preserve">Forward models and ill-posedness; Tikhonov, TV and plug-and-play; tomography and the Fourier-slice theorem; HAADF + EDS sensor fusion.</w:t>
+      </w:r>
+    </w:p>
+    <w:bookmarkEnd w:id="57"/>
+    <w:bookmarkStart w:id="60" w:name="sec-week13"/>
+    <w:p>
+      <w:pPr>
+        <w:pStyle w:val="Heading2"/>
+      </w:pPr>
+      <w:r>
+        <w:t xml:space="preserve">14 Week 13: Inverse problems II: ptychography, generative priors &amp; synthesis (22.01.2027)</w:t>
+      </w:r>
+    </w:p>
+    <w:p>
+      <w:pPr>
+        <w:pStyle w:val="Compact"/>
+        <w:numPr>
+          <w:ilvl w:val="0"/>
+          <w:numId w:val="1013"/>
+        </w:numPr>
+      </w:pPr>
+      <w:r>
+        <w:t xml:space="preserve">Slides:</w:t>
+      </w:r>
+      <w:r>
+        <w:t xml:space="preserve"> </w:t>
+      </w:r>
+      <w:hyperlink r:id="rId58">
+        <w:r>
+          <w:rPr>
+            <w:rStyle w:val="Hyperlink"/>
+          </w:rPr>
+          <w:t xml:space="preserve">Week 13: Inverse problems II: ptychography, generative priors &amp; synthesis</w:t>
+        </w:r>
+      </w:hyperlink>
+    </w:p>
+    <w:p>
+      <w:pPr>
+        <w:pStyle w:val="Compact"/>
+        <w:numPr>
+          <w:ilvl w:val="0"/>
+          <w:numId w:val="1013"/>
+        </w:numPr>
+      </w:pPr>
+      <w:r>
+        <w:t xml:space="preserve">Notebook:</w:t>
+      </w:r>
+      <w:r>
+        <w:t xml:space="preserve"> </w:t>
+      </w:r>
+      <w:hyperlink r:id="rId59">
+        <w:r>
+          <w:rPr>
+            <w:rStyle w:val="VerbatimChar"/>
+          </w:rPr>
+          <w:t xml:space="preserve">week13_ptychography.ipynb</w:t>
+        </w:r>
+      </w:hyperlink>
+      <w:r>
+        <w:t xml:space="preserve"> </w:t>
+      </w:r>
+      <w:r>
+        <w:t xml:space="preserve">(open in Colab)</w:t>
+      </w:r>
+    </w:p>
+    <w:p>
+      <w:pPr>
+        <w:pStyle w:val="Compact"/>
+        <w:numPr>
+          <w:ilvl w:val="0"/>
+          <w:numId w:val="1013"/>
+        </w:numPr>
+      </w:pPr>
+      <w:r>
+        <w:t xml:space="preserve">Ptychography and multislice; gradient-descent reconstruction; GAN and diffusion priors; physics constraints; course synthesis and exam preparation.</w:t>
+      </w:r>
+    </w:p>
+    <w:bookmarkEnd w:id="60"/>
+    <w:bookmarkStart w:id="61" w:name="sec-buffer"/>
+    <w:p>
+      <w:pPr>
+        <w:pStyle w:val="Heading2"/>
+      </w:pPr>
+      <w:r>
+        <w:t xml:space="preserve">15 Buffer (29.01.2027)</w:t>
+      </w:r>
+    </w:p>
+    <w:p>
+      <w:pPr>
+        <w:pStyle w:val="Compact"/>
+        <w:numPr>
+          <w:ilvl w:val="0"/>
+          <w:numId w:val="1014"/>
+        </w:numPr>
+      </w:pPr>
+      <w:r>
+        <w:t xml:space="preserve">Catch-up and miniproject Q&amp;A</w:t>
+      </w:r>
+    </w:p>
+    <w:bookmarkEnd w:id="61"/>
+    <w:bookmarkStart w:id="62" w:name="sec-revision"/>
+    <w:p>
+      <w:pPr>
+        <w:pStyle w:val="Heading2"/>
+      </w:pPr>
+      <w:r>
+        <w:t xml:space="preserve">16 Exam revision (05.02.2027)</w:t>
+      </w:r>
+    </w:p>
+    <w:p>
+      <w:pPr>
+        <w:pStyle w:val="Compact"/>
+        <w:numPr>
+          <w:ilvl w:val="0"/>
+          <w:numId w:val="1015"/>
+        </w:numPr>
+      </w:pPr>
+      <w:r>
+        <w:t xml:space="preserve">Repetition and preparation for the exam, based on the must-know list</w:t>
+      </w:r>
+    </w:p>
+    <w:bookmarkEnd w:id="62"/>
+    <w:bookmarkStart w:id="63" w:name="sec-miniproject"/>
+    <w:p>
+      <w:pPr>
+        <w:pStyle w:val="Heading2"/>
+      </w:pPr>
+      <w:r>
+        <w:t xml:space="preserve">17 Miniproject</w:t>
+      </w:r>
+    </w:p>
+    <w:p>
+      <w:pPr>
+        <w:pStyle w:val="FirstParagraph"/>
+      </w:pPr>
+      <w:r>
+        <w:t xml:space="preserve">Apply the full pipeline from the course (data → model → uncertainty → explainability) to an electron-microscopy or materials-characterisation dataset, as a fully reproducible notebook plus a 4–6 page report.</w:t>
+      </w:r>
+      <w:r>
+        <w:t xml:space="preserve"> </w:t>
+      </w:r>
+      <w:r>
+        <w:t xml:space="preserve">Choose one of five options:</w:t>
+      </w:r>
+    </w:p>
+    <w:p>
+      <w:pPr>
+        <w:pStyle w:val="BodyText"/>
+      </w:pPr>
+      <w:r>
+        <w:t xml:space="preserve">A. STEM/SEM image segmentation (U-Net or foundation-model features)</w:t>
+      </w:r>
+      <w:r>
+        <w:t xml:space="preserve"> </w:t>
+      </w:r>
+      <w:r>
+        <w:t xml:space="preserve">B. Spectral denoising and phase clustering (PCA / NMF / VAE)</w:t>
+      </w:r>
+      <w:r>
+        <w:t xml:space="preserve"> </w:t>
+      </w:r>
+      <w:r>
+        <w:t xml:space="preserve">C. Materials property regression with honest validation and uncertainty</w:t>
+      </w:r>
+      <w:r>
+        <w:t xml:space="preserve"> </w:t>
+      </w:r>
+      <w:r>
+        <w:t xml:space="preserve">D. A small imaging inverse problem (deblurring or limited-angle tomography)</w:t>
+      </w:r>
+      <w:r>
+        <w:t xml:space="preserve"> </w:t>
+      </w:r>
+      <w:r>
+        <w:t xml:space="preserve">E. Atom-column descriptors and defect classification (tree ensembles, optionally a GNN)</w:t>
+      </w:r>
+    </w:p>
+    <w:p>
+      <w:pPr>
+        <w:pStyle w:val="BodyText"/>
+      </w:pPr>
+      <w:r>
+        <w:t xml:space="preserve">Milestones: topic selection from Week 1, proposal around Week 6, progress check-in around Week 10, final submission in the exam period.</w:t>
+      </w:r>
+      <w:r>
+        <w:t xml:space="preserve"> </w:t>
+      </w:r>
+      <w:r>
+        <w:t xml:space="preserve">The full task descriptions and grading rubric are on StudOn.</w:t>
+      </w:r>
+    </w:p>
+    <w:bookmarkEnd w:id="63"/>
+    <w:bookmarkStart w:id="92" w:name="archive-ss-25-lectures"/>
+    <w:p>
+      <w:pPr>
+        <w:pStyle w:val="Heading2"/>
+      </w:pPr>
+      <w:r>
+        <w:t xml:space="preserve">Archive: SS 25 lectures</w:t>
+      </w:r>
+    </w:p>
+    <w:p>
+      <w:pPr>
+        <w:pStyle w:val="FirstParagraph"/>
+      </w:pPr>
+      <w:r>
+        <w:t xml:space="preserve">The previous (9-lecture) version of the course is kept here for reference.</w:t>
+      </w:r>
+    </w:p>
+    <w:bookmarkStart w:id="66" w:name="lecture-1-intro-13.05.2025"/>
+    <w:p>
+      <w:pPr>
+        <w:pStyle w:val="Heading3"/>
+      </w:pPr>
+      <w:r>
+        <w:t xml:space="preserve">17.1 Lecture 1: Intro (13.05.2025)</w:t>
+      </w:r>
+    </w:p>
+    <w:p>
+      <w:pPr>
+        <w:pStyle w:val="Compact"/>
+        <w:numPr>
+          <w:ilvl w:val="0"/>
+          <w:numId w:val="1016"/>
+        </w:numPr>
+      </w:pPr>
+      <w:r>
         <w:t xml:space="preserve">Lecture slides:</w:t>
       </w:r>
       <w:r>
         <w:t xml:space="preserve"> </w:t>
       </w:r>
-      <w:hyperlink r:id="rId21">
+      <w:hyperlink r:id="rId64">
         <w:r>
           <w:rPr>
             <w:rStyle w:val="Hyperlink"/>
@@ -250,10 +1391,10 @@
         <w:pStyle w:val="Compact"/>
         <w:numPr>
           <w:ilvl w:val="0"/>
-          <w:numId w:val="1001"/>
-        </w:numPr>
-      </w:pPr>
-      <w:hyperlink r:id="rId22">
+          <w:numId w:val="1016"/>
+        </w:numPr>
+      </w:pPr>
+      <w:hyperlink r:id="rId65">
         <w:r>
           <w:rPr>
             <w:rStyle w:val="Hyperlink"/>
@@ -262,1013 +1403,979 @@
         </w:r>
       </w:hyperlink>
     </w:p>
-    <w:bookmarkEnd w:id="23"/>
-    <w:bookmarkStart w:id="27" w:name="sec-lecture2"/>
+    <w:bookmarkEnd w:id="66"/>
+    <w:bookmarkStart w:id="70" w:name="X018b4f45a381b9488ccc3133cf5a363aaac4e24"/>
+    <w:p>
+      <w:pPr>
+        <w:pStyle w:val="Heading3"/>
+      </w:pPr>
+      <w:r>
+        <w:t xml:space="preserve">17.2 Lecture 2: Optimization, Regression, Sensor Fusion (20.05.2025)</w:t>
+      </w:r>
+    </w:p>
+    <w:p>
+      <w:pPr>
+        <w:pStyle w:val="Compact"/>
+        <w:numPr>
+          <w:ilvl w:val="0"/>
+          <w:numId w:val="1017"/>
+        </w:numPr>
+      </w:pPr>
+      <w:r>
+        <w:t xml:space="preserve">Lecture slides:</w:t>
+      </w:r>
+      <w:r>
+        <w:t xml:space="preserve"> </w:t>
+      </w:r>
+      <w:hyperlink r:id="rId67">
+        <w:r>
+          <w:rPr>
+            <w:rStyle w:val="Hyperlink"/>
+          </w:rPr>
+          <w:t xml:space="preserve">Lecture 2: Optimization, Regression, Sensor Fusion</w:t>
+        </w:r>
+      </w:hyperlink>
+    </w:p>
+    <w:p>
+      <w:pPr>
+        <w:pStyle w:val="Compact"/>
+        <w:numPr>
+          <w:ilvl w:val="0"/>
+          <w:numId w:val="1017"/>
+        </w:numPr>
+      </w:pPr>
+      <w:hyperlink r:id="rId68">
+        <w:r>
+          <w:rPr>
+            <w:rStyle w:val="Hyperlink"/>
+          </w:rPr>
+          <w:t xml:space="preserve">d2l Chapter 3: Regression</w:t>
+        </w:r>
+      </w:hyperlink>
+    </w:p>
+    <w:p>
+      <w:pPr>
+        <w:pStyle w:val="Compact"/>
+        <w:numPr>
+          <w:ilvl w:val="0"/>
+          <w:numId w:val="1017"/>
+        </w:numPr>
+      </w:pPr>
+      <w:hyperlink r:id="rId69">
+        <w:r>
+          <w:rPr>
+            <w:rStyle w:val="Hyperlink"/>
+          </w:rPr>
+          <w:t xml:space="preserve">d2l Chapter 12: Optimization</w:t>
+        </w:r>
+      </w:hyperlink>
+    </w:p>
+    <w:bookmarkEnd w:id="70"/>
+    <w:bookmarkStart w:id="74" w:name="lecture-3-cnns-03.06.2025"/>
+    <w:p>
+      <w:pPr>
+        <w:pStyle w:val="Heading3"/>
+      </w:pPr>
+      <w:r>
+        <w:t xml:space="preserve">17.3 Lecture 3: CNNs (03.06.2025)</w:t>
+      </w:r>
+    </w:p>
+    <w:p>
+      <w:pPr>
+        <w:pStyle w:val="Compact"/>
+        <w:numPr>
+          <w:ilvl w:val="0"/>
+          <w:numId w:val="1018"/>
+        </w:numPr>
+      </w:pPr>
+      <w:r>
+        <w:t xml:space="preserve">Lecture slides:</w:t>
+      </w:r>
+      <w:r>
+        <w:t xml:space="preserve"> </w:t>
+      </w:r>
+      <w:hyperlink r:id="rId71">
+        <w:r>
+          <w:rPr>
+            <w:rStyle w:val="Hyperlink"/>
+          </w:rPr>
+          <w:t xml:space="preserve">Lecture 3: CNNs</w:t>
+        </w:r>
+      </w:hyperlink>
+    </w:p>
+    <w:p>
+      <w:pPr>
+        <w:pStyle w:val="Compact"/>
+        <w:numPr>
+          <w:ilvl w:val="0"/>
+          <w:numId w:val="1018"/>
+        </w:numPr>
+      </w:pPr>
+      <w:hyperlink r:id="rId72">
+        <w:r>
+          <w:rPr>
+            <w:rStyle w:val="Hyperlink"/>
+          </w:rPr>
+          <w:t xml:space="preserve">d2l Chapter 7: CNNs</w:t>
+        </w:r>
+      </w:hyperlink>
+    </w:p>
+    <w:p>
+      <w:pPr>
+        <w:pStyle w:val="Compact"/>
+        <w:numPr>
+          <w:ilvl w:val="0"/>
+          <w:numId w:val="1018"/>
+        </w:numPr>
+      </w:pPr>
+      <w:hyperlink r:id="rId73">
+        <w:r>
+          <w:rPr>
+            <w:rStyle w:val="Hyperlink"/>
+          </w:rPr>
+          <w:t xml:space="preserve">d2l Chapter 8: CNNs</w:t>
+        </w:r>
+      </w:hyperlink>
+    </w:p>
+    <w:bookmarkEnd w:id="74"/>
+    <w:bookmarkStart w:id="78" w:name="X0d5421b3ffb76439e30e5e0a017b6c1e216bf94"/>
+    <w:p>
+      <w:pPr>
+        <w:pStyle w:val="Heading3"/>
+      </w:pPr>
+      <w:r>
+        <w:t xml:space="preserve">17.4 Lecture 4: Classification, Segmentation, AutoEncoders (10.06.2025)</w:t>
+      </w:r>
+    </w:p>
+    <w:p>
+      <w:pPr>
+        <w:pStyle w:val="Compact"/>
+        <w:numPr>
+          <w:ilvl w:val="0"/>
+          <w:numId w:val="1019"/>
+        </w:numPr>
+      </w:pPr>
+      <w:r>
+        <w:t xml:space="preserve">Lecture slides:</w:t>
+      </w:r>
+      <w:r>
+        <w:t xml:space="preserve"> </w:t>
+      </w:r>
+      <w:hyperlink r:id="rId75">
+        <w:r>
+          <w:rPr>
+            <w:rStyle w:val="Hyperlink"/>
+          </w:rPr>
+          <w:t xml:space="preserve">Lecture 4: Classification, Segmentation, AutoEncoders</w:t>
+        </w:r>
+      </w:hyperlink>
+    </w:p>
+    <w:p>
+      <w:pPr>
+        <w:pStyle w:val="Compact"/>
+        <w:numPr>
+          <w:ilvl w:val="0"/>
+          <w:numId w:val="1019"/>
+        </w:numPr>
+      </w:pPr>
+      <w:hyperlink r:id="rId76">
+        <w:r>
+          <w:rPr>
+            <w:rStyle w:val="Hyperlink"/>
+          </w:rPr>
+          <w:t xml:space="preserve">d2l Chapter 4: Classification</w:t>
+        </w:r>
+      </w:hyperlink>
+    </w:p>
+    <w:p>
+      <w:pPr>
+        <w:pStyle w:val="Compact"/>
+        <w:numPr>
+          <w:ilvl w:val="0"/>
+          <w:numId w:val="1019"/>
+        </w:numPr>
+      </w:pPr>
+      <w:hyperlink r:id="rId77">
+        <w:r>
+          <w:rPr>
+            <w:rStyle w:val="Hyperlink"/>
+          </w:rPr>
+          <w:t xml:space="preserve">d2l Chapter 14.9: Segmentation</w:t>
+        </w:r>
+      </w:hyperlink>
+    </w:p>
+    <w:p>
+      <w:pPr>
+        <w:pStyle w:val="Compact"/>
+        <w:numPr>
+          <w:ilvl w:val="0"/>
+          <w:numId w:val="1019"/>
+        </w:numPr>
+      </w:pPr>
+      <w:r>
+        <w:t xml:space="preserve">Segmentation</w:t>
+      </w:r>
+    </w:p>
+    <w:p>
+      <w:pPr>
+        <w:pStyle w:val="Compact"/>
+        <w:numPr>
+          <w:ilvl w:val="0"/>
+          <w:numId w:val="1019"/>
+        </w:numPr>
+      </w:pPr>
+      <w:r>
+        <w:t xml:space="preserve">Dimensionality Reduction</w:t>
+      </w:r>
+    </w:p>
+    <w:p>
+      <w:pPr>
+        <w:pStyle w:val="Compact"/>
+        <w:numPr>
+          <w:ilvl w:val="1"/>
+          <w:numId w:val="1020"/>
+        </w:numPr>
+      </w:pPr>
+      <w:r>
+        <w:t xml:space="preserve">PCA</w:t>
+      </w:r>
+    </w:p>
+    <w:p>
+      <w:pPr>
+        <w:pStyle w:val="Compact"/>
+        <w:numPr>
+          <w:ilvl w:val="1"/>
+          <w:numId w:val="1020"/>
+        </w:numPr>
+      </w:pPr>
+      <w:r>
+        <w:t xml:space="preserve">Autoencoder</w:t>
+      </w:r>
+    </w:p>
+    <w:p>
+      <w:pPr>
+        <w:pStyle w:val="Compact"/>
+        <w:numPr>
+          <w:ilvl w:val="1"/>
+          <w:numId w:val="1020"/>
+        </w:numPr>
+      </w:pPr>
+      <w:r>
+        <w:t xml:space="preserve">Variational Autoencoder</w:t>
+      </w:r>
+    </w:p>
+    <w:bookmarkEnd w:id="78"/>
+    <w:bookmarkStart w:id="79" w:name="X88950d2daf298223485cc0c4e29335d7e9b0f58"/>
+    <w:p>
+      <w:pPr>
+        <w:pStyle w:val="Heading3"/>
+      </w:pPr>
+      <w:r>
+        <w:t xml:space="preserve">17.5 Miniproject (10.6. - 24.6.2025) concurrent to lectures</w:t>
+      </w:r>
+    </w:p>
+    <w:p>
+      <w:pPr>
+        <w:pStyle w:val="FirstParagraph"/>
+      </w:pPr>
+      <w:r>
+        <w:t xml:space="preserve">In the miniproject, you will test multiple deep neural network architectures on one of four microscopy-related tasks.</w:t>
+      </w:r>
+      <w:r>
+        <w:t xml:space="preserve"> </w:t>
+      </w:r>
+      <w:r>
+        <w:t xml:space="preserve">You should summarize your results in a short presentation (5 minutes + 2 minutes discussion) and deliver a Jupyter Notebook with your code and results.</w:t>
+      </w:r>
+      <w:r>
+        <w:t xml:space="preserve"> </w:t>
+      </w:r>
+      <w:r>
+        <w:t xml:space="preserve">The miniproject will be graded and will count as 40% towards your final grade.</w:t>
+      </w:r>
+    </w:p>
+    <w:p>
+      <w:pPr>
+        <w:numPr>
+          <w:ilvl w:val="0"/>
+          <w:numId w:val="1021"/>
+        </w:numPr>
+      </w:pPr>
+      <w:r>
+        <w:t xml:space="preserve">Segmentation Task</w:t>
+      </w:r>
+    </w:p>
+    <w:p>
+      <w:pPr>
+        <w:numPr>
+          <w:ilvl w:val="0"/>
+          <w:numId w:val="1000"/>
+        </w:numPr>
+      </w:pPr>
+      <w:r>
+        <w:t xml:space="preserve">We will use the HRTEM dataset from</w:t>
+      </w:r>
+      <w:r>
+        <w:t xml:space="preserve"> </w:t>
+      </w:r>
+      <w:r>
+        <w:t xml:space="preserve">“A robust synthetic data generation framework for machine learning in high-resolution transmission electron microscopy (HRTEM)”</w:t>
+      </w:r>
+      <w:r>
+        <w:t xml:space="preserve"> </w:t>
+      </w:r>
+      <w:r>
+        <w:t xml:space="preserve">by</w:t>
+      </w:r>
+      <w:r>
+        <w:t xml:space="preserve"> </w:t>
+      </w:r>
+      <w:r>
+        <w:t xml:space="preserve">Rangel DaCosta et al. (2024)</w:t>
+      </w:r>
+      <w:r>
+        <w:t xml:space="preserve"> </w:t>
+      </w:r>
+      <w:r>
+        <w:t xml:space="preserve">to implement a segmentation model.</w:t>
+      </w:r>
+      <w:r>
+        <w:t xml:space="preserve"> </w:t>
+      </w:r>
+      <w:r>
+        <w:t xml:space="preserve">The goal is to segment nanoparticles in HRTEM images.</w:t>
+      </w:r>
+    </w:p>
+    <w:p>
+      <w:pPr>
+        <w:numPr>
+          <w:ilvl w:val="0"/>
+          <w:numId w:val="1000"/>
+        </w:numPr>
+      </w:pPr>
+      <w:r>
+        <w:t xml:space="preserve">Please use the article</w:t>
+      </w:r>
+      <w:r>
+        <w:t xml:space="preserve"> </w:t>
+      </w:r>
+      <w:r>
+        <w:t xml:space="preserve">“A robust synthetic data generation framework for machine learning in high-resolution transmission electron microscopy (HRTEM)”</w:t>
+      </w:r>
+      <w:r>
+        <w:t xml:space="preserve"> </w:t>
+      </w:r>
+      <w:r>
+        <w:t xml:space="preserve">by</w:t>
+      </w:r>
+      <w:r>
+        <w:t xml:space="preserve"> </w:t>
+      </w:r>
+      <w:r>
+        <w:t xml:space="preserve">Rangel DaCosta et al. (2024)</w:t>
+      </w:r>
+      <w:r>
+        <w:t xml:space="preserve"> </w:t>
+      </w:r>
+      <w:r>
+        <w:t xml:space="preserve">as a starting point for your implementation.</w:t>
+      </w:r>
+    </w:p>
+    <w:p>
+      <w:pPr>
+        <w:numPr>
+          <w:ilvl w:val="0"/>
+          <w:numId w:val="1000"/>
+        </w:numPr>
+      </w:pPr>
+      <w:r>
+        <w:t xml:space="preserve">The datast contains pairs of HRTEM images and ground truth segmentations.</w:t>
+      </w:r>
+    </w:p>
+    <w:p>
+      <w:pPr>
+        <w:numPr>
+          <w:ilvl w:val="0"/>
+          <w:numId w:val="1021"/>
+        </w:numPr>
+      </w:pPr>
+      <w:r>
+        <w:t xml:space="preserve">VAE &amp; Dimensionality Reduction</w:t>
+      </w:r>
+    </w:p>
+    <w:p>
+      <w:pPr>
+        <w:numPr>
+          <w:ilvl w:val="0"/>
+          <w:numId w:val="1000"/>
+        </w:numPr>
+      </w:pPr>
+      <w:r>
+        <w:t xml:space="preserve">We will use the dataset from</w:t>
+      </w:r>
+      <w:r>
+        <w:t xml:space="preserve"> </w:t>
+      </w:r>
+      <w:r>
+        <w:t xml:space="preserve">“Uncovering material deformations via machine learning combined with four-dimensional scanning transmission electron microscopy”</w:t>
+      </w:r>
+      <w:r>
+        <w:t xml:space="preserve"> </w:t>
+      </w:r>
+      <w:r>
+        <w:t xml:space="preserve">by</w:t>
+      </w:r>
+      <w:r>
+        <w:t xml:space="preserve"> </w:t>
+      </w:r>
+      <w:r>
+        <w:t xml:space="preserve">Shi et al. (2022)</w:t>
+      </w:r>
+      <w:r>
+        <w:t xml:space="preserve"> </w:t>
+      </w:r>
+      <w:r>
+        <w:t xml:space="preserve">to implement a dimensionality reduction model and cluster 4DSTEM data.</w:t>
+      </w:r>
+    </w:p>
+    <w:p>
+      <w:pPr>
+        <w:numPr>
+          <w:ilvl w:val="0"/>
+          <w:numId w:val="1000"/>
+        </w:numPr>
+      </w:pPr>
+      <w:r>
+        <w:t xml:space="preserve">The goal is to learn a mapping from 4DSTEM data to a lower-dimensional embedding where you can perform clustering to identify different deformation modes.</w:t>
+      </w:r>
+    </w:p>
+    <w:p>
+      <w:pPr>
+        <w:numPr>
+          <w:ilvl w:val="0"/>
+          <w:numId w:val="1000"/>
+        </w:numPr>
+      </w:pPr>
+      <w:r>
+        <w:t xml:space="preserve">Please use the article</w:t>
+      </w:r>
+      <w:r>
+        <w:t xml:space="preserve"> </w:t>
+      </w:r>
+      <w:r>
+        <w:t xml:space="preserve">“Uncovering material deformations via machine learning combined with four-dimensional scanning transmission electron microscopy”</w:t>
+      </w:r>
+      <w:r>
+        <w:t xml:space="preserve"> </w:t>
+      </w:r>
+      <w:r>
+        <w:t xml:space="preserve">by</w:t>
+      </w:r>
+      <w:r>
+        <w:t xml:space="preserve"> </w:t>
+      </w:r>
+      <w:r>
+        <w:t xml:space="preserve">Shi et al. (2022)</w:t>
+      </w:r>
+      <w:r>
+        <w:t xml:space="preserve"> </w:t>
+      </w:r>
+      <w:r>
+        <w:t xml:space="preserve">as a starting point for your implementation.</w:t>
+      </w:r>
+    </w:p>
+    <w:p>
+      <w:pPr>
+        <w:numPr>
+          <w:ilvl w:val="0"/>
+          <w:numId w:val="1021"/>
+        </w:numPr>
+      </w:pPr>
+      <w:r>
+        <w:t xml:space="preserve">Denoising</w:t>
+      </w:r>
+    </w:p>
+    <w:p>
+      <w:pPr>
+        <w:numPr>
+          <w:ilvl w:val="0"/>
+          <w:numId w:val="1000"/>
+        </w:numPr>
+      </w:pPr>
+      <w:r>
+        <w:t xml:space="preserve">We will use the dataset from</w:t>
+      </w:r>
+      <w:r>
+        <w:t xml:space="preserve"> </w:t>
+      </w:r>
+      <w:r>
+        <w:t xml:space="preserve">“Unsupervised deep denoising for four-dimensional scanning transmission electron microscopy”</w:t>
+      </w:r>
+      <w:r>
+        <w:t xml:space="preserve"> </w:t>
+      </w:r>
+      <w:r>
+        <w:t xml:space="preserve">by</w:t>
+      </w:r>
+      <w:r>
+        <w:t xml:space="preserve"> </w:t>
+      </w:r>
+      <w:r>
+        <w:t xml:space="preserve">Sadri et al. (2024)</w:t>
+      </w:r>
+      <w:r>
+        <w:t xml:space="preserve"> </w:t>
+      </w:r>
+      <w:r>
+        <w:t xml:space="preserve">to implement a denoising model for 4DSTEM data.</w:t>
+      </w:r>
+    </w:p>
+    <w:p>
+      <w:pPr>
+        <w:numPr>
+          <w:ilvl w:val="0"/>
+          <w:numId w:val="1000"/>
+        </w:numPr>
+      </w:pPr>
+      <w:r>
+        <w:t xml:space="preserve">The goal is to learn a mapping from noisy to clean 4DSTEM data.</w:t>
+      </w:r>
+    </w:p>
+    <w:p>
+      <w:pPr>
+        <w:numPr>
+          <w:ilvl w:val="0"/>
+          <w:numId w:val="1000"/>
+        </w:numPr>
+      </w:pPr>
+      <w:r>
+        <w:t xml:space="preserve">Please use the article</w:t>
+      </w:r>
+      <w:r>
+        <w:t xml:space="preserve"> </w:t>
+      </w:r>
+      <w:r>
+        <w:t xml:space="preserve">“Unsupervised deep denoising for four-dimensional scanning transmission electron microscopy”</w:t>
+      </w:r>
+      <w:r>
+        <w:t xml:space="preserve"> </w:t>
+      </w:r>
+      <w:r>
+        <w:t xml:space="preserve">by</w:t>
+      </w:r>
+      <w:r>
+        <w:t xml:space="preserve"> </w:t>
+      </w:r>
+      <w:r>
+        <w:t xml:space="preserve">Sadri et al. (2024)</w:t>
+      </w:r>
+      <w:r>
+        <w:t xml:space="preserve"> </w:t>
+      </w:r>
+      <w:r>
+        <w:t xml:space="preserve">as a starting point for your implementation.</w:t>
+      </w:r>
+    </w:p>
+    <w:p>
+      <w:pPr>
+        <w:numPr>
+          <w:ilvl w:val="0"/>
+          <w:numId w:val="1000"/>
+        </w:numPr>
+      </w:pPr>
+      <w:r>
+        <w:t xml:space="preserve">The article contains pytorch code for the model.</w:t>
+      </w:r>
+    </w:p>
+    <w:p>
+      <w:pPr>
+        <w:numPr>
+          <w:ilvl w:val="0"/>
+          <w:numId w:val="1000"/>
+        </w:numPr>
+      </w:pPr>
+      <w:r>
+        <w:t xml:space="preserve">Learn how to adapt it to your needs and try to replicate the results on the SrTiO3_High_mag_Low_dose.npy and SrTiO3_High_mag_High_dose.npy datasets.</w:t>
+      </w:r>
+    </w:p>
+    <w:p>
+      <w:pPr>
+        <w:numPr>
+          <w:ilvl w:val="0"/>
+          <w:numId w:val="1021"/>
+        </w:numPr>
+      </w:pPr>
+      <w:r>
+        <w:t xml:space="preserve">Image-to-Image Translation</w:t>
+      </w:r>
+    </w:p>
+    <w:p>
+      <w:pPr>
+        <w:numPr>
+          <w:ilvl w:val="0"/>
+          <w:numId w:val="1000"/>
+        </w:numPr>
+      </w:pPr>
+      <w:r>
+        <w:t xml:space="preserve">We will use a simulated X-ray image dataset with pairs of projected thickness and phase contrast images to implement an Image to image translation model.</w:t>
+      </w:r>
+    </w:p>
+    <w:p>
+      <w:pPr>
+        <w:numPr>
+          <w:ilvl w:val="0"/>
+          <w:numId w:val="1000"/>
+        </w:numPr>
+      </w:pPr>
+      <w:r>
+        <w:t xml:space="preserve">The goal is to learn a mapping from phase contrast images to projected thickness images.</w:t>
+      </w:r>
+    </w:p>
+    <w:p>
+      <w:pPr>
+        <w:numPr>
+          <w:ilvl w:val="0"/>
+          <w:numId w:val="1000"/>
+        </w:numPr>
+      </w:pPr>
+      <w:r>
+        <w:t xml:space="preserve">This is usually a task that is solved with multiple measurements and a physical model of the imaging process.</w:t>
+      </w:r>
+    </w:p>
+    <w:p>
+      <w:pPr>
+        <w:numPr>
+          <w:ilvl w:val="0"/>
+          <w:numId w:val="1000"/>
+        </w:numPr>
+      </w:pPr>
+      <w:r>
+        <w:t xml:space="preserve">Here we will try to learn this mapping from simulated data.</w:t>
+      </w:r>
+      <w:r>
+        <w:t xml:space="preserve"> </w:t>
+      </w:r>
+      <w:r>
+        <w:t xml:space="preserve">Please use the article</w:t>
+      </w:r>
+      <w:r>
+        <w:t xml:space="preserve"> </w:t>
+      </w:r>
+      <w:r>
+        <w:t xml:space="preserve">“Multi-resolution convolutional neural networks for inverse problems”</w:t>
+      </w:r>
+      <w:r>
+        <w:t xml:space="preserve"> </w:t>
+      </w:r>
+      <w:r>
+        <w:t xml:space="preserve">by</w:t>
+      </w:r>
+      <w:r>
+        <w:t xml:space="preserve"> </w:t>
+      </w:r>
+      <w:r>
+        <w:t xml:space="preserve">Wang et al. (2020)</w:t>
+      </w:r>
+      <w:r>
+        <w:t xml:space="preserve"> </w:t>
+      </w:r>
+      <w:r>
+        <w:t xml:space="preserve">as a starting point for your implementation.</w:t>
+      </w:r>
+    </w:p>
+    <w:bookmarkEnd w:id="79"/>
+    <w:bookmarkStart w:id="82" w:name="lecture-5-mixed-bag-24.06.2025"/>
+    <w:p>
+      <w:pPr>
+        <w:pStyle w:val="Heading3"/>
+      </w:pPr>
+      <w:r>
+        <w:t xml:space="preserve">17.6 Lecture 5: Mixed Bag (24.06.2025)</w:t>
+      </w:r>
+    </w:p>
+    <w:p>
+      <w:pPr>
+        <w:pStyle w:val="Compact"/>
+        <w:numPr>
+          <w:ilvl w:val="0"/>
+          <w:numId w:val="1022"/>
+        </w:numPr>
+      </w:pPr>
+      <w:r>
+        <w:t xml:space="preserve">Lecture slides:</w:t>
+      </w:r>
+      <w:r>
+        <w:t xml:space="preserve"> </w:t>
+      </w:r>
+      <w:hyperlink r:id="rId80">
+        <w:r>
+          <w:rPr>
+            <w:rStyle w:val="Hyperlink"/>
+          </w:rPr>
+          <w:t xml:space="preserve">Lecture 5: Advanced AutoEncoder, GANs, and more</w:t>
+        </w:r>
+      </w:hyperlink>
+    </w:p>
+    <w:p>
+      <w:pPr>
+        <w:pStyle w:val="Compact"/>
+        <w:numPr>
+          <w:ilvl w:val="0"/>
+          <w:numId w:val="1022"/>
+        </w:numPr>
+      </w:pPr>
+      <w:r>
+        <w:t xml:space="preserve">Project presentations</w:t>
+      </w:r>
+    </w:p>
+    <w:p>
+      <w:pPr>
+        <w:pStyle w:val="Compact"/>
+        <w:numPr>
+          <w:ilvl w:val="0"/>
+          <w:numId w:val="1022"/>
+        </w:numPr>
+      </w:pPr>
+      <w:r>
+        <w:t xml:space="preserve">Generative Adversarial Networks</w:t>
+      </w:r>
+      <w:r>
+        <w:t xml:space="preserve"> </w:t>
+      </w:r>
+      <w:hyperlink r:id="rId81">
+        <w:r>
+          <w:rPr>
+            <w:rStyle w:val="Hyperlink"/>
+          </w:rPr>
+          <w:t xml:space="preserve">d2l Chapter 20: Generative Adversarial Networks</w:t>
+        </w:r>
+      </w:hyperlink>
+    </w:p>
+    <w:bookmarkEnd w:id="82"/>
+    <w:bookmarkStart w:id="85" w:name="X50edf94888c450cc82f5253db116ef1d178d455"/>
+    <w:p>
+      <w:pPr>
+        <w:pStyle w:val="Heading3"/>
+      </w:pPr>
+      <w:r>
+        <w:t xml:space="preserve">17.7 Lecture 6: Gaussian Processes Introduction (01.07.2025)</w:t>
+      </w:r>
+    </w:p>
+    <w:p>
+      <w:pPr>
+        <w:pStyle w:val="Compact"/>
+        <w:numPr>
+          <w:ilvl w:val="0"/>
+          <w:numId w:val="1023"/>
+        </w:numPr>
+      </w:pPr>
+      <w:r>
+        <w:t xml:space="preserve">Lecture slides:</w:t>
+      </w:r>
+      <w:r>
+        <w:t xml:space="preserve"> </w:t>
+      </w:r>
+      <w:hyperlink r:id="rId83">
+        <w:r>
+          <w:rPr>
+            <w:rStyle w:val="Hyperlink"/>
+          </w:rPr>
+          <w:t xml:space="preserve">Lecture 6: Gaussian Processes Introduction</w:t>
+        </w:r>
+      </w:hyperlink>
+    </w:p>
+    <w:p>
+      <w:pPr>
+        <w:pStyle w:val="Compact"/>
+        <w:numPr>
+          <w:ilvl w:val="0"/>
+          <w:numId w:val="1023"/>
+        </w:numPr>
+      </w:pPr>
+      <w:r>
+        <w:t xml:space="preserve">Introduction to Gaussian Processes</w:t>
+      </w:r>
+      <w:r>
+        <w:br/>
+      </w:r>
+    </w:p>
+    <w:p>
+      <w:pPr>
+        <w:pStyle w:val="Compact"/>
+        <w:numPr>
+          <w:ilvl w:val="0"/>
+          <w:numId w:val="1023"/>
+        </w:numPr>
+      </w:pPr>
+      <w:hyperlink r:id="rId84">
+        <w:r>
+          <w:rPr>
+            <w:rStyle w:val="Hyperlink"/>
+          </w:rPr>
+          <w:t xml:space="preserve">d2l Chapter 18: Gaussian Processes</w:t>
+        </w:r>
+      </w:hyperlink>
+    </w:p>
+    <w:bookmarkEnd w:id="85"/>
+    <w:bookmarkStart w:id="87" w:name="X796b8ea8d17913761ab97d7ef006aeb34e76407"/>
+    <w:p>
+      <w:pPr>
+        <w:pStyle w:val="Heading3"/>
+      </w:pPr>
+      <w:r>
+        <w:t xml:space="preserve">17.8 Lecture 7: Gaussian Processes Applications (08.07.2025)</w:t>
+      </w:r>
+    </w:p>
+    <w:p>
+      <w:pPr>
+        <w:pStyle w:val="Compact"/>
+        <w:numPr>
+          <w:ilvl w:val="0"/>
+          <w:numId w:val="1024"/>
+        </w:numPr>
+      </w:pPr>
+      <w:r>
+        <w:t xml:space="preserve">Lecture slides:</w:t>
+      </w:r>
+      <w:r>
+        <w:t xml:space="preserve"> </w:t>
+      </w:r>
+      <w:hyperlink r:id="rId86">
+        <w:r>
+          <w:rPr>
+            <w:rStyle w:val="Hyperlink"/>
+          </w:rPr>
+          <w:t xml:space="preserve">Lecture 7: Gaussian Processes Applications</w:t>
+        </w:r>
+      </w:hyperlink>
+    </w:p>
+    <w:p>
+      <w:pPr>
+        <w:pStyle w:val="Compact"/>
+        <w:numPr>
+          <w:ilvl w:val="0"/>
+          <w:numId w:val="1024"/>
+        </w:numPr>
+      </w:pPr>
+      <w:r>
+        <w:t xml:space="preserve">Bayesian Optimization</w:t>
+      </w:r>
+    </w:p>
+    <w:p>
+      <w:pPr>
+        <w:pStyle w:val="Compact"/>
+        <w:numPr>
+          <w:ilvl w:val="0"/>
+          <w:numId w:val="1024"/>
+        </w:numPr>
+      </w:pPr>
+      <w:r>
+        <w:t xml:space="preserve">Active Learning</w:t>
+      </w:r>
+    </w:p>
+    <w:p>
+      <w:pPr>
+        <w:pStyle w:val="Compact"/>
+        <w:numPr>
+          <w:ilvl w:val="0"/>
+          <w:numId w:val="1024"/>
+        </w:numPr>
+      </w:pPr>
+      <w:r>
+        <w:t xml:space="preserve">Deep Kernel Learning</w:t>
+      </w:r>
+    </w:p>
+    <w:bookmarkEnd w:id="87"/>
+    <w:bookmarkStart w:id="89" w:name="X96c6caed4087b83c1f03dc90cb4683ae3ca1365"/>
+    <w:p>
+      <w:pPr>
+        <w:pStyle w:val="Heading3"/>
+      </w:pPr>
+      <w:r>
+        <w:t xml:space="preserve">17.9 Lecture 8: Imaging Inverse Problems 1 (15.07.2025)</w:t>
+      </w:r>
+    </w:p>
+    <w:p>
+      <w:pPr>
+        <w:pStyle w:val="Compact"/>
+        <w:numPr>
+          <w:ilvl w:val="0"/>
+          <w:numId w:val="1025"/>
+        </w:numPr>
+      </w:pPr>
+      <w:r>
+        <w:t xml:space="preserve">Lecture slides:</w:t>
+      </w:r>
+      <w:r>
+        <w:t xml:space="preserve"> </w:t>
+      </w:r>
+      <w:hyperlink r:id="rId88">
+        <w:r>
+          <w:rPr>
+            <w:rStyle w:val="Hyperlink"/>
+          </w:rPr>
+          <w:t xml:space="preserve">Lecture 8: Imaging Inverse Problems 1</w:t>
+        </w:r>
+      </w:hyperlink>
+    </w:p>
+    <w:p>
+      <w:pPr>
+        <w:pStyle w:val="Compact"/>
+        <w:numPr>
+          <w:ilvl w:val="0"/>
+          <w:numId w:val="1025"/>
+        </w:numPr>
+      </w:pPr>
+      <w:r>
+        <w:t xml:space="preserve">Imaging Inverse Problems: Introduction</w:t>
+      </w:r>
+    </w:p>
+    <w:bookmarkEnd w:id="89"/>
+    <w:bookmarkStart w:id="91" w:name="X3c54ca72acfb29821fa707ec6d89100debd75da"/>
+    <w:p>
+      <w:pPr>
+        <w:pStyle w:val="Heading3"/>
+      </w:pPr>
+      <w:r>
+        <w:t xml:space="preserve">17.10 Lecture 9: Imaging Inverse Problems 2 (22.07.2025)</w:t>
+      </w:r>
+    </w:p>
+    <w:p>
+      <w:pPr>
+        <w:pStyle w:val="Compact"/>
+        <w:numPr>
+          <w:ilvl w:val="0"/>
+          <w:numId w:val="1026"/>
+        </w:numPr>
+      </w:pPr>
+      <w:r>
+        <w:t xml:space="preserve">Lecture slides:</w:t>
+      </w:r>
+      <w:r>
+        <w:t xml:space="preserve"> </w:t>
+      </w:r>
+      <w:hyperlink r:id="rId90">
+        <w:r>
+          <w:rPr>
+            <w:rStyle w:val="Hyperlink"/>
+          </w:rPr>
+          <w:t xml:space="preserve">Lecture 9: Imaging Inverse Problems 2</w:t>
+        </w:r>
+      </w:hyperlink>
+    </w:p>
+    <w:bookmarkEnd w:id="91"/>
+    <w:bookmarkEnd w:id="92"/>
+    <w:bookmarkStart w:id="98" w:name="references"/>
     <w:p>
       <w:pPr>
         <w:pStyle w:val="Heading2"/>
       </w:pPr>
       <w:r>
-        <w:t xml:space="preserve">2 Lecture 2: Optimization, Regression, Sensor Fusion (23.10.2026)</w:t>
-      </w:r>
-    </w:p>
-    <w:p>
-      <w:pPr>
-        <w:pStyle w:val="Compact"/>
-        <w:numPr>
-          <w:ilvl w:val="0"/>
-          <w:numId w:val="1002"/>
-        </w:numPr>
-      </w:pPr>
-      <w:r>
-        <w:t xml:space="preserve">Lecture slides:</w:t>
-      </w:r>
-      <w:r>
-        <w:t xml:space="preserve"> </w:t>
-      </w:r>
-      <w:hyperlink r:id="rId24">
-        <w:r>
-          <w:rPr>
-            <w:rStyle w:val="Hyperlink"/>
-          </w:rPr>
-          <w:t xml:space="preserve">Lecture 2: Optimization, Regression, Sensor Fusion</w:t>
-        </w:r>
-      </w:hyperlink>
-    </w:p>
-    <w:p>
-      <w:pPr>
-        <w:pStyle w:val="Compact"/>
-        <w:numPr>
-          <w:ilvl w:val="0"/>
-          <w:numId w:val="1002"/>
-        </w:numPr>
-      </w:pPr>
-      <w:hyperlink r:id="rId25">
-        <w:r>
-          <w:rPr>
-            <w:rStyle w:val="Hyperlink"/>
-          </w:rPr>
-          <w:t xml:space="preserve">d2l Chapter 3: Regression</w:t>
-        </w:r>
-      </w:hyperlink>
-    </w:p>
-    <w:p>
-      <w:pPr>
-        <w:pStyle w:val="Compact"/>
-        <w:numPr>
-          <w:ilvl w:val="0"/>
-          <w:numId w:val="1002"/>
-        </w:numPr>
-      </w:pPr>
-      <w:hyperlink r:id="rId26">
-        <w:r>
-          <w:rPr>
-            <w:rStyle w:val="Hyperlink"/>
-          </w:rPr>
-          <w:t xml:space="preserve">d2l Chapter 12: Optimization</w:t>
-        </w:r>
-      </w:hyperlink>
-    </w:p>
-    <w:bookmarkEnd w:id="27"/>
-    <w:bookmarkStart w:id="31" w:name="sec-lecture3"/>
-    <w:p>
-      <w:pPr>
-        <w:pStyle w:val="Heading2"/>
-      </w:pPr>
-      <w:r>
-        <w:t xml:space="preserve">3 Lecture 3: CNNs (30.10.2026)</w:t>
-      </w:r>
-    </w:p>
-    <w:p>
-      <w:pPr>
-        <w:pStyle w:val="Compact"/>
-        <w:numPr>
-          <w:ilvl w:val="0"/>
-          <w:numId w:val="1003"/>
-        </w:numPr>
-      </w:pPr>
-      <w:r>
-        <w:t xml:space="preserve">Lecture slides:</w:t>
-      </w:r>
-      <w:r>
-        <w:t xml:space="preserve"> </w:t>
-      </w:r>
-      <w:hyperlink r:id="rId28">
-        <w:r>
-          <w:rPr>
-            <w:rStyle w:val="Hyperlink"/>
-          </w:rPr>
-          <w:t xml:space="preserve">Lecture 3: CNNs</w:t>
-        </w:r>
-      </w:hyperlink>
-    </w:p>
-    <w:p>
-      <w:pPr>
-        <w:pStyle w:val="Compact"/>
-        <w:numPr>
-          <w:ilvl w:val="0"/>
-          <w:numId w:val="1003"/>
-        </w:numPr>
-      </w:pPr>
-      <w:hyperlink r:id="rId29">
-        <w:r>
-          <w:rPr>
-            <w:rStyle w:val="Hyperlink"/>
-          </w:rPr>
-          <w:t xml:space="preserve">d2l Chapter 7: CNNs</w:t>
-        </w:r>
-      </w:hyperlink>
-    </w:p>
-    <w:p>
-      <w:pPr>
-        <w:pStyle w:val="Compact"/>
-        <w:numPr>
-          <w:ilvl w:val="0"/>
-          <w:numId w:val="1003"/>
-        </w:numPr>
-      </w:pPr>
-      <w:hyperlink r:id="rId30">
-        <w:r>
-          <w:rPr>
-            <w:rStyle w:val="Hyperlink"/>
-          </w:rPr>
-          <w:t xml:space="preserve">d2l Chapter 8: CNNs</w:t>
-        </w:r>
-      </w:hyperlink>
-    </w:p>
-    <w:bookmarkEnd w:id="31"/>
-    <w:bookmarkStart w:id="35" w:name="sec-lecture4"/>
-    <w:p>
-      <w:pPr>
-        <w:pStyle w:val="Heading2"/>
-      </w:pPr>
-      <w:r>
-        <w:t xml:space="preserve">4 Lecture 4: Classification, Segmentation, AutoEncoders (06.11.2026)</w:t>
-      </w:r>
-    </w:p>
-    <w:p>
-      <w:pPr>
-        <w:pStyle w:val="Compact"/>
-        <w:numPr>
-          <w:ilvl w:val="0"/>
-          <w:numId w:val="1004"/>
-        </w:numPr>
-      </w:pPr>
-      <w:r>
-        <w:t xml:space="preserve">Lecture slides:</w:t>
-      </w:r>
-      <w:r>
-        <w:t xml:space="preserve"> </w:t>
-      </w:r>
-      <w:hyperlink r:id="rId32">
-        <w:r>
-          <w:rPr>
-            <w:rStyle w:val="Hyperlink"/>
-          </w:rPr>
-          <w:t xml:space="preserve">Lecture 4: Classification, Segmentation, AutoEncoders</w:t>
-        </w:r>
-      </w:hyperlink>
-    </w:p>
-    <w:p>
-      <w:pPr>
-        <w:pStyle w:val="Compact"/>
-        <w:numPr>
-          <w:ilvl w:val="0"/>
-          <w:numId w:val="1004"/>
-        </w:numPr>
-      </w:pPr>
-      <w:hyperlink r:id="rId33">
-        <w:r>
-          <w:rPr>
-            <w:rStyle w:val="Hyperlink"/>
-          </w:rPr>
-          <w:t xml:space="preserve">d2l Chapter 4: Classification</w:t>
-        </w:r>
-      </w:hyperlink>
-    </w:p>
-    <w:p>
-      <w:pPr>
-        <w:pStyle w:val="Compact"/>
-        <w:numPr>
-          <w:ilvl w:val="0"/>
-          <w:numId w:val="1004"/>
-        </w:numPr>
-      </w:pPr>
-      <w:hyperlink r:id="rId34">
-        <w:r>
-          <w:rPr>
-            <w:rStyle w:val="Hyperlink"/>
-          </w:rPr>
-          <w:t xml:space="preserve">d2l Chapter 14.9: Segmentation</w:t>
-        </w:r>
-      </w:hyperlink>
-    </w:p>
-    <w:p>
-      <w:pPr>
-        <w:pStyle w:val="Compact"/>
-        <w:numPr>
-          <w:ilvl w:val="0"/>
-          <w:numId w:val="1004"/>
-        </w:numPr>
-      </w:pPr>
-      <w:r>
-        <w:t xml:space="preserve">Segmentation</w:t>
-      </w:r>
-    </w:p>
-    <w:p>
-      <w:pPr>
-        <w:pStyle w:val="Compact"/>
-        <w:numPr>
-          <w:ilvl w:val="0"/>
-          <w:numId w:val="1004"/>
-        </w:numPr>
-      </w:pPr>
-      <w:r>
-        <w:t xml:space="preserve">Dimensionality Reduction</w:t>
-      </w:r>
-    </w:p>
-    <w:p>
-      <w:pPr>
-        <w:pStyle w:val="Compact"/>
-        <w:numPr>
-          <w:ilvl w:val="1"/>
-          <w:numId w:val="1005"/>
-        </w:numPr>
-      </w:pPr>
-      <w:r>
-        <w:t xml:space="preserve">PCA</w:t>
-      </w:r>
-    </w:p>
-    <w:p>
-      <w:pPr>
-        <w:pStyle w:val="Compact"/>
-        <w:numPr>
-          <w:ilvl w:val="1"/>
-          <w:numId w:val="1005"/>
-        </w:numPr>
-      </w:pPr>
-      <w:r>
-        <w:t xml:space="preserve">Autoencoder</w:t>
-      </w:r>
-    </w:p>
-    <w:p>
-      <w:pPr>
-        <w:pStyle w:val="Compact"/>
-        <w:numPr>
-          <w:ilvl w:val="1"/>
-          <w:numId w:val="1005"/>
-        </w:numPr>
-      </w:pPr>
-      <w:r>
-        <w:t xml:space="preserve">Variational Autoencoder</w:t>
-      </w:r>
-    </w:p>
-    <w:bookmarkEnd w:id="35"/>
-    <w:bookmarkStart w:id="36" w:name="sec-lecture5"/>
-    <w:p>
-      <w:pPr>
-        <w:pStyle w:val="Heading2"/>
-      </w:pPr>
-      <w:r>
-        <w:t xml:space="preserve">5 Miniproject (13.11. - 27.11.2026) concurrent to lectures</w:t>
-      </w:r>
-    </w:p>
-    <w:p>
-      <w:pPr>
-        <w:pStyle w:val="FirstParagraph"/>
-      </w:pPr>
-      <w:r>
-        <w:t xml:space="preserve">In the miniproject, you will test multiple deep neural network architectures on one of four microscopy-related tasks.</w:t>
-      </w:r>
-      <w:r>
-        <w:t xml:space="preserve"> </w:t>
-      </w:r>
-      <w:r>
-        <w:t xml:space="preserve">You should summarize your results in a short presentation (5 minutes + 2 minutes discussion) and deliver a Jupyter Notebook with your code and results.</w:t>
-      </w:r>
-      <w:r>
-        <w:t xml:space="preserve"> </w:t>
-      </w:r>
-      <w:r>
-        <w:t xml:space="preserve">The miniproject will be graded and will count as 40% towards your final grade.</w:t>
-      </w:r>
-    </w:p>
-    <w:p>
-      <w:pPr>
-        <w:numPr>
-          <w:ilvl w:val="0"/>
-          <w:numId w:val="1006"/>
-        </w:numPr>
-      </w:pPr>
-      <w:r>
-        <w:t xml:space="preserve">Segmentation Task</w:t>
-      </w:r>
-    </w:p>
-    <w:p>
-      <w:pPr>
-        <w:numPr>
-          <w:ilvl w:val="0"/>
-          <w:numId w:val="1000"/>
-        </w:numPr>
-      </w:pPr>
-      <w:r>
-        <w:t xml:space="preserve">We will use the HRTEM dataset from</w:t>
-      </w:r>
-      <w:r>
-        <w:t xml:space="preserve"> </w:t>
-      </w:r>
-      <w:r>
-        <w:t xml:space="preserve">“A robust synthetic data generation framework for machine learning in high-resolution transmission electron microscopy (HRTEM)”</w:t>
-      </w:r>
-      <w:r>
-        <w:t xml:space="preserve"> </w:t>
-      </w:r>
-      <w:r>
-        <w:t xml:space="preserve">by</w:t>
-      </w:r>
-      <w:r>
-        <w:t xml:space="preserve"> </w:t>
-      </w:r>
-      <w:r>
-        <w:t xml:space="preserve">Rangel DaCosta et al. (2024)</w:t>
-      </w:r>
-      <w:r>
-        <w:t xml:space="preserve"> </w:t>
-      </w:r>
-      <w:r>
-        <w:t xml:space="preserve">to implement a segmentation model.</w:t>
-      </w:r>
-      <w:r>
-        <w:t xml:space="preserve"> </w:t>
-      </w:r>
-      <w:r>
-        <w:t xml:space="preserve">The goal is to segment nanoparticles in HRTEM images.</w:t>
-      </w:r>
-    </w:p>
-    <w:p>
-      <w:pPr>
-        <w:numPr>
-          <w:ilvl w:val="0"/>
-          <w:numId w:val="1000"/>
-        </w:numPr>
-      </w:pPr>
-      <w:r>
-        <w:t xml:space="preserve">Please use the article</w:t>
-      </w:r>
-      <w:r>
-        <w:t xml:space="preserve"> </w:t>
-      </w:r>
-      <w:r>
-        <w:t xml:space="preserve">“A robust synthetic data generation framework for machine learning in high-resolution transmission electron microscopy (HRTEM)”</w:t>
-      </w:r>
-      <w:r>
-        <w:t xml:space="preserve"> </w:t>
-      </w:r>
-      <w:r>
-        <w:t xml:space="preserve">by</w:t>
-      </w:r>
-      <w:r>
-        <w:t xml:space="preserve"> </w:t>
-      </w:r>
-      <w:r>
-        <w:t xml:space="preserve">Rangel DaCosta et al. (2024)</w:t>
-      </w:r>
-      <w:r>
-        <w:t xml:space="preserve"> </w:t>
-      </w:r>
-      <w:r>
-        <w:t xml:space="preserve">as a starting point for your implementation.</w:t>
-      </w:r>
-    </w:p>
-    <w:p>
-      <w:pPr>
-        <w:numPr>
-          <w:ilvl w:val="0"/>
-          <w:numId w:val="1000"/>
-        </w:numPr>
-      </w:pPr>
-      <w:r>
-        <w:t xml:space="preserve">The datast contains pairs of HRTEM images and ground truth segmentations.</w:t>
-      </w:r>
-    </w:p>
-    <w:p>
-      <w:pPr>
-        <w:numPr>
-          <w:ilvl w:val="0"/>
-          <w:numId w:val="1006"/>
-        </w:numPr>
-      </w:pPr>
-      <w:r>
-        <w:t xml:space="preserve">VAE &amp; Dimensionality Reduction</w:t>
-      </w:r>
-    </w:p>
-    <w:p>
-      <w:pPr>
-        <w:numPr>
-          <w:ilvl w:val="0"/>
-          <w:numId w:val="1000"/>
-        </w:numPr>
-      </w:pPr>
-      <w:r>
-        <w:t xml:space="preserve">We will use the dataset from</w:t>
-      </w:r>
-      <w:r>
-        <w:t xml:space="preserve"> </w:t>
-      </w:r>
-      <w:r>
-        <w:t xml:space="preserve">“Uncovering material deformations via machine learning combined with four-dimensional scanning transmission electron microscopy”</w:t>
-      </w:r>
-      <w:r>
-        <w:t xml:space="preserve"> </w:t>
-      </w:r>
-      <w:r>
-        <w:t xml:space="preserve">by</w:t>
-      </w:r>
-      <w:r>
-        <w:t xml:space="preserve"> </w:t>
-      </w:r>
-      <w:r>
-        <w:t xml:space="preserve">Shi et al. (2022)</w:t>
-      </w:r>
-      <w:r>
-        <w:t xml:space="preserve"> </w:t>
-      </w:r>
-      <w:r>
-        <w:t xml:space="preserve">to implement a dimensionality reduction model and cluster 4DSTEM data.</w:t>
-      </w:r>
-    </w:p>
-    <w:p>
-      <w:pPr>
-        <w:numPr>
-          <w:ilvl w:val="0"/>
-          <w:numId w:val="1000"/>
-        </w:numPr>
-      </w:pPr>
-      <w:r>
-        <w:t xml:space="preserve">The goal is to learn a mapping from 4DSTEM data to a lower-dimensional embedding where you can perform clustering to identify different deformation modes.</w:t>
-      </w:r>
-    </w:p>
-    <w:p>
-      <w:pPr>
-        <w:numPr>
-          <w:ilvl w:val="0"/>
-          <w:numId w:val="1000"/>
-        </w:numPr>
-      </w:pPr>
-      <w:r>
-        <w:t xml:space="preserve">Please use the article</w:t>
-      </w:r>
-      <w:r>
-        <w:t xml:space="preserve"> </w:t>
-      </w:r>
-      <w:r>
-        <w:t xml:space="preserve">“Uncovering material deformations via machine learning combined with four-dimensional scanning transmission electron microscopy”</w:t>
-      </w:r>
-      <w:r>
-        <w:t xml:space="preserve"> </w:t>
-      </w:r>
-      <w:r>
-        <w:t xml:space="preserve">by</w:t>
-      </w:r>
-      <w:r>
-        <w:t xml:space="preserve"> </w:t>
-      </w:r>
-      <w:r>
-        <w:t xml:space="preserve">Shi et al. (2022)</w:t>
-      </w:r>
-      <w:r>
-        <w:t xml:space="preserve"> </w:t>
-      </w:r>
-      <w:r>
-        <w:t xml:space="preserve">as a starting point for your implementation.</w:t>
-      </w:r>
-    </w:p>
-    <w:p>
-      <w:pPr>
-        <w:numPr>
-          <w:ilvl w:val="0"/>
-          <w:numId w:val="1006"/>
-        </w:numPr>
-      </w:pPr>
-      <w:r>
-        <w:t xml:space="preserve">Denoising</w:t>
-      </w:r>
-    </w:p>
-    <w:p>
-      <w:pPr>
-        <w:numPr>
-          <w:ilvl w:val="0"/>
-          <w:numId w:val="1000"/>
-        </w:numPr>
-      </w:pPr>
-      <w:r>
-        <w:t xml:space="preserve">We will use the dataset from</w:t>
-      </w:r>
-      <w:r>
-        <w:t xml:space="preserve"> </w:t>
-      </w:r>
-      <w:r>
-        <w:t xml:space="preserve">“Unsupervised deep denoising for four-dimensional scanning transmission electron microscopy”</w:t>
-      </w:r>
-      <w:r>
-        <w:t xml:space="preserve"> </w:t>
-      </w:r>
-      <w:r>
-        <w:t xml:space="preserve">by</w:t>
-      </w:r>
-      <w:r>
-        <w:t xml:space="preserve"> </w:t>
-      </w:r>
-      <w:r>
-        <w:t xml:space="preserve">Sadri et al. (2024)</w:t>
-      </w:r>
-      <w:r>
-        <w:t xml:space="preserve"> </w:t>
-      </w:r>
-      <w:r>
-        <w:t xml:space="preserve">to implement a denoising model for 4DSTEM data.</w:t>
-      </w:r>
-    </w:p>
-    <w:p>
-      <w:pPr>
-        <w:numPr>
-          <w:ilvl w:val="0"/>
-          <w:numId w:val="1000"/>
-        </w:numPr>
-      </w:pPr>
-      <w:r>
-        <w:t xml:space="preserve">The goal is to learn a mapping from noisy to clean 4DSTEM data.</w:t>
-      </w:r>
-    </w:p>
-    <w:p>
-      <w:pPr>
-        <w:numPr>
-          <w:ilvl w:val="0"/>
-          <w:numId w:val="1000"/>
-        </w:numPr>
-      </w:pPr>
-      <w:r>
-        <w:t xml:space="preserve">Please use the article</w:t>
-      </w:r>
-      <w:r>
-        <w:t xml:space="preserve"> </w:t>
-      </w:r>
-      <w:r>
-        <w:t xml:space="preserve">“Unsupervised deep denoising for four-dimensional scanning transmission electron microscopy”</w:t>
-      </w:r>
-      <w:r>
-        <w:t xml:space="preserve"> </w:t>
-      </w:r>
-      <w:r>
-        <w:t xml:space="preserve">by</w:t>
-      </w:r>
-      <w:r>
-        <w:t xml:space="preserve"> </w:t>
-      </w:r>
-      <w:r>
-        <w:t xml:space="preserve">Sadri et al. (2024)</w:t>
-      </w:r>
-      <w:r>
-        <w:t xml:space="preserve"> </w:t>
-      </w:r>
-      <w:r>
-        <w:t xml:space="preserve">as a starting point for your implementation.</w:t>
-      </w:r>
-    </w:p>
-    <w:p>
-      <w:pPr>
-        <w:numPr>
-          <w:ilvl w:val="0"/>
-          <w:numId w:val="1000"/>
-        </w:numPr>
-      </w:pPr>
-      <w:r>
-        <w:t xml:space="preserve">The article contains pytorch code for the model.</w:t>
-      </w:r>
-    </w:p>
-    <w:p>
-      <w:pPr>
-        <w:numPr>
-          <w:ilvl w:val="0"/>
-          <w:numId w:val="1000"/>
-        </w:numPr>
-      </w:pPr>
-      <w:r>
-        <w:t xml:space="preserve">Learn how to adapt it to your needs and try to replicate the results on the SrTiO3_High_mag_Low_dose.npy and SrTiO3_High_mag_High_dose.npy datasets.</w:t>
-      </w:r>
-    </w:p>
-    <w:p>
-      <w:pPr>
-        <w:numPr>
-          <w:ilvl w:val="0"/>
-          <w:numId w:val="1006"/>
-        </w:numPr>
-      </w:pPr>
-      <w:r>
-        <w:t xml:space="preserve">Image-to-Image Translation</w:t>
-      </w:r>
-    </w:p>
-    <w:p>
-      <w:pPr>
-        <w:numPr>
-          <w:ilvl w:val="0"/>
-          <w:numId w:val="1000"/>
-        </w:numPr>
-      </w:pPr>
-      <w:r>
-        <w:t xml:space="preserve">We will use a simulated X-ray image dataset with pairs of projected thickness and phase contrast images to implement an Image to image translation model.</w:t>
-      </w:r>
-    </w:p>
-    <w:p>
-      <w:pPr>
-        <w:numPr>
-          <w:ilvl w:val="0"/>
-          <w:numId w:val="1000"/>
-        </w:numPr>
-      </w:pPr>
-      <w:r>
-        <w:t xml:space="preserve">The goal is to learn a mapping from phase contrast images to projected thickness images.</w:t>
-      </w:r>
-    </w:p>
-    <w:p>
-      <w:pPr>
-        <w:numPr>
-          <w:ilvl w:val="0"/>
-          <w:numId w:val="1000"/>
-        </w:numPr>
-      </w:pPr>
-      <w:r>
-        <w:t xml:space="preserve">This is usually a task that is solved with multiple measurements and a physical model of the imaging process.</w:t>
-      </w:r>
-    </w:p>
-    <w:p>
-      <w:pPr>
-        <w:numPr>
-          <w:ilvl w:val="0"/>
-          <w:numId w:val="1000"/>
-        </w:numPr>
-      </w:pPr>
-      <w:r>
-        <w:t xml:space="preserve">Here we will try to learn this mapping from simulated data.</w:t>
-      </w:r>
-      <w:r>
-        <w:t xml:space="preserve"> </w:t>
-      </w:r>
-      <w:r>
-        <w:t xml:space="preserve">Please use the article</w:t>
-      </w:r>
-      <w:r>
-        <w:t xml:space="preserve"> </w:t>
-      </w:r>
-      <w:r>
-        <w:t xml:space="preserve">“Multi-resolution convolutional neural networks for inverse problems”</w:t>
-      </w:r>
-      <w:r>
-        <w:t xml:space="preserve"> </w:t>
-      </w:r>
-      <w:r>
-        <w:t xml:space="preserve">by</w:t>
-      </w:r>
-      <w:r>
-        <w:t xml:space="preserve"> </w:t>
-      </w:r>
-      <w:r>
-        <w:t xml:space="preserve">Wang et al. (2020)</w:t>
-      </w:r>
-      <w:r>
-        <w:t xml:space="preserve"> </w:t>
-      </w:r>
-      <w:r>
-        <w:t xml:space="preserve">as a starting point for your implementation.</w:t>
-      </w:r>
-    </w:p>
-    <w:bookmarkEnd w:id="36"/>
-    <w:bookmarkStart w:id="38" w:name="sec-lecture6"/>
-    <w:p>
-      <w:pPr>
-        <w:pStyle w:val="Heading2"/>
-      </w:pPr>
-      <w:r>
-        <w:t xml:space="preserve">6 Lecture 5: Mixed Bag (04.12.2026)</w:t>
-      </w:r>
-    </w:p>
-    <w:p>
-      <w:pPr>
-        <w:pStyle w:val="Compact"/>
-        <w:numPr>
-          <w:ilvl w:val="0"/>
-          <w:numId w:val="1007"/>
-        </w:numPr>
-      </w:pPr>
-      <w:r>
-        <w:t xml:space="preserve">Lecture slides:</w:t>
-      </w:r>
-      <w:r>
-        <w:t xml:space="preserve"> </w:t>
-      </w:r>
-      <w:hyperlink r:id="rId37">
-        <w:r>
-          <w:rPr>
-            <w:rStyle w:val="Hyperlink"/>
-          </w:rPr>
-          <w:t xml:space="preserve">Lecture 5: Advanced AutoEncoder, GANs, and more</w:t>
-        </w:r>
-      </w:hyperlink>
-    </w:p>
-    <w:p>
-      <w:pPr>
-        <w:pStyle w:val="Compact"/>
-        <w:numPr>
-          <w:ilvl w:val="0"/>
-          <w:numId w:val="1007"/>
-        </w:numPr>
-      </w:pPr>
-      <w:r>
-        <w:t xml:space="preserve">Project presentations</w:t>
-      </w:r>
-    </w:p>
-    <w:p>
-      <w:pPr>
-        <w:pStyle w:val="Compact"/>
-        <w:numPr>
-          <w:ilvl w:val="0"/>
-          <w:numId w:val="1007"/>
-        </w:numPr>
-      </w:pPr>
-      <w:r>
-        <w:t xml:space="preserve">Generative Adversarial Networks</w:t>
-      </w:r>
-    </w:p>
-    <w:bookmarkEnd w:id="38"/>
-    <w:bookmarkStart w:id="40" w:name="sec-lecture7"/>
-    <w:p>
-      <w:pPr>
-        <w:pStyle w:val="Heading2"/>
-      </w:pPr>
-      <w:r>
-        <w:t xml:space="preserve">7 Lecture 6: Gaussian Processes Introduction (11.12.2026)</w:t>
-      </w:r>
-    </w:p>
-    <w:p>
-      <w:pPr>
-        <w:pStyle w:val="Compact"/>
-        <w:numPr>
-          <w:ilvl w:val="0"/>
-          <w:numId w:val="1008"/>
-        </w:numPr>
-      </w:pPr>
-      <w:r>
-        <w:t xml:space="preserve">Lecture slides:</w:t>
-      </w:r>
-      <w:r>
-        <w:t xml:space="preserve"> </w:t>
-      </w:r>
-      <w:hyperlink r:id="rId39">
-        <w:r>
-          <w:rPr>
-            <w:rStyle w:val="Hyperlink"/>
-          </w:rPr>
-          <w:t xml:space="preserve">Lecture 6: Gaussian Processes Introduction</w:t>
-        </w:r>
-      </w:hyperlink>
-    </w:p>
-    <w:p>
-      <w:pPr>
-        <w:pStyle w:val="Compact"/>
-        <w:numPr>
-          <w:ilvl w:val="0"/>
-          <w:numId w:val="1008"/>
-        </w:numPr>
-      </w:pPr>
-      <w:r>
-        <w:t xml:space="preserve">Introduction to Gaussian Processes</w:t>
-      </w:r>
-    </w:p>
-    <w:bookmarkEnd w:id="40"/>
-    <w:bookmarkStart w:id="41" w:name="sec-lecture7b"/>
-    <w:p>
-      <w:pPr>
-        <w:pStyle w:val="Heading2"/>
-      </w:pPr>
-      <w:r>
-        <w:t xml:space="preserve">8 Lecture 6b: TBD (18.12.2026)</w:t>
-      </w:r>
-    </w:p>
-    <w:p>
-      <w:pPr>
-        <w:pStyle w:val="Compact"/>
-        <w:numPr>
-          <w:ilvl w:val="0"/>
-          <w:numId w:val="1009"/>
-        </w:numPr>
-      </w:pPr>
-      <w:r>
-        <w:t xml:space="preserve">Topic to be confirmed</w:t>
-      </w:r>
-    </w:p>
-    <w:bookmarkEnd w:id="41"/>
-    <w:bookmarkStart w:id="43" w:name="sec-lecture8"/>
-    <w:p>
-      <w:pPr>
-        <w:pStyle w:val="Heading2"/>
-      </w:pPr>
-      <w:r>
-        <w:t xml:space="preserve">9 Lecture 7: Gaussian Processes Applications (08.01.2027)</w:t>
-      </w:r>
-    </w:p>
-    <w:p>
-      <w:pPr>
-        <w:pStyle w:val="Compact"/>
-        <w:numPr>
-          <w:ilvl w:val="0"/>
-          <w:numId w:val="1010"/>
-        </w:numPr>
-      </w:pPr>
-      <w:r>
-        <w:t xml:space="preserve">Lecture slides:</w:t>
-      </w:r>
-      <w:r>
-        <w:t xml:space="preserve"> </w:t>
-      </w:r>
-      <w:hyperlink r:id="rId42">
-        <w:r>
-          <w:rPr>
-            <w:rStyle w:val="Hyperlink"/>
-          </w:rPr>
-          <w:t xml:space="preserve">Lecture 7: Gaussian Processes Applications</w:t>
-        </w:r>
-      </w:hyperlink>
-    </w:p>
-    <w:p>
-      <w:pPr>
-        <w:pStyle w:val="Compact"/>
-        <w:numPr>
-          <w:ilvl w:val="0"/>
-          <w:numId w:val="1010"/>
-        </w:numPr>
-      </w:pPr>
-      <w:r>
-        <w:t xml:space="preserve">Bayesian Optimization</w:t>
-      </w:r>
-    </w:p>
-    <w:p>
-      <w:pPr>
-        <w:pStyle w:val="Compact"/>
-        <w:numPr>
-          <w:ilvl w:val="0"/>
-          <w:numId w:val="1010"/>
-        </w:numPr>
-      </w:pPr>
-      <w:r>
-        <w:t xml:space="preserve">Active Learning</w:t>
-      </w:r>
-    </w:p>
-    <w:p>
-      <w:pPr>
-        <w:pStyle w:val="Compact"/>
-        <w:numPr>
-          <w:ilvl w:val="0"/>
-          <w:numId w:val="1010"/>
-        </w:numPr>
-      </w:pPr>
-      <w:r>
-        <w:t xml:space="preserve">Deep Kernel Learning</w:t>
-      </w:r>
-    </w:p>
-    <w:bookmarkEnd w:id="43"/>
-    <w:bookmarkStart w:id="45" w:name="sec-lecture9"/>
-    <w:p>
-      <w:pPr>
-        <w:pStyle w:val="Heading2"/>
-      </w:pPr>
-      <w:r>
-        <w:t xml:space="preserve">10 Lecture 8: Imaging Inverse Problems 1 (15.01.2027)</w:t>
-      </w:r>
-    </w:p>
-    <w:p>
-      <w:pPr>
-        <w:pStyle w:val="Compact"/>
-        <w:numPr>
-          <w:ilvl w:val="0"/>
-          <w:numId w:val="1011"/>
-        </w:numPr>
-      </w:pPr>
-      <w:r>
-        <w:t xml:space="preserve">Lecture slides:</w:t>
-      </w:r>
-      <w:r>
-        <w:t xml:space="preserve"> </w:t>
-      </w:r>
-      <w:hyperlink r:id="rId44">
-        <w:r>
-          <w:rPr>
-            <w:rStyle w:val="Hyperlink"/>
-          </w:rPr>
-          <w:t xml:space="preserve">Lecture 8: Imaging Inverse Problems 1</w:t>
-        </w:r>
-      </w:hyperlink>
-    </w:p>
-    <w:p>
-      <w:pPr>
-        <w:pStyle w:val="Compact"/>
-        <w:numPr>
-          <w:ilvl w:val="0"/>
-          <w:numId w:val="1011"/>
-        </w:numPr>
-      </w:pPr>
-      <w:r>
-        <w:t xml:space="preserve">Imaging Inverse Problems: Introduction</w:t>
-      </w:r>
-    </w:p>
-    <w:bookmarkEnd w:id="45"/>
-    <w:bookmarkStart w:id="47" w:name="sec-lecture10"/>
-    <w:p>
-      <w:pPr>
-        <w:pStyle w:val="Heading2"/>
-      </w:pPr>
-      <w:r>
-        <w:t xml:space="preserve">11 Lecture 9: Imaging Inverse Problems 2 (22.01.2027)</w:t>
-      </w:r>
-    </w:p>
-    <w:p>
-      <w:pPr>
-        <w:pStyle w:val="Compact"/>
-        <w:numPr>
-          <w:ilvl w:val="0"/>
-          <w:numId w:val="1012"/>
-        </w:numPr>
-      </w:pPr>
-      <w:r>
-        <w:t xml:space="preserve">Lecture slides:</w:t>
-      </w:r>
-      <w:r>
-        <w:t xml:space="preserve"> </w:t>
-      </w:r>
-      <w:hyperlink r:id="rId46">
-        <w:r>
-          <w:rPr>
-            <w:rStyle w:val="Hyperlink"/>
-          </w:rPr>
-          <w:t xml:space="preserve">Lecture 9: Imaging Inverse Problems 2</w:t>
-        </w:r>
-      </w:hyperlink>
-    </w:p>
-    <w:p>
-      <w:pPr>
-        <w:pStyle w:val="Compact"/>
-        <w:numPr>
-          <w:ilvl w:val="0"/>
-          <w:numId w:val="1012"/>
-        </w:numPr>
-      </w:pPr>
-      <w:r>
-        <w:t xml:space="preserve">Imaging Inverse Problems: Applications</w:t>
-      </w:r>
-    </w:p>
-    <w:bookmarkEnd w:id="47"/>
-    <w:bookmarkStart w:id="48" w:name="sec-lecture11"/>
-    <w:p>
-      <w:pPr>
-        <w:pStyle w:val="Heading2"/>
-      </w:pPr>
-      <w:r>
-        <w:t xml:space="preserve">12 Lecture 9: TBD (29.01.2027)</w:t>
-      </w:r>
-    </w:p>
-    <w:p>
-      <w:pPr>
-        <w:pStyle w:val="Compact"/>
-        <w:numPr>
-          <w:ilvl w:val="0"/>
-          <w:numId w:val="1013"/>
-        </w:numPr>
-      </w:pPr>
-      <w:r>
-        <w:t xml:space="preserve">Repetition and Preparation for the Exam</w:t>
-      </w:r>
-    </w:p>
-    <w:bookmarkEnd w:id="48"/>
-    <w:bookmarkStart w:id="49" w:name="sec-lecture12"/>
-    <w:p>
-      <w:pPr>
-        <w:pStyle w:val="Heading2"/>
-      </w:pPr>
-      <w:r>
-        <w:t xml:space="preserve">13 Lecture 10: Repetition (05.02.2027)</w:t>
-      </w:r>
-    </w:p>
-    <w:bookmarkEnd w:id="49"/>
-    <w:bookmarkStart w:id="55" w:name="references"/>
-    <w:p>
-      <w:pPr>
-        <w:pStyle w:val="Heading2"/>
-      </w:pPr>
-      <w:r>
         <w:t xml:space="preserve">References</w:t>
       </w:r>
     </w:p>
-    <w:bookmarkStart w:id="54" w:name="refs"/>
-    <w:bookmarkStart w:id="50" w:name="ref-rangel2024robust"/>
+    <w:bookmarkStart w:id="97" w:name="refs"/>
+    <w:bookmarkStart w:id="93" w:name="ref-rangel2024robust"/>
     <w:p>
       <w:pPr>
         <w:pStyle w:val="Bibliography"/>
@@ -1299,8 +2406,8 @@
         <w:t xml:space="preserve">10 (1): 165.</w:t>
       </w:r>
     </w:p>
-    <w:bookmarkEnd w:id="50"/>
-    <w:bookmarkStart w:id="51" w:name="ref-sadri2024unsupervised"/>
+    <w:bookmarkEnd w:id="93"/>
+    <w:bookmarkStart w:id="94" w:name="ref-sadri2024unsupervised"/>
     <w:p>
       <w:pPr>
         <w:pStyle w:val="Bibliography"/>
@@ -1331,8 +2438,8 @@
         <w:t xml:space="preserve">10 (1): 243.</w:t>
       </w:r>
     </w:p>
-    <w:bookmarkEnd w:id="51"/>
-    <w:bookmarkStart w:id="52" w:name="ref-shi2022uncovering"/>
+    <w:bookmarkEnd w:id="94"/>
+    <w:bookmarkStart w:id="95" w:name="ref-shi2022uncovering"/>
     <w:p>
       <w:pPr>
         <w:pStyle w:val="Bibliography"/>
@@ -1363,8 +2470,8 @@
         <w:t xml:space="preserve">8 (1): 114.</w:t>
       </w:r>
     </w:p>
-    <w:bookmarkEnd w:id="52"/>
-    <w:bookmarkStart w:id="53" w:name="ref-wang2020multi"/>
+    <w:bookmarkEnd w:id="95"/>
+    <w:bookmarkStart w:id="96" w:name="ref-wang2020multi"/>
     <w:p>
       <w:pPr>
         <w:pStyle w:val="Bibliography"/>
@@ -1395,9 +2502,9 @@
         <w:t xml:space="preserve">10 (1): 5730.</w:t>
       </w:r>
     </w:p>
-    <w:bookmarkEnd w:id="53"/>
-    <w:bookmarkEnd w:id="54"/>
-    <w:bookmarkEnd w:id="55"/>
+    <w:bookmarkEnd w:id="96"/>
+    <w:bookmarkEnd w:id="97"/>
+    <w:bookmarkEnd w:id="98"/>
     <w:sectPr>
       <w:footnotePr>
         <w:numRestart w:val="eachSect"/>
@@ -1715,6 +2822,51 @@
     <w:abstractNumId w:val="991"/>
   </w:num>
   <w:num w:numId="1006">
+    <w:abstractNumId w:val="991"/>
+  </w:num>
+  <w:num w:numId="1007">
+    <w:abstractNumId w:val="991"/>
+  </w:num>
+  <w:num w:numId="1008">
+    <w:abstractNumId w:val="991"/>
+  </w:num>
+  <w:num w:numId="1009">
+    <w:abstractNumId w:val="991"/>
+  </w:num>
+  <w:num w:numId="1010">
+    <w:abstractNumId w:val="991"/>
+  </w:num>
+  <w:num w:numId="1011">
+    <w:abstractNumId w:val="991"/>
+  </w:num>
+  <w:num w:numId="1012">
+    <w:abstractNumId w:val="991"/>
+  </w:num>
+  <w:num w:numId="1013">
+    <w:abstractNumId w:val="991"/>
+  </w:num>
+  <w:num w:numId="1014">
+    <w:abstractNumId w:val="991"/>
+  </w:num>
+  <w:num w:numId="1015">
+    <w:abstractNumId w:val="991"/>
+  </w:num>
+  <w:num w:numId="1016">
+    <w:abstractNumId w:val="991"/>
+  </w:num>
+  <w:num w:numId="1017">
+    <w:abstractNumId w:val="991"/>
+  </w:num>
+  <w:num w:numId="1018">
+    <w:abstractNumId w:val="991"/>
+  </w:num>
+  <w:num w:numId="1019">
+    <w:abstractNumId w:val="991"/>
+  </w:num>
+  <w:num w:numId="1020">
+    <w:abstractNumId w:val="991"/>
+  </w:num>
+  <w:num w:numId="1021">
     <w:abstractNumId w:val="99411"/>
     <w:lvlOverride w:ilvl="0">
       <w:startOverride w:val="1"/>
@@ -1744,25 +2896,19 @@
       <w:startOverride w:val="1"/>
     </w:lvlOverride>
   </w:num>
-  <w:num w:numId="1007">
+  <w:num w:numId="1022">
     <w:abstractNumId w:val="991"/>
   </w:num>
-  <w:num w:numId="1008">
+  <w:num w:numId="1023">
     <w:abstractNumId w:val="991"/>
   </w:num>
-  <w:num w:numId="1009">
+  <w:num w:numId="1024">
     <w:abstractNumId w:val="991"/>
   </w:num>
-  <w:num w:numId="1010">
+  <w:num w:numId="1025">
     <w:abstractNumId w:val="991"/>
   </w:num>
-  <w:num w:numId="1011">
-    <w:abstractNumId w:val="991"/>
-  </w:num>
-  <w:num w:numId="1012">
-    <w:abstractNumId w:val="991"/>
-  </w:num>
-  <w:num w:numId="1013">
+  <w:num w:numId="1026">
     <w:abstractNumId w:val="991"/>
   </w:num>
 </w:numbering>

--- a/index.docx
+++ b/index.docx
@@ -267,7 +267,7 @@
         <w:pStyle w:val="Heading2"/>
       </w:pPr>
       <w:r>
-        <w:t xml:space="preserve">2 Week 1: Python crash course &amp; the EM data deluge (16.10.2026)</w:t>
+        <w:t xml:space="preserve">2 Week 1: Python crash course &amp; the EM data deluge (23.10.2026)</w:t>
       </w:r>
     </w:p>
     <w:p>
@@ -341,7 +341,7 @@
         <w:pStyle w:val="Heading2"/>
       </w:pPr>
       <w:r>
-        <w:t xml:space="preserve">3 Week 2: Learning from EM data: signal formation, noise &amp; loss (23.10.2026)</w:t>
+        <w:t xml:space="preserve">3 Week 2: Learning from EM data: signal formation, noise &amp; loss (30.10.2026)</w:t>
       </w:r>
     </w:p>
     <w:p>
@@ -415,7 +415,7 @@
         <w:pStyle w:val="Heading2"/>
       </w:pPr>
       <w:r>
-        <w:t xml:space="preserve">4 Week 3: Linear algebra, PCA &amp; spectral unmixing (30.10.2026)</w:t>
+        <w:t xml:space="preserve">4 Week 3: Linear algebra, PCA &amp; spectral unmixing (06.11.2026)</w:t>
       </w:r>
     </w:p>
     <w:p>
@@ -489,7 +489,7 @@
         <w:pStyle w:val="Heading2"/>
       </w:pPr>
       <w:r>
-        <w:t xml:space="preserve">5 Week 4: Regression, optimisation &amp; honest validation (06.11.2026)</w:t>
+        <w:t xml:space="preserve">5 Week 4: Regression, optimisation &amp; honest validation (13.11.2026)</w:t>
       </w:r>
     </w:p>
     <w:p>
@@ -563,7 +563,7 @@
         <w:pStyle w:val="Heading2"/>
       </w:pPr>
       <w:r>
-        <w:t xml:space="preserve">6 Week 5: From images to features: descriptors &amp; tree ensembles (13.11.2026)</w:t>
+        <w:t xml:space="preserve">6 Week 5: From images to features: descriptors &amp; tree ensembles (20.11.2026)</w:t>
       </w:r>
     </w:p>
     <w:p>
@@ -637,7 +637,7 @@
         <w:pStyle w:val="Heading2"/>
       </w:pPr>
       <w:r>
-        <w:t xml:space="preserve">7 Week 6: Neural networks &amp; backpropagation (20.11.2026)</w:t>
+        <w:t xml:space="preserve">7 Week 6: Neural networks &amp; backpropagation (27.11.2026)</w:t>
       </w:r>
     </w:p>
     <w:p>
@@ -711,7 +711,7 @@
         <w:pStyle w:val="Heading2"/>
       </w:pPr>
       <w:r>
-        <w:t xml:space="preserve">8 Week 7: CNNs &amp; U-Nets for microscopy (27.11.2026)</w:t>
+        <w:t xml:space="preserve">8 Week 7: CNNs &amp; U-Nets for microscopy (04.12.2026)</w:t>
       </w:r>
     </w:p>
     <w:p>
@@ -785,7 +785,7 @@
         <w:pStyle w:val="Heading2"/>
       </w:pPr>
       <w:r>
-        <w:t xml:space="preserve">9 Week 8: Small data: augmentation, transfer &amp; self-supervision (04.12.2026)</w:t>
+        <w:t xml:space="preserve">9 Week 8: Small data: augmentation, transfer &amp; self-supervision (11.12.2026)</w:t>
       </w:r>
     </w:p>
     <w:p>
@@ -859,7 +859,7 @@
         <w:pStyle w:val="Heading2"/>
       </w:pPr>
       <w:r>
-        <w:t xml:space="preserve">10 Week 9: Unsupervised learning, autoencoders &amp; latent spaces (11.12.2026)</w:t>
+        <w:t xml:space="preserve">10 Week 9: Unsupervised learning, autoencoders &amp; latent spaces (18.12.2026)</w:t>
       </w:r>
     </w:p>
     <w:p>
@@ -933,7 +933,7 @@
         <w:pStyle w:val="Heading2"/>
       </w:pPr>
       <w:r>
-        <w:t xml:space="preserve">11 Week 10: Attention, transformers &amp; graph networks for EM (18.12.2026)</w:t>
+        <w:t xml:space="preserve">11 Week 10: Attention, transformers &amp; graph networks for EM (08.01.2027)</w:t>
       </w:r>
     </w:p>
     <w:p>
@@ -1007,7 +1007,7 @@
         <w:pStyle w:val="Heading2"/>
       </w:pPr>
       <w:r>
-        <w:t xml:space="preserve">12 Week 11: Uncertainty, Gaussian processes &amp; autonomous EM (08.01.2027)</w:t>
+        <w:t xml:space="preserve">12 Week 11: Uncertainty, Gaussian processes &amp; autonomous EM (15.01.2027)</w:t>
       </w:r>
     </w:p>
     <w:p>
@@ -1081,7 +1081,7 @@
         <w:pStyle w:val="Heading2"/>
       </w:pPr>
       <w:r>
-        <w:t xml:space="preserve">13 Week 12: Inverse problems I: regularisation, tomography &amp; sensor fusion (15.01.2027)</w:t>
+        <w:t xml:space="preserve">13 Week 12: Inverse problems I: regularisation, tomography &amp; sensor fusion (22.01.2027)</w:t>
       </w:r>
     </w:p>
     <w:p>
@@ -1155,7 +1155,7 @@
         <w:pStyle w:val="Heading2"/>
       </w:pPr>
       <w:r>
-        <w:t xml:space="preserve">14 Week 13: Inverse problems II: ptychography, generative priors &amp; synthesis (22.01.2027)</w:t>
+        <w:t xml:space="preserve">14 Week 13: Inverse problems II: ptychography, generative priors &amp; synthesis (29.01.2027)</w:t>
       </w:r>
     </w:p>
     <w:p>
@@ -1229,7 +1229,7 @@
         <w:pStyle w:val="Heading2"/>
       </w:pPr>
       <w:r>
-        <w:t xml:space="preserve">15 Buffer (29.01.2027)</w:t>
+        <w:t xml:space="preserve">15 Buffer (05.02.2027)</w:t>
       </w:r>
     </w:p>
     <w:p>
@@ -1251,7 +1251,7 @@
         <w:pStyle w:val="Heading2"/>
       </w:pPr>
       <w:r>
-        <w:t xml:space="preserve">16 Exam revision (05.02.2027)</w:t>
+        <w:t xml:space="preserve">16 Exam revision (12.02.2027)</w:t>
       </w:r>
     </w:p>
     <w:p>

--- a/index.docx
+++ b/index.docx
@@ -1223,13 +1223,13 @@
       </w:r>
     </w:p>
     <w:bookmarkEnd w:id="60"/>
-    <w:bookmarkStart w:id="61" w:name="sec-buffer"/>
+    <w:bookmarkStart w:id="61" w:name="sec-revision"/>
     <w:p>
       <w:pPr>
         <w:pStyle w:val="Heading2"/>
       </w:pPr>
       <w:r>
-        <w:t xml:space="preserve">15 Buffer (05.02.2027)</w:t>
+        <w:t xml:space="preserve">15 Exam revision (05.02.2027)</w:t>
       </w:r>
     </w:p>
     <w:p>
@@ -1241,17 +1241,104 @@
         </w:numPr>
       </w:pPr>
       <w:r>
-        <w:t xml:space="preserve">Catch-up and miniproject Q&amp;A</w:t>
+        <w:t xml:space="preserve">Repetition and preparation for the exam, based on the must-know list</w:t>
       </w:r>
     </w:p>
     <w:bookmarkEnd w:id="61"/>
-    <w:bookmarkStart w:id="62" w:name="sec-revision"/>
+    <w:bookmarkStart w:id="62" w:name="sec-miniproject"/>
     <w:p>
       <w:pPr>
         <w:pStyle w:val="Heading2"/>
       </w:pPr>
       <w:r>
-        <w:t xml:space="preserve">16 Exam revision (12.02.2027)</w:t>
+        <w:t xml:space="preserve">16 Miniproject</w:t>
+      </w:r>
+    </w:p>
+    <w:p>
+      <w:pPr>
+        <w:pStyle w:val="FirstParagraph"/>
+      </w:pPr>
+      <w:r>
+        <w:t xml:space="preserve">Apply the full pipeline from the course (data → model → uncertainty → explainability) to an electron-microscopy or materials-characterisation dataset, as a fully reproducible notebook plus a 4–6 page report.</w:t>
+      </w:r>
+      <w:r>
+        <w:t xml:space="preserve"> </w:t>
+      </w:r>
+      <w:r>
+        <w:t xml:space="preserve">Choose one of five options:</w:t>
+      </w:r>
+    </w:p>
+    <w:p>
+      <w:pPr>
+        <w:pStyle w:val="BodyText"/>
+      </w:pPr>
+      <w:r>
+        <w:t xml:space="preserve">A. STEM/SEM image segmentation (U-Net or foundation-model features)</w:t>
+      </w:r>
+      <w:r>
+        <w:t xml:space="preserve"> </w:t>
+      </w:r>
+      <w:r>
+        <w:t xml:space="preserve">B. Spectral denoising and phase clustering (PCA / NMF / VAE)</w:t>
+      </w:r>
+      <w:r>
+        <w:t xml:space="preserve"> </w:t>
+      </w:r>
+      <w:r>
+        <w:t xml:space="preserve">C. Materials property regression with honest validation and uncertainty</w:t>
+      </w:r>
+      <w:r>
+        <w:t xml:space="preserve"> </w:t>
+      </w:r>
+      <w:r>
+        <w:t xml:space="preserve">D. A small imaging inverse problem (deblurring or limited-angle tomography)</w:t>
+      </w:r>
+      <w:r>
+        <w:t xml:space="preserve"> </w:t>
+      </w:r>
+      <w:r>
+        <w:t xml:space="preserve">E. Atom-column descriptors and defect classification (tree ensembles, optionally a GNN)</w:t>
+      </w:r>
+    </w:p>
+    <w:p>
+      <w:pPr>
+        <w:pStyle w:val="BodyText"/>
+      </w:pPr>
+      <w:r>
+        <w:t xml:space="preserve">Milestones: topic selection from Week 1, proposal around Week 6, progress check-in around Week 10, final submission in the exam period.</w:t>
+      </w:r>
+      <w:r>
+        <w:t xml:space="preserve"> </w:t>
+      </w:r>
+      <w:r>
+        <w:t xml:space="preserve">The full task descriptions and grading rubric are on StudOn.</w:t>
+      </w:r>
+    </w:p>
+    <w:bookmarkEnd w:id="62"/>
+    <w:bookmarkStart w:id="91" w:name="archive-ss-25-lectures"/>
+    <w:p>
+      <w:pPr>
+        <w:pStyle w:val="Heading2"/>
+      </w:pPr>
+      <w:r>
+        <w:t xml:space="preserve">Archive: SS 25 lectures</w:t>
+      </w:r>
+    </w:p>
+    <w:p>
+      <w:pPr>
+        <w:pStyle w:val="FirstParagraph"/>
+      </w:pPr>
+      <w:r>
+        <w:t xml:space="preserve">The previous (9-lecture) version of the course is kept here for reference.</w:t>
+      </w:r>
+    </w:p>
+    <w:bookmarkStart w:id="65" w:name="lecture-1-intro-13.05.2025"/>
+    <w:p>
+      <w:pPr>
+        <w:pStyle w:val="Heading3"/>
+      </w:pPr>
+      <w:r>
+        <w:t xml:space="preserve">16.1 Lecture 1: Intro (13.05.2025)</w:t>
       </w:r>
     </w:p>
     <w:p>
@@ -1263,1119 +1350,1010 @@
         </w:numPr>
       </w:pPr>
       <w:r>
-        <w:t xml:space="preserve">Repetition and preparation for the exam, based on the must-know list</w:t>
-      </w:r>
-    </w:p>
-    <w:bookmarkEnd w:id="62"/>
-    <w:bookmarkStart w:id="63" w:name="sec-miniproject"/>
+        <w:t xml:space="preserve">Lecture slides:</w:t>
+      </w:r>
+      <w:r>
+        <w:t xml:space="preserve"> </w:t>
+      </w:r>
+      <w:hyperlink r:id="rId63">
+        <w:r>
+          <w:rPr>
+            <w:rStyle w:val="Hyperlink"/>
+          </w:rPr>
+          <w:t xml:space="preserve">Lecture 1: Introduction</w:t>
+        </w:r>
+      </w:hyperlink>
+    </w:p>
+    <w:p>
+      <w:pPr>
+        <w:pStyle w:val="Compact"/>
+        <w:numPr>
+          <w:ilvl w:val="0"/>
+          <w:numId w:val="1015"/>
+        </w:numPr>
+      </w:pPr>
+      <w:hyperlink r:id="rId64">
+        <w:r>
+          <w:rPr>
+            <w:rStyle w:val="Hyperlink"/>
+          </w:rPr>
+          <w:t xml:space="preserve">d2l Chapter 2: Preliminaries</w:t>
+        </w:r>
+      </w:hyperlink>
+    </w:p>
+    <w:bookmarkEnd w:id="65"/>
+    <w:bookmarkStart w:id="69" w:name="X018b4f45a381b9488ccc3133cf5a363aaac4e24"/>
+    <w:p>
+      <w:pPr>
+        <w:pStyle w:val="Heading3"/>
+      </w:pPr>
+      <w:r>
+        <w:t xml:space="preserve">16.2 Lecture 2: Optimization, Regression, Sensor Fusion (20.05.2025)</w:t>
+      </w:r>
+    </w:p>
+    <w:p>
+      <w:pPr>
+        <w:pStyle w:val="Compact"/>
+        <w:numPr>
+          <w:ilvl w:val="0"/>
+          <w:numId w:val="1016"/>
+        </w:numPr>
+      </w:pPr>
+      <w:r>
+        <w:t xml:space="preserve">Lecture slides:</w:t>
+      </w:r>
+      <w:r>
+        <w:t xml:space="preserve"> </w:t>
+      </w:r>
+      <w:hyperlink r:id="rId66">
+        <w:r>
+          <w:rPr>
+            <w:rStyle w:val="Hyperlink"/>
+          </w:rPr>
+          <w:t xml:space="preserve">Lecture 2: Optimization, Regression, Sensor Fusion</w:t>
+        </w:r>
+      </w:hyperlink>
+    </w:p>
+    <w:p>
+      <w:pPr>
+        <w:pStyle w:val="Compact"/>
+        <w:numPr>
+          <w:ilvl w:val="0"/>
+          <w:numId w:val="1016"/>
+        </w:numPr>
+      </w:pPr>
+      <w:hyperlink r:id="rId67">
+        <w:r>
+          <w:rPr>
+            <w:rStyle w:val="Hyperlink"/>
+          </w:rPr>
+          <w:t xml:space="preserve">d2l Chapter 3: Regression</w:t>
+        </w:r>
+      </w:hyperlink>
+    </w:p>
+    <w:p>
+      <w:pPr>
+        <w:pStyle w:val="Compact"/>
+        <w:numPr>
+          <w:ilvl w:val="0"/>
+          <w:numId w:val="1016"/>
+        </w:numPr>
+      </w:pPr>
+      <w:hyperlink r:id="rId68">
+        <w:r>
+          <w:rPr>
+            <w:rStyle w:val="Hyperlink"/>
+          </w:rPr>
+          <w:t xml:space="preserve">d2l Chapter 12: Optimization</w:t>
+        </w:r>
+      </w:hyperlink>
+    </w:p>
+    <w:bookmarkEnd w:id="69"/>
+    <w:bookmarkStart w:id="73" w:name="lecture-3-cnns-03.06.2025"/>
+    <w:p>
+      <w:pPr>
+        <w:pStyle w:val="Heading3"/>
+      </w:pPr>
+      <w:r>
+        <w:t xml:space="preserve">16.3 Lecture 3: CNNs (03.06.2025)</w:t>
+      </w:r>
+    </w:p>
+    <w:p>
+      <w:pPr>
+        <w:pStyle w:val="Compact"/>
+        <w:numPr>
+          <w:ilvl w:val="0"/>
+          <w:numId w:val="1017"/>
+        </w:numPr>
+      </w:pPr>
+      <w:r>
+        <w:t xml:space="preserve">Lecture slides:</w:t>
+      </w:r>
+      <w:r>
+        <w:t xml:space="preserve"> </w:t>
+      </w:r>
+      <w:hyperlink r:id="rId70">
+        <w:r>
+          <w:rPr>
+            <w:rStyle w:val="Hyperlink"/>
+          </w:rPr>
+          <w:t xml:space="preserve">Lecture 3: CNNs</w:t>
+        </w:r>
+      </w:hyperlink>
+    </w:p>
+    <w:p>
+      <w:pPr>
+        <w:pStyle w:val="Compact"/>
+        <w:numPr>
+          <w:ilvl w:val="0"/>
+          <w:numId w:val="1017"/>
+        </w:numPr>
+      </w:pPr>
+      <w:hyperlink r:id="rId71">
+        <w:r>
+          <w:rPr>
+            <w:rStyle w:val="Hyperlink"/>
+          </w:rPr>
+          <w:t xml:space="preserve">d2l Chapter 7: CNNs</w:t>
+        </w:r>
+      </w:hyperlink>
+    </w:p>
+    <w:p>
+      <w:pPr>
+        <w:pStyle w:val="Compact"/>
+        <w:numPr>
+          <w:ilvl w:val="0"/>
+          <w:numId w:val="1017"/>
+        </w:numPr>
+      </w:pPr>
+      <w:hyperlink r:id="rId72">
+        <w:r>
+          <w:rPr>
+            <w:rStyle w:val="Hyperlink"/>
+          </w:rPr>
+          <w:t xml:space="preserve">d2l Chapter 8: CNNs</w:t>
+        </w:r>
+      </w:hyperlink>
+    </w:p>
+    <w:bookmarkEnd w:id="73"/>
+    <w:bookmarkStart w:id="77" w:name="X0d5421b3ffb76439e30e5e0a017b6c1e216bf94"/>
+    <w:p>
+      <w:pPr>
+        <w:pStyle w:val="Heading3"/>
+      </w:pPr>
+      <w:r>
+        <w:t xml:space="preserve">16.4 Lecture 4: Classification, Segmentation, AutoEncoders (10.06.2025)</w:t>
+      </w:r>
+    </w:p>
+    <w:p>
+      <w:pPr>
+        <w:pStyle w:val="Compact"/>
+        <w:numPr>
+          <w:ilvl w:val="0"/>
+          <w:numId w:val="1018"/>
+        </w:numPr>
+      </w:pPr>
+      <w:r>
+        <w:t xml:space="preserve">Lecture slides:</w:t>
+      </w:r>
+      <w:r>
+        <w:t xml:space="preserve"> </w:t>
+      </w:r>
+      <w:hyperlink r:id="rId74">
+        <w:r>
+          <w:rPr>
+            <w:rStyle w:val="Hyperlink"/>
+          </w:rPr>
+          <w:t xml:space="preserve">Lecture 4: Classification, Segmentation, AutoEncoders</w:t>
+        </w:r>
+      </w:hyperlink>
+    </w:p>
+    <w:p>
+      <w:pPr>
+        <w:pStyle w:val="Compact"/>
+        <w:numPr>
+          <w:ilvl w:val="0"/>
+          <w:numId w:val="1018"/>
+        </w:numPr>
+      </w:pPr>
+      <w:hyperlink r:id="rId75">
+        <w:r>
+          <w:rPr>
+            <w:rStyle w:val="Hyperlink"/>
+          </w:rPr>
+          <w:t xml:space="preserve">d2l Chapter 4: Classification</w:t>
+        </w:r>
+      </w:hyperlink>
+    </w:p>
+    <w:p>
+      <w:pPr>
+        <w:pStyle w:val="Compact"/>
+        <w:numPr>
+          <w:ilvl w:val="0"/>
+          <w:numId w:val="1018"/>
+        </w:numPr>
+      </w:pPr>
+      <w:hyperlink r:id="rId76">
+        <w:r>
+          <w:rPr>
+            <w:rStyle w:val="Hyperlink"/>
+          </w:rPr>
+          <w:t xml:space="preserve">d2l Chapter 14.9: Segmentation</w:t>
+        </w:r>
+      </w:hyperlink>
+    </w:p>
+    <w:p>
+      <w:pPr>
+        <w:pStyle w:val="Compact"/>
+        <w:numPr>
+          <w:ilvl w:val="0"/>
+          <w:numId w:val="1018"/>
+        </w:numPr>
+      </w:pPr>
+      <w:r>
+        <w:t xml:space="preserve">Segmentation</w:t>
+      </w:r>
+    </w:p>
+    <w:p>
+      <w:pPr>
+        <w:pStyle w:val="Compact"/>
+        <w:numPr>
+          <w:ilvl w:val="0"/>
+          <w:numId w:val="1018"/>
+        </w:numPr>
+      </w:pPr>
+      <w:r>
+        <w:t xml:space="preserve">Dimensionality Reduction</w:t>
+      </w:r>
+    </w:p>
+    <w:p>
+      <w:pPr>
+        <w:pStyle w:val="Compact"/>
+        <w:numPr>
+          <w:ilvl w:val="1"/>
+          <w:numId w:val="1019"/>
+        </w:numPr>
+      </w:pPr>
+      <w:r>
+        <w:t xml:space="preserve">PCA</w:t>
+      </w:r>
+    </w:p>
+    <w:p>
+      <w:pPr>
+        <w:pStyle w:val="Compact"/>
+        <w:numPr>
+          <w:ilvl w:val="1"/>
+          <w:numId w:val="1019"/>
+        </w:numPr>
+      </w:pPr>
+      <w:r>
+        <w:t xml:space="preserve">Autoencoder</w:t>
+      </w:r>
+    </w:p>
+    <w:p>
+      <w:pPr>
+        <w:pStyle w:val="Compact"/>
+        <w:numPr>
+          <w:ilvl w:val="1"/>
+          <w:numId w:val="1019"/>
+        </w:numPr>
+      </w:pPr>
+      <w:r>
+        <w:t xml:space="preserve">Variational Autoencoder</w:t>
+      </w:r>
+    </w:p>
+    <w:bookmarkEnd w:id="77"/>
+    <w:bookmarkStart w:id="78" w:name="X88950d2daf298223485cc0c4e29335d7e9b0f58"/>
+    <w:p>
+      <w:pPr>
+        <w:pStyle w:val="Heading3"/>
+      </w:pPr>
+      <w:r>
+        <w:t xml:space="preserve">16.5 Miniproject (10.6. - 24.6.2025) concurrent to lectures</w:t>
+      </w:r>
+    </w:p>
+    <w:p>
+      <w:pPr>
+        <w:pStyle w:val="FirstParagraph"/>
+      </w:pPr>
+      <w:r>
+        <w:t xml:space="preserve">In the miniproject, you will test multiple deep neural network architectures on one of four microscopy-related tasks.</w:t>
+      </w:r>
+      <w:r>
+        <w:t xml:space="preserve"> </w:t>
+      </w:r>
+      <w:r>
+        <w:t xml:space="preserve">You should summarize your results in a short presentation (5 minutes + 2 minutes discussion) and deliver a Jupyter Notebook with your code and results.</w:t>
+      </w:r>
+      <w:r>
+        <w:t xml:space="preserve"> </w:t>
+      </w:r>
+      <w:r>
+        <w:t xml:space="preserve">The miniproject will be graded and will count as 40% towards your final grade.</w:t>
+      </w:r>
+    </w:p>
+    <w:p>
+      <w:pPr>
+        <w:numPr>
+          <w:ilvl w:val="0"/>
+          <w:numId w:val="1020"/>
+        </w:numPr>
+      </w:pPr>
+      <w:r>
+        <w:t xml:space="preserve">Segmentation Task</w:t>
+      </w:r>
+    </w:p>
+    <w:p>
+      <w:pPr>
+        <w:numPr>
+          <w:ilvl w:val="0"/>
+          <w:numId w:val="1000"/>
+        </w:numPr>
+      </w:pPr>
+      <w:r>
+        <w:t xml:space="preserve">We will use the HRTEM dataset from</w:t>
+      </w:r>
+      <w:r>
+        <w:t xml:space="preserve"> </w:t>
+      </w:r>
+      <w:r>
+        <w:t xml:space="preserve">“A robust synthetic data generation framework for machine learning in high-resolution transmission electron microscopy (HRTEM)”</w:t>
+      </w:r>
+      <w:r>
+        <w:t xml:space="preserve"> </w:t>
+      </w:r>
+      <w:r>
+        <w:t xml:space="preserve">by</w:t>
+      </w:r>
+      <w:r>
+        <w:t xml:space="preserve"> </w:t>
+      </w:r>
+      <w:r>
+        <w:t xml:space="preserve">Rangel DaCosta et al. (2024)</w:t>
+      </w:r>
+      <w:r>
+        <w:t xml:space="preserve"> </w:t>
+      </w:r>
+      <w:r>
+        <w:t xml:space="preserve">to implement a segmentation model.</w:t>
+      </w:r>
+      <w:r>
+        <w:t xml:space="preserve"> </w:t>
+      </w:r>
+      <w:r>
+        <w:t xml:space="preserve">The goal is to segment nanoparticles in HRTEM images.</w:t>
+      </w:r>
+    </w:p>
+    <w:p>
+      <w:pPr>
+        <w:numPr>
+          <w:ilvl w:val="0"/>
+          <w:numId w:val="1000"/>
+        </w:numPr>
+      </w:pPr>
+      <w:r>
+        <w:t xml:space="preserve">Please use the article</w:t>
+      </w:r>
+      <w:r>
+        <w:t xml:space="preserve"> </w:t>
+      </w:r>
+      <w:r>
+        <w:t xml:space="preserve">“A robust synthetic data generation framework for machine learning in high-resolution transmission electron microscopy (HRTEM)”</w:t>
+      </w:r>
+      <w:r>
+        <w:t xml:space="preserve"> </w:t>
+      </w:r>
+      <w:r>
+        <w:t xml:space="preserve">by</w:t>
+      </w:r>
+      <w:r>
+        <w:t xml:space="preserve"> </w:t>
+      </w:r>
+      <w:r>
+        <w:t xml:space="preserve">Rangel DaCosta et al. (2024)</w:t>
+      </w:r>
+      <w:r>
+        <w:t xml:space="preserve"> </w:t>
+      </w:r>
+      <w:r>
+        <w:t xml:space="preserve">as a starting point for your implementation.</w:t>
+      </w:r>
+    </w:p>
+    <w:p>
+      <w:pPr>
+        <w:numPr>
+          <w:ilvl w:val="0"/>
+          <w:numId w:val="1000"/>
+        </w:numPr>
+      </w:pPr>
+      <w:r>
+        <w:t xml:space="preserve">The datast contains pairs of HRTEM images and ground truth segmentations.</w:t>
+      </w:r>
+    </w:p>
+    <w:p>
+      <w:pPr>
+        <w:numPr>
+          <w:ilvl w:val="0"/>
+          <w:numId w:val="1020"/>
+        </w:numPr>
+      </w:pPr>
+      <w:r>
+        <w:t xml:space="preserve">VAE &amp; Dimensionality Reduction</w:t>
+      </w:r>
+    </w:p>
+    <w:p>
+      <w:pPr>
+        <w:numPr>
+          <w:ilvl w:val="0"/>
+          <w:numId w:val="1000"/>
+        </w:numPr>
+      </w:pPr>
+      <w:r>
+        <w:t xml:space="preserve">We will use the dataset from</w:t>
+      </w:r>
+      <w:r>
+        <w:t xml:space="preserve"> </w:t>
+      </w:r>
+      <w:r>
+        <w:t xml:space="preserve">“Uncovering material deformations via machine learning combined with four-dimensional scanning transmission electron microscopy”</w:t>
+      </w:r>
+      <w:r>
+        <w:t xml:space="preserve"> </w:t>
+      </w:r>
+      <w:r>
+        <w:t xml:space="preserve">by</w:t>
+      </w:r>
+      <w:r>
+        <w:t xml:space="preserve"> </w:t>
+      </w:r>
+      <w:r>
+        <w:t xml:space="preserve">Shi et al. (2022)</w:t>
+      </w:r>
+      <w:r>
+        <w:t xml:space="preserve"> </w:t>
+      </w:r>
+      <w:r>
+        <w:t xml:space="preserve">to implement a dimensionality reduction model and cluster 4DSTEM data.</w:t>
+      </w:r>
+    </w:p>
+    <w:p>
+      <w:pPr>
+        <w:numPr>
+          <w:ilvl w:val="0"/>
+          <w:numId w:val="1000"/>
+        </w:numPr>
+      </w:pPr>
+      <w:r>
+        <w:t xml:space="preserve">The goal is to learn a mapping from 4DSTEM data to a lower-dimensional embedding where you can perform clustering to identify different deformation modes.</w:t>
+      </w:r>
+    </w:p>
+    <w:p>
+      <w:pPr>
+        <w:numPr>
+          <w:ilvl w:val="0"/>
+          <w:numId w:val="1000"/>
+        </w:numPr>
+      </w:pPr>
+      <w:r>
+        <w:t xml:space="preserve">Please use the article</w:t>
+      </w:r>
+      <w:r>
+        <w:t xml:space="preserve"> </w:t>
+      </w:r>
+      <w:r>
+        <w:t xml:space="preserve">“Uncovering material deformations via machine learning combined with four-dimensional scanning transmission electron microscopy”</w:t>
+      </w:r>
+      <w:r>
+        <w:t xml:space="preserve"> </w:t>
+      </w:r>
+      <w:r>
+        <w:t xml:space="preserve">by</w:t>
+      </w:r>
+      <w:r>
+        <w:t xml:space="preserve"> </w:t>
+      </w:r>
+      <w:r>
+        <w:t xml:space="preserve">Shi et al. (2022)</w:t>
+      </w:r>
+      <w:r>
+        <w:t xml:space="preserve"> </w:t>
+      </w:r>
+      <w:r>
+        <w:t xml:space="preserve">as a starting point for your implementation.</w:t>
+      </w:r>
+    </w:p>
+    <w:p>
+      <w:pPr>
+        <w:numPr>
+          <w:ilvl w:val="0"/>
+          <w:numId w:val="1020"/>
+        </w:numPr>
+      </w:pPr>
+      <w:r>
+        <w:t xml:space="preserve">Denoising</w:t>
+      </w:r>
+    </w:p>
+    <w:p>
+      <w:pPr>
+        <w:numPr>
+          <w:ilvl w:val="0"/>
+          <w:numId w:val="1000"/>
+        </w:numPr>
+      </w:pPr>
+      <w:r>
+        <w:t xml:space="preserve">We will use the dataset from</w:t>
+      </w:r>
+      <w:r>
+        <w:t xml:space="preserve"> </w:t>
+      </w:r>
+      <w:r>
+        <w:t xml:space="preserve">“Unsupervised deep denoising for four-dimensional scanning transmission electron microscopy”</w:t>
+      </w:r>
+      <w:r>
+        <w:t xml:space="preserve"> </w:t>
+      </w:r>
+      <w:r>
+        <w:t xml:space="preserve">by</w:t>
+      </w:r>
+      <w:r>
+        <w:t xml:space="preserve"> </w:t>
+      </w:r>
+      <w:r>
+        <w:t xml:space="preserve">Sadri et al. (2024)</w:t>
+      </w:r>
+      <w:r>
+        <w:t xml:space="preserve"> </w:t>
+      </w:r>
+      <w:r>
+        <w:t xml:space="preserve">to implement a denoising model for 4DSTEM data.</w:t>
+      </w:r>
+    </w:p>
+    <w:p>
+      <w:pPr>
+        <w:numPr>
+          <w:ilvl w:val="0"/>
+          <w:numId w:val="1000"/>
+        </w:numPr>
+      </w:pPr>
+      <w:r>
+        <w:t xml:space="preserve">The goal is to learn a mapping from noisy to clean 4DSTEM data.</w:t>
+      </w:r>
+    </w:p>
+    <w:p>
+      <w:pPr>
+        <w:numPr>
+          <w:ilvl w:val="0"/>
+          <w:numId w:val="1000"/>
+        </w:numPr>
+      </w:pPr>
+      <w:r>
+        <w:t xml:space="preserve">Please use the article</w:t>
+      </w:r>
+      <w:r>
+        <w:t xml:space="preserve"> </w:t>
+      </w:r>
+      <w:r>
+        <w:t xml:space="preserve">“Unsupervised deep denoising for four-dimensional scanning transmission electron microscopy”</w:t>
+      </w:r>
+      <w:r>
+        <w:t xml:space="preserve"> </w:t>
+      </w:r>
+      <w:r>
+        <w:t xml:space="preserve">by</w:t>
+      </w:r>
+      <w:r>
+        <w:t xml:space="preserve"> </w:t>
+      </w:r>
+      <w:r>
+        <w:t xml:space="preserve">Sadri et al. (2024)</w:t>
+      </w:r>
+      <w:r>
+        <w:t xml:space="preserve"> </w:t>
+      </w:r>
+      <w:r>
+        <w:t xml:space="preserve">as a starting point for your implementation.</w:t>
+      </w:r>
+    </w:p>
+    <w:p>
+      <w:pPr>
+        <w:numPr>
+          <w:ilvl w:val="0"/>
+          <w:numId w:val="1000"/>
+        </w:numPr>
+      </w:pPr>
+      <w:r>
+        <w:t xml:space="preserve">The article contains pytorch code for the model.</w:t>
+      </w:r>
+    </w:p>
+    <w:p>
+      <w:pPr>
+        <w:numPr>
+          <w:ilvl w:val="0"/>
+          <w:numId w:val="1000"/>
+        </w:numPr>
+      </w:pPr>
+      <w:r>
+        <w:t xml:space="preserve">Learn how to adapt it to your needs and try to replicate the results on the SrTiO3_High_mag_Low_dose.npy and SrTiO3_High_mag_High_dose.npy datasets.</w:t>
+      </w:r>
+    </w:p>
+    <w:p>
+      <w:pPr>
+        <w:numPr>
+          <w:ilvl w:val="0"/>
+          <w:numId w:val="1020"/>
+        </w:numPr>
+      </w:pPr>
+      <w:r>
+        <w:t xml:space="preserve">Image-to-Image Translation</w:t>
+      </w:r>
+    </w:p>
+    <w:p>
+      <w:pPr>
+        <w:numPr>
+          <w:ilvl w:val="0"/>
+          <w:numId w:val="1000"/>
+        </w:numPr>
+      </w:pPr>
+      <w:r>
+        <w:t xml:space="preserve">We will use a simulated X-ray image dataset with pairs of projected thickness and phase contrast images to implement an Image to image translation model.</w:t>
+      </w:r>
+    </w:p>
+    <w:p>
+      <w:pPr>
+        <w:numPr>
+          <w:ilvl w:val="0"/>
+          <w:numId w:val="1000"/>
+        </w:numPr>
+      </w:pPr>
+      <w:r>
+        <w:t xml:space="preserve">The goal is to learn a mapping from phase contrast images to projected thickness images.</w:t>
+      </w:r>
+    </w:p>
+    <w:p>
+      <w:pPr>
+        <w:numPr>
+          <w:ilvl w:val="0"/>
+          <w:numId w:val="1000"/>
+        </w:numPr>
+      </w:pPr>
+      <w:r>
+        <w:t xml:space="preserve">This is usually a task that is solved with multiple measurements and a physical model of the imaging process.</w:t>
+      </w:r>
+    </w:p>
+    <w:p>
+      <w:pPr>
+        <w:numPr>
+          <w:ilvl w:val="0"/>
+          <w:numId w:val="1000"/>
+        </w:numPr>
+      </w:pPr>
+      <w:r>
+        <w:t xml:space="preserve">Here we will try to learn this mapping from simulated data.</w:t>
+      </w:r>
+      <w:r>
+        <w:t xml:space="preserve"> </w:t>
+      </w:r>
+      <w:r>
+        <w:t xml:space="preserve">Please use the article</w:t>
+      </w:r>
+      <w:r>
+        <w:t xml:space="preserve"> </w:t>
+      </w:r>
+      <w:r>
+        <w:t xml:space="preserve">“Multi-resolution convolutional neural networks for inverse problems”</w:t>
+      </w:r>
+      <w:r>
+        <w:t xml:space="preserve"> </w:t>
+      </w:r>
+      <w:r>
+        <w:t xml:space="preserve">by</w:t>
+      </w:r>
+      <w:r>
+        <w:t xml:space="preserve"> </w:t>
+      </w:r>
+      <w:r>
+        <w:t xml:space="preserve">Wang et al. (2020)</w:t>
+      </w:r>
+      <w:r>
+        <w:t xml:space="preserve"> </w:t>
+      </w:r>
+      <w:r>
+        <w:t xml:space="preserve">as a starting point for your implementation.</w:t>
+      </w:r>
+    </w:p>
+    <w:bookmarkEnd w:id="78"/>
+    <w:bookmarkStart w:id="81" w:name="lecture-5-mixed-bag-24.06.2025"/>
+    <w:p>
+      <w:pPr>
+        <w:pStyle w:val="Heading3"/>
+      </w:pPr>
+      <w:r>
+        <w:t xml:space="preserve">16.6 Lecture 5: Mixed Bag (24.06.2025)</w:t>
+      </w:r>
+    </w:p>
+    <w:p>
+      <w:pPr>
+        <w:pStyle w:val="Compact"/>
+        <w:numPr>
+          <w:ilvl w:val="0"/>
+          <w:numId w:val="1021"/>
+        </w:numPr>
+      </w:pPr>
+      <w:r>
+        <w:t xml:space="preserve">Lecture slides:</w:t>
+      </w:r>
+      <w:r>
+        <w:t xml:space="preserve"> </w:t>
+      </w:r>
+      <w:hyperlink r:id="rId79">
+        <w:r>
+          <w:rPr>
+            <w:rStyle w:val="Hyperlink"/>
+          </w:rPr>
+          <w:t xml:space="preserve">Lecture 5: Advanced AutoEncoder, GANs, and more</w:t>
+        </w:r>
+      </w:hyperlink>
+    </w:p>
+    <w:p>
+      <w:pPr>
+        <w:pStyle w:val="Compact"/>
+        <w:numPr>
+          <w:ilvl w:val="0"/>
+          <w:numId w:val="1021"/>
+        </w:numPr>
+      </w:pPr>
+      <w:r>
+        <w:t xml:space="preserve">Project presentations</w:t>
+      </w:r>
+    </w:p>
+    <w:p>
+      <w:pPr>
+        <w:pStyle w:val="Compact"/>
+        <w:numPr>
+          <w:ilvl w:val="0"/>
+          <w:numId w:val="1021"/>
+        </w:numPr>
+      </w:pPr>
+      <w:r>
+        <w:t xml:space="preserve">Generative Adversarial Networks</w:t>
+      </w:r>
+      <w:r>
+        <w:t xml:space="preserve"> </w:t>
+      </w:r>
+      <w:hyperlink r:id="rId80">
+        <w:r>
+          <w:rPr>
+            <w:rStyle w:val="Hyperlink"/>
+          </w:rPr>
+          <w:t xml:space="preserve">d2l Chapter 20: Generative Adversarial Networks</w:t>
+        </w:r>
+      </w:hyperlink>
+    </w:p>
+    <w:bookmarkEnd w:id="81"/>
+    <w:bookmarkStart w:id="84" w:name="X50edf94888c450cc82f5253db116ef1d178d455"/>
+    <w:p>
+      <w:pPr>
+        <w:pStyle w:val="Heading3"/>
+      </w:pPr>
+      <w:r>
+        <w:t xml:space="preserve">16.7 Lecture 6: Gaussian Processes Introduction (01.07.2025)</w:t>
+      </w:r>
+    </w:p>
+    <w:p>
+      <w:pPr>
+        <w:pStyle w:val="Compact"/>
+        <w:numPr>
+          <w:ilvl w:val="0"/>
+          <w:numId w:val="1022"/>
+        </w:numPr>
+      </w:pPr>
+      <w:r>
+        <w:t xml:space="preserve">Lecture slides:</w:t>
+      </w:r>
+      <w:r>
+        <w:t xml:space="preserve"> </w:t>
+      </w:r>
+      <w:hyperlink r:id="rId82">
+        <w:r>
+          <w:rPr>
+            <w:rStyle w:val="Hyperlink"/>
+          </w:rPr>
+          <w:t xml:space="preserve">Lecture 6: Gaussian Processes Introduction</w:t>
+        </w:r>
+      </w:hyperlink>
+    </w:p>
+    <w:p>
+      <w:pPr>
+        <w:pStyle w:val="Compact"/>
+        <w:numPr>
+          <w:ilvl w:val="0"/>
+          <w:numId w:val="1022"/>
+        </w:numPr>
+      </w:pPr>
+      <w:r>
+        <w:t xml:space="preserve">Introduction to Gaussian Processes</w:t>
+      </w:r>
+      <w:r>
+        <w:br/>
+      </w:r>
+    </w:p>
+    <w:p>
+      <w:pPr>
+        <w:pStyle w:val="Compact"/>
+        <w:numPr>
+          <w:ilvl w:val="0"/>
+          <w:numId w:val="1022"/>
+        </w:numPr>
+      </w:pPr>
+      <w:hyperlink r:id="rId83">
+        <w:r>
+          <w:rPr>
+            <w:rStyle w:val="Hyperlink"/>
+          </w:rPr>
+          <w:t xml:space="preserve">d2l Chapter 18: Gaussian Processes</w:t>
+        </w:r>
+      </w:hyperlink>
+    </w:p>
+    <w:bookmarkEnd w:id="84"/>
+    <w:bookmarkStart w:id="86" w:name="X796b8ea8d17913761ab97d7ef006aeb34e76407"/>
+    <w:p>
+      <w:pPr>
+        <w:pStyle w:val="Heading3"/>
+      </w:pPr>
+      <w:r>
+        <w:t xml:space="preserve">16.8 Lecture 7: Gaussian Processes Applications (08.07.2025)</w:t>
+      </w:r>
+    </w:p>
+    <w:p>
+      <w:pPr>
+        <w:pStyle w:val="Compact"/>
+        <w:numPr>
+          <w:ilvl w:val="0"/>
+          <w:numId w:val="1023"/>
+        </w:numPr>
+      </w:pPr>
+      <w:r>
+        <w:t xml:space="preserve">Lecture slides:</w:t>
+      </w:r>
+      <w:r>
+        <w:t xml:space="preserve"> </w:t>
+      </w:r>
+      <w:hyperlink r:id="rId85">
+        <w:r>
+          <w:rPr>
+            <w:rStyle w:val="Hyperlink"/>
+          </w:rPr>
+          <w:t xml:space="preserve">Lecture 7: Gaussian Processes Applications</w:t>
+        </w:r>
+      </w:hyperlink>
+    </w:p>
+    <w:p>
+      <w:pPr>
+        <w:pStyle w:val="Compact"/>
+        <w:numPr>
+          <w:ilvl w:val="0"/>
+          <w:numId w:val="1023"/>
+        </w:numPr>
+      </w:pPr>
+      <w:r>
+        <w:t xml:space="preserve">Bayesian Optimization</w:t>
+      </w:r>
+    </w:p>
+    <w:p>
+      <w:pPr>
+        <w:pStyle w:val="Compact"/>
+        <w:numPr>
+          <w:ilvl w:val="0"/>
+          <w:numId w:val="1023"/>
+        </w:numPr>
+      </w:pPr>
+      <w:r>
+        <w:t xml:space="preserve">Active Learning</w:t>
+      </w:r>
+    </w:p>
+    <w:p>
+      <w:pPr>
+        <w:pStyle w:val="Compact"/>
+        <w:numPr>
+          <w:ilvl w:val="0"/>
+          <w:numId w:val="1023"/>
+        </w:numPr>
+      </w:pPr>
+      <w:r>
+        <w:t xml:space="preserve">Deep Kernel Learning</w:t>
+      </w:r>
+    </w:p>
+    <w:bookmarkEnd w:id="86"/>
+    <w:bookmarkStart w:id="88" w:name="X96c6caed4087b83c1f03dc90cb4683ae3ca1365"/>
+    <w:p>
+      <w:pPr>
+        <w:pStyle w:val="Heading3"/>
+      </w:pPr>
+      <w:r>
+        <w:t xml:space="preserve">16.9 Lecture 8: Imaging Inverse Problems 1 (15.07.2025)</w:t>
+      </w:r>
+    </w:p>
+    <w:p>
+      <w:pPr>
+        <w:pStyle w:val="Compact"/>
+        <w:numPr>
+          <w:ilvl w:val="0"/>
+          <w:numId w:val="1024"/>
+        </w:numPr>
+      </w:pPr>
+      <w:r>
+        <w:t xml:space="preserve">Lecture slides:</w:t>
+      </w:r>
+      <w:r>
+        <w:t xml:space="preserve"> </w:t>
+      </w:r>
+      <w:hyperlink r:id="rId87">
+        <w:r>
+          <w:rPr>
+            <w:rStyle w:val="Hyperlink"/>
+          </w:rPr>
+          <w:t xml:space="preserve">Lecture 8: Imaging Inverse Problems 1</w:t>
+        </w:r>
+      </w:hyperlink>
+    </w:p>
+    <w:p>
+      <w:pPr>
+        <w:pStyle w:val="Compact"/>
+        <w:numPr>
+          <w:ilvl w:val="0"/>
+          <w:numId w:val="1024"/>
+        </w:numPr>
+      </w:pPr>
+      <w:r>
+        <w:t xml:space="preserve">Imaging Inverse Problems: Introduction</w:t>
+      </w:r>
+    </w:p>
+    <w:bookmarkEnd w:id="88"/>
+    <w:bookmarkStart w:id="90" w:name="X3c54ca72acfb29821fa707ec6d89100debd75da"/>
+    <w:p>
+      <w:pPr>
+        <w:pStyle w:val="Heading3"/>
+      </w:pPr>
+      <w:r>
+        <w:t xml:space="preserve">16.10 Lecture 9: Imaging Inverse Problems 2 (22.07.2025)</w:t>
+      </w:r>
+    </w:p>
+    <w:p>
+      <w:pPr>
+        <w:pStyle w:val="Compact"/>
+        <w:numPr>
+          <w:ilvl w:val="0"/>
+          <w:numId w:val="1025"/>
+        </w:numPr>
+      </w:pPr>
+      <w:r>
+        <w:t xml:space="preserve">Lecture slides:</w:t>
+      </w:r>
+      <w:r>
+        <w:t xml:space="preserve"> </w:t>
+      </w:r>
+      <w:hyperlink r:id="rId89">
+        <w:r>
+          <w:rPr>
+            <w:rStyle w:val="Hyperlink"/>
+          </w:rPr>
+          <w:t xml:space="preserve">Lecture 9: Imaging Inverse Problems 2</w:t>
+        </w:r>
+      </w:hyperlink>
+    </w:p>
+    <w:bookmarkEnd w:id="90"/>
+    <w:bookmarkEnd w:id="91"/>
+    <w:bookmarkStart w:id="97" w:name="references"/>
     <w:p>
       <w:pPr>
         <w:pStyle w:val="Heading2"/>
       </w:pPr>
       <w:r>
-        <w:t xml:space="preserve">17 Miniproject</w:t>
-      </w:r>
-    </w:p>
-    <w:p>
-      <w:pPr>
-        <w:pStyle w:val="FirstParagraph"/>
-      </w:pPr>
-      <w:r>
-        <w:t xml:space="preserve">Apply the full pipeline from the course (data → model → uncertainty → explainability) to an electron-microscopy or materials-characterisation dataset, as a fully reproducible notebook plus a 4–6 page report.</w:t>
-      </w:r>
-      <w:r>
-        <w:t xml:space="preserve"> </w:t>
-      </w:r>
-      <w:r>
-        <w:t xml:space="preserve">Choose one of five options:</w:t>
-      </w:r>
-    </w:p>
-    <w:p>
-      <w:pPr>
-        <w:pStyle w:val="BodyText"/>
-      </w:pPr>
-      <w:r>
-        <w:t xml:space="preserve">A. STEM/SEM image segmentation (U-Net or foundation-model features)</w:t>
-      </w:r>
-      <w:r>
-        <w:t xml:space="preserve"> </w:t>
-      </w:r>
-      <w:r>
-        <w:t xml:space="preserve">B. Spectral denoising and phase clustering (PCA / NMF / VAE)</w:t>
-      </w:r>
-      <w:r>
-        <w:t xml:space="preserve"> </w:t>
-      </w:r>
-      <w:r>
-        <w:t xml:space="preserve">C. Materials property regression with honest validation and uncertainty</w:t>
-      </w:r>
-      <w:r>
-        <w:t xml:space="preserve"> </w:t>
-      </w:r>
-      <w:r>
-        <w:t xml:space="preserve">D. A small imaging inverse problem (deblurring or limited-angle tomography)</w:t>
-      </w:r>
-      <w:r>
-        <w:t xml:space="preserve"> </w:t>
-      </w:r>
-      <w:r>
-        <w:t xml:space="preserve">E. Atom-column descriptors and defect classification (tree ensembles, optionally a GNN)</w:t>
-      </w:r>
-    </w:p>
-    <w:p>
-      <w:pPr>
-        <w:pStyle w:val="BodyText"/>
-      </w:pPr>
-      <w:r>
-        <w:t xml:space="preserve">Milestones: topic selection from Week 1, proposal around Week 6, progress check-in around Week 10, final submission in the exam period.</w:t>
-      </w:r>
-      <w:r>
-        <w:t xml:space="preserve"> </w:t>
-      </w:r>
-      <w:r>
-        <w:t xml:space="preserve">The full task descriptions and grading rubric are on StudOn.</w:t>
-      </w:r>
-    </w:p>
-    <w:bookmarkEnd w:id="63"/>
-    <w:bookmarkStart w:id="92" w:name="archive-ss-25-lectures"/>
-    <w:p>
-      <w:pPr>
-        <w:pStyle w:val="Heading2"/>
-      </w:pPr>
-      <w:r>
-        <w:t xml:space="preserve">Archive: SS 25 lectures</w:t>
-      </w:r>
-    </w:p>
-    <w:p>
-      <w:pPr>
-        <w:pStyle w:val="FirstParagraph"/>
-      </w:pPr>
-      <w:r>
-        <w:t xml:space="preserve">The previous (9-lecture) version of the course is kept here for reference.</w:t>
-      </w:r>
-    </w:p>
-    <w:bookmarkStart w:id="66" w:name="lecture-1-intro-13.05.2025"/>
-    <w:p>
-      <w:pPr>
-        <w:pStyle w:val="Heading3"/>
-      </w:pPr>
-      <w:r>
-        <w:t xml:space="preserve">17.1 Lecture 1: Intro (13.05.2025)</w:t>
-      </w:r>
-    </w:p>
-    <w:p>
-      <w:pPr>
-        <w:pStyle w:val="Compact"/>
-        <w:numPr>
-          <w:ilvl w:val="0"/>
-          <w:numId w:val="1016"/>
-        </w:numPr>
-      </w:pPr>
-      <w:r>
-        <w:t xml:space="preserve">Lecture slides:</w:t>
-      </w:r>
-      <w:r>
-        <w:t xml:space="preserve"> </w:t>
-      </w:r>
-      <w:hyperlink r:id="rId64">
-        <w:r>
-          <w:rPr>
-            <w:rStyle w:val="Hyperlink"/>
-          </w:rPr>
-          <w:t xml:space="preserve">Lecture 1: Introduction</w:t>
-        </w:r>
-      </w:hyperlink>
-    </w:p>
-    <w:p>
-      <w:pPr>
-        <w:pStyle w:val="Compact"/>
-        <w:numPr>
-          <w:ilvl w:val="0"/>
-          <w:numId w:val="1016"/>
-        </w:numPr>
-      </w:pPr>
-      <w:hyperlink r:id="rId65">
-        <w:r>
-          <w:rPr>
-            <w:rStyle w:val="Hyperlink"/>
-          </w:rPr>
-          <w:t xml:space="preserve">d2l Chapter 2: Preliminaries</w:t>
-        </w:r>
-      </w:hyperlink>
-    </w:p>
-    <w:bookmarkEnd w:id="66"/>
-    <w:bookmarkStart w:id="70" w:name="X018b4f45a381b9488ccc3133cf5a363aaac4e24"/>
-    <w:p>
-      <w:pPr>
-        <w:pStyle w:val="Heading3"/>
-      </w:pPr>
-      <w:r>
-        <w:t xml:space="preserve">17.2 Lecture 2: Optimization, Regression, Sensor Fusion (20.05.2025)</w:t>
-      </w:r>
-    </w:p>
-    <w:p>
-      <w:pPr>
-        <w:pStyle w:val="Compact"/>
-        <w:numPr>
-          <w:ilvl w:val="0"/>
-          <w:numId w:val="1017"/>
-        </w:numPr>
-      </w:pPr>
-      <w:r>
-        <w:t xml:space="preserve">Lecture slides:</w:t>
-      </w:r>
-      <w:r>
-        <w:t xml:space="preserve"> </w:t>
-      </w:r>
-      <w:hyperlink r:id="rId67">
-        <w:r>
-          <w:rPr>
-            <w:rStyle w:val="Hyperlink"/>
-          </w:rPr>
-          <w:t xml:space="preserve">Lecture 2: Optimization, Regression, Sensor Fusion</w:t>
-        </w:r>
-      </w:hyperlink>
-    </w:p>
-    <w:p>
-      <w:pPr>
-        <w:pStyle w:val="Compact"/>
-        <w:numPr>
-          <w:ilvl w:val="0"/>
-          <w:numId w:val="1017"/>
-        </w:numPr>
-      </w:pPr>
-      <w:hyperlink r:id="rId68">
-        <w:r>
-          <w:rPr>
-            <w:rStyle w:val="Hyperlink"/>
-          </w:rPr>
-          <w:t xml:space="preserve">d2l Chapter 3: Regression</w:t>
-        </w:r>
-      </w:hyperlink>
-    </w:p>
-    <w:p>
-      <w:pPr>
-        <w:pStyle w:val="Compact"/>
-        <w:numPr>
-          <w:ilvl w:val="0"/>
-          <w:numId w:val="1017"/>
-        </w:numPr>
-      </w:pPr>
-      <w:hyperlink r:id="rId69">
-        <w:r>
-          <w:rPr>
-            <w:rStyle w:val="Hyperlink"/>
-          </w:rPr>
-          <w:t xml:space="preserve">d2l Chapter 12: Optimization</w:t>
-        </w:r>
-      </w:hyperlink>
-    </w:p>
-    <w:bookmarkEnd w:id="70"/>
-    <w:bookmarkStart w:id="74" w:name="lecture-3-cnns-03.06.2025"/>
-    <w:p>
-      <w:pPr>
-        <w:pStyle w:val="Heading3"/>
-      </w:pPr>
-      <w:r>
-        <w:t xml:space="preserve">17.3 Lecture 3: CNNs (03.06.2025)</w:t>
-      </w:r>
-    </w:p>
-    <w:p>
-      <w:pPr>
-        <w:pStyle w:val="Compact"/>
-        <w:numPr>
-          <w:ilvl w:val="0"/>
-          <w:numId w:val="1018"/>
-        </w:numPr>
-      </w:pPr>
-      <w:r>
-        <w:t xml:space="preserve">Lecture slides:</w:t>
-      </w:r>
-      <w:r>
-        <w:t xml:space="preserve"> </w:t>
-      </w:r>
-      <w:hyperlink r:id="rId71">
-        <w:r>
-          <w:rPr>
-            <w:rStyle w:val="Hyperlink"/>
-          </w:rPr>
-          <w:t xml:space="preserve">Lecture 3: CNNs</w:t>
-        </w:r>
-      </w:hyperlink>
-    </w:p>
-    <w:p>
-      <w:pPr>
-        <w:pStyle w:val="Compact"/>
-        <w:numPr>
-          <w:ilvl w:val="0"/>
-          <w:numId w:val="1018"/>
-        </w:numPr>
-      </w:pPr>
-      <w:hyperlink r:id="rId72">
-        <w:r>
-          <w:rPr>
-            <w:rStyle w:val="Hyperlink"/>
-          </w:rPr>
-          <w:t xml:space="preserve">d2l Chapter 7: CNNs</w:t>
-        </w:r>
-      </w:hyperlink>
-    </w:p>
-    <w:p>
-      <w:pPr>
-        <w:pStyle w:val="Compact"/>
-        <w:numPr>
-          <w:ilvl w:val="0"/>
-          <w:numId w:val="1018"/>
-        </w:numPr>
-      </w:pPr>
-      <w:hyperlink r:id="rId73">
-        <w:r>
-          <w:rPr>
-            <w:rStyle w:val="Hyperlink"/>
-          </w:rPr>
-          <w:t xml:space="preserve">d2l Chapter 8: CNNs</w:t>
-        </w:r>
-      </w:hyperlink>
-    </w:p>
-    <w:bookmarkEnd w:id="74"/>
-    <w:bookmarkStart w:id="78" w:name="X0d5421b3ffb76439e30e5e0a017b6c1e216bf94"/>
-    <w:p>
-      <w:pPr>
-        <w:pStyle w:val="Heading3"/>
-      </w:pPr>
-      <w:r>
-        <w:t xml:space="preserve">17.4 Lecture 4: Classification, Segmentation, AutoEncoders (10.06.2025)</w:t>
-      </w:r>
-    </w:p>
-    <w:p>
-      <w:pPr>
-        <w:pStyle w:val="Compact"/>
-        <w:numPr>
-          <w:ilvl w:val="0"/>
-          <w:numId w:val="1019"/>
-        </w:numPr>
-      </w:pPr>
-      <w:r>
-        <w:t xml:space="preserve">Lecture slides:</w:t>
-      </w:r>
-      <w:r>
-        <w:t xml:space="preserve"> </w:t>
-      </w:r>
-      <w:hyperlink r:id="rId75">
-        <w:r>
-          <w:rPr>
-            <w:rStyle w:val="Hyperlink"/>
-          </w:rPr>
-          <w:t xml:space="preserve">Lecture 4: Classification, Segmentation, AutoEncoders</w:t>
-        </w:r>
-      </w:hyperlink>
-    </w:p>
-    <w:p>
-      <w:pPr>
-        <w:pStyle w:val="Compact"/>
-        <w:numPr>
-          <w:ilvl w:val="0"/>
-          <w:numId w:val="1019"/>
-        </w:numPr>
-      </w:pPr>
-      <w:hyperlink r:id="rId76">
-        <w:r>
-          <w:rPr>
-            <w:rStyle w:val="Hyperlink"/>
-          </w:rPr>
-          <w:t xml:space="preserve">d2l Chapter 4: Classification</w:t>
-        </w:r>
-      </w:hyperlink>
-    </w:p>
-    <w:p>
-      <w:pPr>
-        <w:pStyle w:val="Compact"/>
-        <w:numPr>
-          <w:ilvl w:val="0"/>
-          <w:numId w:val="1019"/>
-        </w:numPr>
-      </w:pPr>
-      <w:hyperlink r:id="rId77">
-        <w:r>
-          <w:rPr>
-            <w:rStyle w:val="Hyperlink"/>
-          </w:rPr>
-          <w:t xml:space="preserve">d2l Chapter 14.9: Segmentation</w:t>
-        </w:r>
-      </w:hyperlink>
-    </w:p>
-    <w:p>
-      <w:pPr>
-        <w:pStyle w:val="Compact"/>
-        <w:numPr>
-          <w:ilvl w:val="0"/>
-          <w:numId w:val="1019"/>
-        </w:numPr>
-      </w:pPr>
-      <w:r>
-        <w:t xml:space="preserve">Segmentation</w:t>
-      </w:r>
-    </w:p>
-    <w:p>
-      <w:pPr>
-        <w:pStyle w:val="Compact"/>
-        <w:numPr>
-          <w:ilvl w:val="0"/>
-          <w:numId w:val="1019"/>
-        </w:numPr>
-      </w:pPr>
-      <w:r>
-        <w:t xml:space="preserve">Dimensionality Reduction</w:t>
-      </w:r>
-    </w:p>
-    <w:p>
-      <w:pPr>
-        <w:pStyle w:val="Compact"/>
-        <w:numPr>
-          <w:ilvl w:val="1"/>
-          <w:numId w:val="1020"/>
-        </w:numPr>
-      </w:pPr>
-      <w:r>
-        <w:t xml:space="preserve">PCA</w:t>
-      </w:r>
-    </w:p>
-    <w:p>
-      <w:pPr>
-        <w:pStyle w:val="Compact"/>
-        <w:numPr>
-          <w:ilvl w:val="1"/>
-          <w:numId w:val="1020"/>
-        </w:numPr>
-      </w:pPr>
-      <w:r>
-        <w:t xml:space="preserve">Autoencoder</w:t>
-      </w:r>
-    </w:p>
-    <w:p>
-      <w:pPr>
-        <w:pStyle w:val="Compact"/>
-        <w:numPr>
-          <w:ilvl w:val="1"/>
-          <w:numId w:val="1020"/>
-        </w:numPr>
-      </w:pPr>
-      <w:r>
-        <w:t xml:space="preserve">Variational Autoencoder</w:t>
-      </w:r>
-    </w:p>
-    <w:bookmarkEnd w:id="78"/>
-    <w:bookmarkStart w:id="79" w:name="X88950d2daf298223485cc0c4e29335d7e9b0f58"/>
-    <w:p>
-      <w:pPr>
-        <w:pStyle w:val="Heading3"/>
-      </w:pPr>
-      <w:r>
-        <w:t xml:space="preserve">17.5 Miniproject (10.6. - 24.6.2025) concurrent to lectures</w:t>
-      </w:r>
-    </w:p>
-    <w:p>
-      <w:pPr>
-        <w:pStyle w:val="FirstParagraph"/>
-      </w:pPr>
-      <w:r>
-        <w:t xml:space="preserve">In the miniproject, you will test multiple deep neural network architectures on one of four microscopy-related tasks.</w:t>
-      </w:r>
-      <w:r>
-        <w:t xml:space="preserve"> </w:t>
-      </w:r>
-      <w:r>
-        <w:t xml:space="preserve">You should summarize your results in a short presentation (5 minutes + 2 minutes discussion) and deliver a Jupyter Notebook with your code and results.</w:t>
-      </w:r>
-      <w:r>
-        <w:t xml:space="preserve"> </w:t>
-      </w:r>
-      <w:r>
-        <w:t xml:space="preserve">The miniproject will be graded and will count as 40% towards your final grade.</w:t>
-      </w:r>
-    </w:p>
-    <w:p>
-      <w:pPr>
-        <w:numPr>
-          <w:ilvl w:val="0"/>
-          <w:numId w:val="1021"/>
-        </w:numPr>
-      </w:pPr>
-      <w:r>
-        <w:t xml:space="preserve">Segmentation Task</w:t>
-      </w:r>
-    </w:p>
-    <w:p>
-      <w:pPr>
-        <w:numPr>
-          <w:ilvl w:val="0"/>
-          <w:numId w:val="1000"/>
-        </w:numPr>
-      </w:pPr>
-      <w:r>
-        <w:t xml:space="preserve">We will use the HRTEM dataset from</w:t>
-      </w:r>
-      <w:r>
-        <w:t xml:space="preserve"> </w:t>
-      </w:r>
-      <w:r>
-        <w:t xml:space="preserve">“A robust synthetic data generation framework for machine learning in high-resolution transmission electron microscopy (HRTEM)”</w:t>
-      </w:r>
-      <w:r>
-        <w:t xml:space="preserve"> </w:t>
-      </w:r>
-      <w:r>
-        <w:t xml:space="preserve">by</w:t>
-      </w:r>
-      <w:r>
-        <w:t xml:space="preserve"> </w:t>
-      </w:r>
-      <w:r>
-        <w:t xml:space="preserve">Rangel DaCosta et al. (2024)</w:t>
-      </w:r>
-      <w:r>
-        <w:t xml:space="preserve"> </w:t>
-      </w:r>
-      <w:r>
-        <w:t xml:space="preserve">to implement a segmentation model.</w:t>
-      </w:r>
-      <w:r>
-        <w:t xml:space="preserve"> </w:t>
-      </w:r>
-      <w:r>
-        <w:t xml:space="preserve">The goal is to segment nanoparticles in HRTEM images.</w:t>
-      </w:r>
-    </w:p>
-    <w:p>
-      <w:pPr>
-        <w:numPr>
-          <w:ilvl w:val="0"/>
-          <w:numId w:val="1000"/>
-        </w:numPr>
-      </w:pPr>
-      <w:r>
-        <w:t xml:space="preserve">Please use the article</w:t>
-      </w:r>
-      <w:r>
-        <w:t xml:space="preserve"> </w:t>
-      </w:r>
-      <w:r>
-        <w:t xml:space="preserve">“A robust synthetic data generation framework for machine learning in high-resolution transmission electron microscopy (HRTEM)”</w:t>
-      </w:r>
-      <w:r>
-        <w:t xml:space="preserve"> </w:t>
-      </w:r>
-      <w:r>
-        <w:t xml:space="preserve">by</w:t>
-      </w:r>
-      <w:r>
-        <w:t xml:space="preserve"> </w:t>
-      </w:r>
-      <w:r>
-        <w:t xml:space="preserve">Rangel DaCosta et al. (2024)</w:t>
-      </w:r>
-      <w:r>
-        <w:t xml:space="preserve"> </w:t>
-      </w:r>
-      <w:r>
-        <w:t xml:space="preserve">as a starting point for your implementation.</w:t>
-      </w:r>
-    </w:p>
-    <w:p>
-      <w:pPr>
-        <w:numPr>
-          <w:ilvl w:val="0"/>
-          <w:numId w:val="1000"/>
-        </w:numPr>
-      </w:pPr>
-      <w:r>
-        <w:t xml:space="preserve">The datast contains pairs of HRTEM images and ground truth segmentations.</w:t>
-      </w:r>
-    </w:p>
-    <w:p>
-      <w:pPr>
-        <w:numPr>
-          <w:ilvl w:val="0"/>
-          <w:numId w:val="1021"/>
-        </w:numPr>
-      </w:pPr>
-      <w:r>
-        <w:t xml:space="preserve">VAE &amp; Dimensionality Reduction</w:t>
-      </w:r>
-    </w:p>
-    <w:p>
-      <w:pPr>
-        <w:numPr>
-          <w:ilvl w:val="0"/>
-          <w:numId w:val="1000"/>
-        </w:numPr>
-      </w:pPr>
-      <w:r>
-        <w:t xml:space="preserve">We will use the dataset from</w:t>
-      </w:r>
-      <w:r>
-        <w:t xml:space="preserve"> </w:t>
-      </w:r>
-      <w:r>
-        <w:t xml:space="preserve">“Uncovering material deformations via machine learning combined with four-dimensional scanning transmission electron microscopy”</w:t>
-      </w:r>
-      <w:r>
-        <w:t xml:space="preserve"> </w:t>
-      </w:r>
-      <w:r>
-        <w:t xml:space="preserve">by</w:t>
-      </w:r>
-      <w:r>
-        <w:t xml:space="preserve"> </w:t>
-      </w:r>
-      <w:r>
-        <w:t xml:space="preserve">Shi et al. (2022)</w:t>
-      </w:r>
-      <w:r>
-        <w:t xml:space="preserve"> </w:t>
-      </w:r>
-      <w:r>
-        <w:t xml:space="preserve">to implement a dimensionality reduction model and cluster 4DSTEM data.</w:t>
-      </w:r>
-    </w:p>
-    <w:p>
-      <w:pPr>
-        <w:numPr>
-          <w:ilvl w:val="0"/>
-          <w:numId w:val="1000"/>
-        </w:numPr>
-      </w:pPr>
-      <w:r>
-        <w:t xml:space="preserve">The goal is to learn a mapping from 4DSTEM data to a lower-dimensional embedding where you can perform clustering to identify different deformation modes.</w:t>
-      </w:r>
-    </w:p>
-    <w:p>
-      <w:pPr>
-        <w:numPr>
-          <w:ilvl w:val="0"/>
-          <w:numId w:val="1000"/>
-        </w:numPr>
-      </w:pPr>
-      <w:r>
-        <w:t xml:space="preserve">Please use the article</w:t>
-      </w:r>
-      <w:r>
-        <w:t xml:space="preserve"> </w:t>
-      </w:r>
-      <w:r>
-        <w:t xml:space="preserve">“Uncovering material deformations via machine learning combined with four-dimensional scanning transmission electron microscopy”</w:t>
-      </w:r>
-      <w:r>
-        <w:t xml:space="preserve"> </w:t>
-      </w:r>
-      <w:r>
-        <w:t xml:space="preserve">by</w:t>
-      </w:r>
-      <w:r>
-        <w:t xml:space="preserve"> </w:t>
-      </w:r>
-      <w:r>
-        <w:t xml:space="preserve">Shi et al. (2022)</w:t>
-      </w:r>
-      <w:r>
-        <w:t xml:space="preserve"> </w:t>
-      </w:r>
-      <w:r>
-        <w:t xml:space="preserve">as a starting point for your implementation.</w:t>
-      </w:r>
-    </w:p>
-    <w:p>
-      <w:pPr>
-        <w:numPr>
-          <w:ilvl w:val="0"/>
-          <w:numId w:val="1021"/>
-        </w:numPr>
-      </w:pPr>
-      <w:r>
-        <w:t xml:space="preserve">Denoising</w:t>
-      </w:r>
-    </w:p>
-    <w:p>
-      <w:pPr>
-        <w:numPr>
-          <w:ilvl w:val="0"/>
-          <w:numId w:val="1000"/>
-        </w:numPr>
-      </w:pPr>
-      <w:r>
-        <w:t xml:space="preserve">We will use the dataset from</w:t>
-      </w:r>
-      <w:r>
-        <w:t xml:space="preserve"> </w:t>
-      </w:r>
-      <w:r>
-        <w:t xml:space="preserve">“Unsupervised deep denoising for four-dimensional scanning transmission electron microscopy”</w:t>
-      </w:r>
-      <w:r>
-        <w:t xml:space="preserve"> </w:t>
-      </w:r>
-      <w:r>
-        <w:t xml:space="preserve">by</w:t>
-      </w:r>
-      <w:r>
-        <w:t xml:space="preserve"> </w:t>
-      </w:r>
-      <w:r>
-        <w:t xml:space="preserve">Sadri et al. (2024)</w:t>
-      </w:r>
-      <w:r>
-        <w:t xml:space="preserve"> </w:t>
-      </w:r>
-      <w:r>
-        <w:t xml:space="preserve">to implement a denoising model for 4DSTEM data.</w:t>
-      </w:r>
-    </w:p>
-    <w:p>
-      <w:pPr>
-        <w:numPr>
-          <w:ilvl w:val="0"/>
-          <w:numId w:val="1000"/>
-        </w:numPr>
-      </w:pPr>
-      <w:r>
-        <w:t xml:space="preserve">The goal is to learn a mapping from noisy to clean 4DSTEM data.</w:t>
-      </w:r>
-    </w:p>
-    <w:p>
-      <w:pPr>
-        <w:numPr>
-          <w:ilvl w:val="0"/>
-          <w:numId w:val="1000"/>
-        </w:numPr>
-      </w:pPr>
-      <w:r>
-        <w:t xml:space="preserve">Please use the article</w:t>
-      </w:r>
-      <w:r>
-        <w:t xml:space="preserve"> </w:t>
-      </w:r>
-      <w:r>
-        <w:t xml:space="preserve">“Unsupervised deep denoising for four-dimensional scanning transmission electron microscopy”</w:t>
-      </w:r>
-      <w:r>
-        <w:t xml:space="preserve"> </w:t>
-      </w:r>
-      <w:r>
-        <w:t xml:space="preserve">by</w:t>
-      </w:r>
-      <w:r>
-        <w:t xml:space="preserve"> </w:t>
-      </w:r>
-      <w:r>
-        <w:t xml:space="preserve">Sadri et al. (2024)</w:t>
-      </w:r>
-      <w:r>
-        <w:t xml:space="preserve"> </w:t>
-      </w:r>
-      <w:r>
-        <w:t xml:space="preserve">as a starting point for your implementation.</w:t>
-      </w:r>
-    </w:p>
-    <w:p>
-      <w:pPr>
-        <w:numPr>
-          <w:ilvl w:val="0"/>
-          <w:numId w:val="1000"/>
-        </w:numPr>
-      </w:pPr>
-      <w:r>
-        <w:t xml:space="preserve">The article contains pytorch code for the model.</w:t>
-      </w:r>
-    </w:p>
-    <w:p>
-      <w:pPr>
-        <w:numPr>
-          <w:ilvl w:val="0"/>
-          <w:numId w:val="1000"/>
-        </w:numPr>
-      </w:pPr>
-      <w:r>
-        <w:t xml:space="preserve">Learn how to adapt it to your needs and try to replicate the results on the SrTiO3_High_mag_Low_dose.npy and SrTiO3_High_mag_High_dose.npy datasets.</w:t>
-      </w:r>
-    </w:p>
-    <w:p>
-      <w:pPr>
-        <w:numPr>
-          <w:ilvl w:val="0"/>
-          <w:numId w:val="1021"/>
-        </w:numPr>
-      </w:pPr>
-      <w:r>
-        <w:t xml:space="preserve">Image-to-Image Translation</w:t>
-      </w:r>
-    </w:p>
-    <w:p>
-      <w:pPr>
-        <w:numPr>
-          <w:ilvl w:val="0"/>
-          <w:numId w:val="1000"/>
-        </w:numPr>
-      </w:pPr>
-      <w:r>
-        <w:t xml:space="preserve">We will use a simulated X-ray image dataset with pairs of projected thickness and phase contrast images to implement an Image to image translation model.</w:t>
-      </w:r>
-    </w:p>
-    <w:p>
-      <w:pPr>
-        <w:numPr>
-          <w:ilvl w:val="0"/>
-          <w:numId w:val="1000"/>
-        </w:numPr>
-      </w:pPr>
-      <w:r>
-        <w:t xml:space="preserve">The goal is to learn a mapping from phase contrast images to projected thickness images.</w:t>
-      </w:r>
-    </w:p>
-    <w:p>
-      <w:pPr>
-        <w:numPr>
-          <w:ilvl w:val="0"/>
-          <w:numId w:val="1000"/>
-        </w:numPr>
-      </w:pPr>
-      <w:r>
-        <w:t xml:space="preserve">This is usually a task that is solved with multiple measurements and a physical model of the imaging process.</w:t>
-      </w:r>
-    </w:p>
-    <w:p>
-      <w:pPr>
-        <w:numPr>
-          <w:ilvl w:val="0"/>
-          <w:numId w:val="1000"/>
-        </w:numPr>
-      </w:pPr>
-      <w:r>
-        <w:t xml:space="preserve">Here we will try to learn this mapping from simulated data.</w:t>
-      </w:r>
-      <w:r>
-        <w:t xml:space="preserve"> </w:t>
-      </w:r>
-      <w:r>
-        <w:t xml:space="preserve">Please use the article</w:t>
-      </w:r>
-      <w:r>
-        <w:t xml:space="preserve"> </w:t>
-      </w:r>
-      <w:r>
-        <w:t xml:space="preserve">“Multi-resolution convolutional neural networks for inverse problems”</w:t>
-      </w:r>
-      <w:r>
-        <w:t xml:space="preserve"> </w:t>
-      </w:r>
-      <w:r>
-        <w:t xml:space="preserve">by</w:t>
-      </w:r>
-      <w:r>
-        <w:t xml:space="preserve"> </w:t>
-      </w:r>
-      <w:r>
-        <w:t xml:space="preserve">Wang et al. (2020)</w:t>
-      </w:r>
-      <w:r>
-        <w:t xml:space="preserve"> </w:t>
-      </w:r>
-      <w:r>
-        <w:t xml:space="preserve">as a starting point for your implementation.</w:t>
-      </w:r>
-    </w:p>
-    <w:bookmarkEnd w:id="79"/>
-    <w:bookmarkStart w:id="82" w:name="lecture-5-mixed-bag-24.06.2025"/>
-    <w:p>
-      <w:pPr>
-        <w:pStyle w:val="Heading3"/>
-      </w:pPr>
-      <w:r>
-        <w:t xml:space="preserve">17.6 Lecture 5: Mixed Bag (24.06.2025)</w:t>
-      </w:r>
-    </w:p>
-    <w:p>
-      <w:pPr>
-        <w:pStyle w:val="Compact"/>
-        <w:numPr>
-          <w:ilvl w:val="0"/>
-          <w:numId w:val="1022"/>
-        </w:numPr>
-      </w:pPr>
-      <w:r>
-        <w:t xml:space="preserve">Lecture slides:</w:t>
-      </w:r>
-      <w:r>
-        <w:t xml:space="preserve"> </w:t>
-      </w:r>
-      <w:hyperlink r:id="rId80">
-        <w:r>
-          <w:rPr>
-            <w:rStyle w:val="Hyperlink"/>
-          </w:rPr>
-          <w:t xml:space="preserve">Lecture 5: Advanced AutoEncoder, GANs, and more</w:t>
-        </w:r>
-      </w:hyperlink>
-    </w:p>
-    <w:p>
-      <w:pPr>
-        <w:pStyle w:val="Compact"/>
-        <w:numPr>
-          <w:ilvl w:val="0"/>
-          <w:numId w:val="1022"/>
-        </w:numPr>
-      </w:pPr>
-      <w:r>
-        <w:t xml:space="preserve">Project presentations</w:t>
-      </w:r>
-    </w:p>
-    <w:p>
-      <w:pPr>
-        <w:pStyle w:val="Compact"/>
-        <w:numPr>
-          <w:ilvl w:val="0"/>
-          <w:numId w:val="1022"/>
-        </w:numPr>
-      </w:pPr>
-      <w:r>
-        <w:t xml:space="preserve">Generative Adversarial Networks</w:t>
-      </w:r>
-      <w:r>
-        <w:t xml:space="preserve"> </w:t>
-      </w:r>
-      <w:hyperlink r:id="rId81">
-        <w:r>
-          <w:rPr>
-            <w:rStyle w:val="Hyperlink"/>
-          </w:rPr>
-          <w:t xml:space="preserve">d2l Chapter 20: Generative Adversarial Networks</w:t>
-        </w:r>
-      </w:hyperlink>
-    </w:p>
-    <w:bookmarkEnd w:id="82"/>
-    <w:bookmarkStart w:id="85" w:name="X50edf94888c450cc82f5253db116ef1d178d455"/>
-    <w:p>
-      <w:pPr>
-        <w:pStyle w:val="Heading3"/>
-      </w:pPr>
-      <w:r>
-        <w:t xml:space="preserve">17.7 Lecture 6: Gaussian Processes Introduction (01.07.2025)</w:t>
-      </w:r>
-    </w:p>
-    <w:p>
-      <w:pPr>
-        <w:pStyle w:val="Compact"/>
-        <w:numPr>
-          <w:ilvl w:val="0"/>
-          <w:numId w:val="1023"/>
-        </w:numPr>
-      </w:pPr>
-      <w:r>
-        <w:t xml:space="preserve">Lecture slides:</w:t>
-      </w:r>
-      <w:r>
-        <w:t xml:space="preserve"> </w:t>
-      </w:r>
-      <w:hyperlink r:id="rId83">
-        <w:r>
-          <w:rPr>
-            <w:rStyle w:val="Hyperlink"/>
-          </w:rPr>
-          <w:t xml:space="preserve">Lecture 6: Gaussian Processes Introduction</w:t>
-        </w:r>
-      </w:hyperlink>
-    </w:p>
-    <w:p>
-      <w:pPr>
-        <w:pStyle w:val="Compact"/>
-        <w:numPr>
-          <w:ilvl w:val="0"/>
-          <w:numId w:val="1023"/>
-        </w:numPr>
-      </w:pPr>
-      <w:r>
-        <w:t xml:space="preserve">Introduction to Gaussian Processes</w:t>
-      </w:r>
-      <w:r>
-        <w:br/>
-      </w:r>
-    </w:p>
-    <w:p>
-      <w:pPr>
-        <w:pStyle w:val="Compact"/>
-        <w:numPr>
-          <w:ilvl w:val="0"/>
-          <w:numId w:val="1023"/>
-        </w:numPr>
-      </w:pPr>
-      <w:hyperlink r:id="rId84">
-        <w:r>
-          <w:rPr>
-            <w:rStyle w:val="Hyperlink"/>
-          </w:rPr>
-          <w:t xml:space="preserve">d2l Chapter 18: Gaussian Processes</w:t>
-        </w:r>
-      </w:hyperlink>
-    </w:p>
-    <w:bookmarkEnd w:id="85"/>
-    <w:bookmarkStart w:id="87" w:name="X796b8ea8d17913761ab97d7ef006aeb34e76407"/>
-    <w:p>
-      <w:pPr>
-        <w:pStyle w:val="Heading3"/>
-      </w:pPr>
-      <w:r>
-        <w:t xml:space="preserve">17.8 Lecture 7: Gaussian Processes Applications (08.07.2025)</w:t>
-      </w:r>
-    </w:p>
-    <w:p>
-      <w:pPr>
-        <w:pStyle w:val="Compact"/>
-        <w:numPr>
-          <w:ilvl w:val="0"/>
-          <w:numId w:val="1024"/>
-        </w:numPr>
-      </w:pPr>
-      <w:r>
-        <w:t xml:space="preserve">Lecture slides:</w:t>
-      </w:r>
-      <w:r>
-        <w:t xml:space="preserve"> </w:t>
-      </w:r>
-      <w:hyperlink r:id="rId86">
-        <w:r>
-          <w:rPr>
-            <w:rStyle w:val="Hyperlink"/>
-          </w:rPr>
-          <w:t xml:space="preserve">Lecture 7: Gaussian Processes Applications</w:t>
-        </w:r>
-      </w:hyperlink>
-    </w:p>
-    <w:p>
-      <w:pPr>
-        <w:pStyle w:val="Compact"/>
-        <w:numPr>
-          <w:ilvl w:val="0"/>
-          <w:numId w:val="1024"/>
-        </w:numPr>
-      </w:pPr>
-      <w:r>
-        <w:t xml:space="preserve">Bayesian Optimization</w:t>
-      </w:r>
-    </w:p>
-    <w:p>
-      <w:pPr>
-        <w:pStyle w:val="Compact"/>
-        <w:numPr>
-          <w:ilvl w:val="0"/>
-          <w:numId w:val="1024"/>
-        </w:numPr>
-      </w:pPr>
-      <w:r>
-        <w:t xml:space="preserve">Active Learning</w:t>
-      </w:r>
-    </w:p>
-    <w:p>
-      <w:pPr>
-        <w:pStyle w:val="Compact"/>
-        <w:numPr>
-          <w:ilvl w:val="0"/>
-          <w:numId w:val="1024"/>
-        </w:numPr>
-      </w:pPr>
-      <w:r>
-        <w:t xml:space="preserve">Deep Kernel Learning</w:t>
-      </w:r>
-    </w:p>
-    <w:bookmarkEnd w:id="87"/>
-    <w:bookmarkStart w:id="89" w:name="X96c6caed4087b83c1f03dc90cb4683ae3ca1365"/>
-    <w:p>
-      <w:pPr>
-        <w:pStyle w:val="Heading3"/>
-      </w:pPr>
-      <w:r>
-        <w:t xml:space="preserve">17.9 Lecture 8: Imaging Inverse Problems 1 (15.07.2025)</w:t>
-      </w:r>
-    </w:p>
-    <w:p>
-      <w:pPr>
-        <w:pStyle w:val="Compact"/>
-        <w:numPr>
-          <w:ilvl w:val="0"/>
-          <w:numId w:val="1025"/>
-        </w:numPr>
-      </w:pPr>
-      <w:r>
-        <w:t xml:space="preserve">Lecture slides:</w:t>
-      </w:r>
-      <w:r>
-        <w:t xml:space="preserve"> </w:t>
-      </w:r>
-      <w:hyperlink r:id="rId88">
-        <w:r>
-          <w:rPr>
-            <w:rStyle w:val="Hyperlink"/>
-          </w:rPr>
-          <w:t xml:space="preserve">Lecture 8: Imaging Inverse Problems 1</w:t>
-        </w:r>
-      </w:hyperlink>
-    </w:p>
-    <w:p>
-      <w:pPr>
-        <w:pStyle w:val="Compact"/>
-        <w:numPr>
-          <w:ilvl w:val="0"/>
-          <w:numId w:val="1025"/>
-        </w:numPr>
-      </w:pPr>
-      <w:r>
-        <w:t xml:space="preserve">Imaging Inverse Problems: Introduction</w:t>
-      </w:r>
-    </w:p>
-    <w:bookmarkEnd w:id="89"/>
-    <w:bookmarkStart w:id="91" w:name="X3c54ca72acfb29821fa707ec6d89100debd75da"/>
-    <w:p>
-      <w:pPr>
-        <w:pStyle w:val="Heading3"/>
-      </w:pPr>
-      <w:r>
-        <w:t xml:space="preserve">17.10 Lecture 9: Imaging Inverse Problems 2 (22.07.2025)</w:t>
-      </w:r>
-    </w:p>
-    <w:p>
-      <w:pPr>
-        <w:pStyle w:val="Compact"/>
-        <w:numPr>
-          <w:ilvl w:val="0"/>
-          <w:numId w:val="1026"/>
-        </w:numPr>
-      </w:pPr>
-      <w:r>
-        <w:t xml:space="preserve">Lecture slides:</w:t>
-      </w:r>
-      <w:r>
-        <w:t xml:space="preserve"> </w:t>
-      </w:r>
-      <w:hyperlink r:id="rId90">
-        <w:r>
-          <w:rPr>
-            <w:rStyle w:val="Hyperlink"/>
-          </w:rPr>
-          <w:t xml:space="preserve">Lecture 9: Imaging Inverse Problems 2</w:t>
-        </w:r>
-      </w:hyperlink>
-    </w:p>
-    <w:bookmarkEnd w:id="91"/>
-    <w:bookmarkEnd w:id="92"/>
-    <w:bookmarkStart w:id="98" w:name="references"/>
-    <w:p>
-      <w:pPr>
-        <w:pStyle w:val="Heading2"/>
-      </w:pPr>
-      <w:r>
         <w:t xml:space="preserve">References</w:t>
       </w:r>
     </w:p>
-    <w:bookmarkStart w:id="97" w:name="refs"/>
-    <w:bookmarkStart w:id="93" w:name="ref-rangel2024robust"/>
+    <w:bookmarkStart w:id="96" w:name="refs"/>
+    <w:bookmarkStart w:id="92" w:name="ref-rangel2024robust"/>
     <w:p>
       <w:pPr>
         <w:pStyle w:val="Bibliography"/>
@@ -2406,8 +2384,8 @@
         <w:t xml:space="preserve">10 (1): 165.</w:t>
       </w:r>
     </w:p>
-    <w:bookmarkEnd w:id="93"/>
-    <w:bookmarkStart w:id="94" w:name="ref-sadri2024unsupervised"/>
+    <w:bookmarkEnd w:id="92"/>
+    <w:bookmarkStart w:id="93" w:name="ref-sadri2024unsupervised"/>
     <w:p>
       <w:pPr>
         <w:pStyle w:val="Bibliography"/>
@@ -2438,8 +2416,8 @@
         <w:t xml:space="preserve">10 (1): 243.</w:t>
       </w:r>
     </w:p>
-    <w:bookmarkEnd w:id="94"/>
-    <w:bookmarkStart w:id="95" w:name="ref-shi2022uncovering"/>
+    <w:bookmarkEnd w:id="93"/>
+    <w:bookmarkStart w:id="94" w:name="ref-shi2022uncovering"/>
     <w:p>
       <w:pPr>
         <w:pStyle w:val="Bibliography"/>
@@ -2470,8 +2448,8 @@
         <w:t xml:space="preserve">8 (1): 114.</w:t>
       </w:r>
     </w:p>
-    <w:bookmarkEnd w:id="95"/>
-    <w:bookmarkStart w:id="96" w:name="ref-wang2020multi"/>
+    <w:bookmarkEnd w:id="94"/>
+    <w:bookmarkStart w:id="95" w:name="ref-wang2020multi"/>
     <w:p>
       <w:pPr>
         <w:pStyle w:val="Bibliography"/>
@@ -2502,9 +2480,9 @@
         <w:t xml:space="preserve">10 (1): 5730.</w:t>
       </w:r>
     </w:p>
+    <w:bookmarkEnd w:id="95"/>
     <w:bookmarkEnd w:id="96"/>
     <w:bookmarkEnd w:id="97"/>
-    <w:bookmarkEnd w:id="98"/>
     <w:sectPr>
       <w:footnotePr>
         <w:numRestart w:val="eachSect"/>
@@ -2864,9 +2842,6 @@
     <w:abstractNumId w:val="991"/>
   </w:num>
   <w:num w:numId="1020">
-    <w:abstractNumId w:val="991"/>
-  </w:num>
-  <w:num w:numId="1021">
     <w:abstractNumId w:val="99411"/>
     <w:lvlOverride w:ilvl="0">
       <w:startOverride w:val="1"/>
@@ -2896,6 +2871,9 @@
       <w:startOverride w:val="1"/>
     </w:lvlOverride>
   </w:num>
+  <w:num w:numId="1021">
+    <w:abstractNumId w:val="991"/>
+  </w:num>
   <w:num w:numId="1022">
     <w:abstractNumId w:val="991"/>
   </w:num>
@@ -2906,9 +2884,6 @@
     <w:abstractNumId w:val="991"/>
   </w:num>
   <w:num w:numId="1025">
-    <w:abstractNumId w:val="991"/>
-  </w:num>
-  <w:num w:numId="1026">
     <w:abstractNumId w:val="991"/>
   </w:num>
 </w:numbering>

--- a/index.docx
+++ b/index.docx
@@ -23,7 +23,7 @@
         <w:pStyle w:val="Date"/>
       </w:pPr>
       <w:r>
-        <w:t xml:space="preserve">2026-09-27</w:t>
+        <w:t xml:space="preserve">2026-10-21</w:t>
       </w:r>
     </w:p>
     <w:p>
@@ -257,7 +257,7 @@
         <w:t xml:space="preserve"> </w:t>
       </w:r>
       <w:r>
-        <w:t xml:space="preserve">miniproject (40%, reproducible notebook + short report) and written exam (60%).</w:t>
+        <w:t xml:space="preserve">one written exam.</w:t>
       </w:r>
     </w:p>
     <w:bookmarkEnd w:id="21"/>
@@ -1245,13 +1245,13 @@
       </w:r>
     </w:p>
     <w:bookmarkEnd w:id="61"/>
-    <w:bookmarkStart w:id="62" w:name="sec-miniproject"/>
+    <w:bookmarkStart w:id="90" w:name="archive-ss-25-lectures"/>
     <w:p>
       <w:pPr>
         <w:pStyle w:val="Heading2"/>
       </w:pPr>
       <w:r>
-        <w:t xml:space="preserve">16 Miniproject</w:t>
+        <w:t xml:space="preserve">Archive: SS 25 lectures</w:t>
       </w:r>
     </w:p>
     <w:p>
@@ -1259,86 +1259,16 @@
         <w:pStyle w:val="FirstParagraph"/>
       </w:pPr>
       <w:r>
-        <w:t xml:space="preserve">Apply the full pipeline from the course (data → model → uncertainty → explainability) to an electron-microscopy or materials-characterisation dataset, as a fully reproducible notebook plus a 4–6 page report.</w:t>
-      </w:r>
-      <w:r>
-        <w:t xml:space="preserve"> </w:t>
-      </w:r>
-      <w:r>
-        <w:t xml:space="preserve">Choose one of five options:</w:t>
-      </w:r>
-    </w:p>
-    <w:p>
-      <w:pPr>
-        <w:pStyle w:val="BodyText"/>
-      </w:pPr>
-      <w:r>
-        <w:t xml:space="preserve">A. STEM/SEM image segmentation (U-Net or foundation-model features)</w:t>
-      </w:r>
-      <w:r>
-        <w:t xml:space="preserve"> </w:t>
-      </w:r>
-      <w:r>
-        <w:t xml:space="preserve">B. Spectral denoising and phase clustering (PCA / NMF / VAE)</w:t>
-      </w:r>
-      <w:r>
-        <w:t xml:space="preserve"> </w:t>
-      </w:r>
-      <w:r>
-        <w:t xml:space="preserve">C. Materials property regression with honest validation and uncertainty</w:t>
-      </w:r>
-      <w:r>
-        <w:t xml:space="preserve"> </w:t>
-      </w:r>
-      <w:r>
-        <w:t xml:space="preserve">D. A small imaging inverse problem (deblurring or limited-angle tomography)</w:t>
-      </w:r>
-      <w:r>
-        <w:t xml:space="preserve"> </w:t>
-      </w:r>
-      <w:r>
-        <w:t xml:space="preserve">E. Atom-column descriptors and defect classification (tree ensembles, optionally a GNN)</w:t>
-      </w:r>
-    </w:p>
-    <w:p>
-      <w:pPr>
-        <w:pStyle w:val="BodyText"/>
-      </w:pPr>
-      <w:r>
-        <w:t xml:space="preserve">Milestones: topic selection from Week 1, proposal around Week 6, progress check-in around Week 10, final submission in the exam period.</w:t>
-      </w:r>
-      <w:r>
-        <w:t xml:space="preserve"> </w:t>
-      </w:r>
-      <w:r>
-        <w:t xml:space="preserve">The full task descriptions and grading rubric are on StudOn.</w:t>
-      </w:r>
-    </w:p>
-    <w:bookmarkEnd w:id="62"/>
-    <w:bookmarkStart w:id="91" w:name="archive-ss-25-lectures"/>
-    <w:p>
-      <w:pPr>
-        <w:pStyle w:val="Heading2"/>
-      </w:pPr>
-      <w:r>
-        <w:t xml:space="preserve">Archive: SS 25 lectures</w:t>
-      </w:r>
-    </w:p>
-    <w:p>
-      <w:pPr>
-        <w:pStyle w:val="FirstParagraph"/>
-      </w:pPr>
-      <w:r>
         <w:t xml:space="preserve">The previous (9-lecture) version of the course is kept here for reference.</w:t>
       </w:r>
     </w:p>
-    <w:bookmarkStart w:id="65" w:name="lecture-1-intro-13.05.2025"/>
+    <w:bookmarkStart w:id="64" w:name="lecture-1-intro-13.05.2025"/>
     <w:p>
       <w:pPr>
         <w:pStyle w:val="Heading3"/>
       </w:pPr>
       <w:r>
-        <w:t xml:space="preserve">16.1 Lecture 1: Intro (13.05.2025)</w:t>
+        <w:t xml:space="preserve">15.1 Lecture 1: Intro (13.05.2025)</w:t>
       </w:r>
     </w:p>
     <w:p>
@@ -1355,48 +1285,115 @@
       <w:r>
         <w:t xml:space="preserve"> </w:t>
       </w:r>
+      <w:hyperlink r:id="rId62">
+        <w:r>
+          <w:rPr>
+            <w:rStyle w:val="Hyperlink"/>
+          </w:rPr>
+          <w:t xml:space="preserve">Lecture 1: Introduction</w:t>
+        </w:r>
+      </w:hyperlink>
+    </w:p>
+    <w:p>
+      <w:pPr>
+        <w:pStyle w:val="Compact"/>
+        <w:numPr>
+          <w:ilvl w:val="0"/>
+          <w:numId w:val="1015"/>
+        </w:numPr>
+      </w:pPr>
       <w:hyperlink r:id="rId63">
         <w:r>
           <w:rPr>
             <w:rStyle w:val="Hyperlink"/>
           </w:rPr>
-          <w:t xml:space="preserve">Lecture 1: Introduction</w:t>
-        </w:r>
-      </w:hyperlink>
-    </w:p>
-    <w:p>
-      <w:pPr>
-        <w:pStyle w:val="Compact"/>
-        <w:numPr>
-          <w:ilvl w:val="0"/>
-          <w:numId w:val="1015"/>
-        </w:numPr>
-      </w:pPr>
-      <w:hyperlink r:id="rId64">
+          <w:t xml:space="preserve">d2l Chapter 2: Preliminaries</w:t>
+        </w:r>
+      </w:hyperlink>
+    </w:p>
+    <w:bookmarkEnd w:id="64"/>
+    <w:bookmarkStart w:id="68" w:name="X018b4f45a381b9488ccc3133cf5a363aaac4e24"/>
+    <w:p>
+      <w:pPr>
+        <w:pStyle w:val="Heading3"/>
+      </w:pPr>
+      <w:r>
+        <w:t xml:space="preserve">15.2 Lecture 2: Optimization, Regression, Sensor Fusion (20.05.2025)</w:t>
+      </w:r>
+    </w:p>
+    <w:p>
+      <w:pPr>
+        <w:pStyle w:val="Compact"/>
+        <w:numPr>
+          <w:ilvl w:val="0"/>
+          <w:numId w:val="1016"/>
+        </w:numPr>
+      </w:pPr>
+      <w:r>
+        <w:t xml:space="preserve">Lecture slides:</w:t>
+      </w:r>
+      <w:r>
+        <w:t xml:space="preserve"> </w:t>
+      </w:r>
+      <w:hyperlink r:id="rId65">
         <w:r>
           <w:rPr>
             <w:rStyle w:val="Hyperlink"/>
           </w:rPr>
-          <w:t xml:space="preserve">d2l Chapter 2: Preliminaries</w:t>
-        </w:r>
-      </w:hyperlink>
-    </w:p>
-    <w:bookmarkEnd w:id="65"/>
-    <w:bookmarkStart w:id="69" w:name="X018b4f45a381b9488ccc3133cf5a363aaac4e24"/>
+          <w:t xml:space="preserve">Lecture 2: Optimization, Regression, Sensor Fusion</w:t>
+        </w:r>
+      </w:hyperlink>
+    </w:p>
+    <w:p>
+      <w:pPr>
+        <w:pStyle w:val="Compact"/>
+        <w:numPr>
+          <w:ilvl w:val="0"/>
+          <w:numId w:val="1016"/>
+        </w:numPr>
+      </w:pPr>
+      <w:hyperlink r:id="rId66">
+        <w:r>
+          <w:rPr>
+            <w:rStyle w:val="Hyperlink"/>
+          </w:rPr>
+          <w:t xml:space="preserve">d2l Chapter 3: Regression</w:t>
+        </w:r>
+      </w:hyperlink>
+    </w:p>
+    <w:p>
+      <w:pPr>
+        <w:pStyle w:val="Compact"/>
+        <w:numPr>
+          <w:ilvl w:val="0"/>
+          <w:numId w:val="1016"/>
+        </w:numPr>
+      </w:pPr>
+      <w:hyperlink r:id="rId67">
+        <w:r>
+          <w:rPr>
+            <w:rStyle w:val="Hyperlink"/>
+          </w:rPr>
+          <w:t xml:space="preserve">d2l Chapter 12: Optimization</w:t>
+        </w:r>
+      </w:hyperlink>
+    </w:p>
+    <w:bookmarkEnd w:id="68"/>
+    <w:bookmarkStart w:id="72" w:name="lecture-3-cnns-03.06.2025"/>
     <w:p>
       <w:pPr>
         <w:pStyle w:val="Heading3"/>
       </w:pPr>
       <w:r>
-        <w:t xml:space="preserve">16.2 Lecture 2: Optimization, Regression, Sensor Fusion (20.05.2025)</w:t>
-      </w:r>
-    </w:p>
-    <w:p>
-      <w:pPr>
-        <w:pStyle w:val="Compact"/>
-        <w:numPr>
-          <w:ilvl w:val="0"/>
-          <w:numId w:val="1016"/>
+        <w:t xml:space="preserve">15.3 Lecture 3: CNNs (03.06.2025)</w:t>
+      </w:r>
+    </w:p>
+    <w:p>
+      <w:pPr>
+        <w:pStyle w:val="Compact"/>
+        <w:numPr>
+          <w:ilvl w:val="0"/>
+          <w:numId w:val="1017"/>
         </w:numPr>
       </w:pPr>
       <w:r>
@@ -1405,65 +1402,65 @@
       <w:r>
         <w:t xml:space="preserve"> </w:t>
       </w:r>
-      <w:hyperlink r:id="rId66">
+      <w:hyperlink r:id="rId69">
         <w:r>
           <w:rPr>
             <w:rStyle w:val="Hyperlink"/>
           </w:rPr>
-          <w:t xml:space="preserve">Lecture 2: Optimization, Regression, Sensor Fusion</w:t>
-        </w:r>
-      </w:hyperlink>
-    </w:p>
-    <w:p>
-      <w:pPr>
-        <w:pStyle w:val="Compact"/>
-        <w:numPr>
-          <w:ilvl w:val="0"/>
-          <w:numId w:val="1016"/>
-        </w:numPr>
-      </w:pPr>
-      <w:hyperlink r:id="rId67">
+          <w:t xml:space="preserve">Lecture 3: CNNs</w:t>
+        </w:r>
+      </w:hyperlink>
+    </w:p>
+    <w:p>
+      <w:pPr>
+        <w:pStyle w:val="Compact"/>
+        <w:numPr>
+          <w:ilvl w:val="0"/>
+          <w:numId w:val="1017"/>
+        </w:numPr>
+      </w:pPr>
+      <w:hyperlink r:id="rId70">
         <w:r>
           <w:rPr>
             <w:rStyle w:val="Hyperlink"/>
           </w:rPr>
-          <w:t xml:space="preserve">d2l Chapter 3: Regression</w:t>
-        </w:r>
-      </w:hyperlink>
-    </w:p>
-    <w:p>
-      <w:pPr>
-        <w:pStyle w:val="Compact"/>
-        <w:numPr>
-          <w:ilvl w:val="0"/>
-          <w:numId w:val="1016"/>
-        </w:numPr>
-      </w:pPr>
-      <w:hyperlink r:id="rId68">
+          <w:t xml:space="preserve">d2l Chapter 7: CNNs</w:t>
+        </w:r>
+      </w:hyperlink>
+    </w:p>
+    <w:p>
+      <w:pPr>
+        <w:pStyle w:val="Compact"/>
+        <w:numPr>
+          <w:ilvl w:val="0"/>
+          <w:numId w:val="1017"/>
+        </w:numPr>
+      </w:pPr>
+      <w:hyperlink r:id="rId71">
         <w:r>
           <w:rPr>
             <w:rStyle w:val="Hyperlink"/>
           </w:rPr>
-          <w:t xml:space="preserve">d2l Chapter 12: Optimization</w:t>
-        </w:r>
-      </w:hyperlink>
-    </w:p>
-    <w:bookmarkEnd w:id="69"/>
-    <w:bookmarkStart w:id="73" w:name="lecture-3-cnns-03.06.2025"/>
+          <w:t xml:space="preserve">d2l Chapter 8: CNNs</w:t>
+        </w:r>
+      </w:hyperlink>
+    </w:p>
+    <w:bookmarkEnd w:id="72"/>
+    <w:bookmarkStart w:id="76" w:name="X0d5421b3ffb76439e30e5e0a017b6c1e216bf94"/>
     <w:p>
       <w:pPr>
         <w:pStyle w:val="Heading3"/>
       </w:pPr>
       <w:r>
-        <w:t xml:space="preserve">16.3 Lecture 3: CNNs (03.06.2025)</w:t>
-      </w:r>
-    </w:p>
-    <w:p>
-      <w:pPr>
-        <w:pStyle w:val="Compact"/>
-        <w:numPr>
-          <w:ilvl w:val="0"/>
-          <w:numId w:val="1017"/>
+        <w:t xml:space="preserve">15.4 Lecture 4: Classification, Segmentation, AutoEncoders (10.06.2025)</w:t>
+      </w:r>
+    </w:p>
+    <w:p>
+      <w:pPr>
+        <w:pStyle w:val="Compact"/>
+        <w:numPr>
+          <w:ilvl w:val="0"/>
+          <w:numId w:val="1018"/>
         </w:numPr>
       </w:pPr>
       <w:r>
@@ -1472,58 +1469,31 @@
       <w:r>
         <w:t xml:space="preserve"> </w:t>
       </w:r>
-      <w:hyperlink r:id="rId70">
+      <w:hyperlink r:id="rId73">
         <w:r>
           <w:rPr>
             <w:rStyle w:val="Hyperlink"/>
           </w:rPr>
-          <w:t xml:space="preserve">Lecture 3: CNNs</w:t>
-        </w:r>
-      </w:hyperlink>
-    </w:p>
-    <w:p>
-      <w:pPr>
-        <w:pStyle w:val="Compact"/>
-        <w:numPr>
-          <w:ilvl w:val="0"/>
-          <w:numId w:val="1017"/>
-        </w:numPr>
-      </w:pPr>
-      <w:hyperlink r:id="rId71">
+          <w:t xml:space="preserve">Lecture 4: Classification, Segmentation, AutoEncoders</w:t>
+        </w:r>
+      </w:hyperlink>
+    </w:p>
+    <w:p>
+      <w:pPr>
+        <w:pStyle w:val="Compact"/>
+        <w:numPr>
+          <w:ilvl w:val="0"/>
+          <w:numId w:val="1018"/>
+        </w:numPr>
+      </w:pPr>
+      <w:hyperlink r:id="rId74">
         <w:r>
           <w:rPr>
             <w:rStyle w:val="Hyperlink"/>
           </w:rPr>
-          <w:t xml:space="preserve">d2l Chapter 7: CNNs</w:t>
-        </w:r>
-      </w:hyperlink>
-    </w:p>
-    <w:p>
-      <w:pPr>
-        <w:pStyle w:val="Compact"/>
-        <w:numPr>
-          <w:ilvl w:val="0"/>
-          <w:numId w:val="1017"/>
-        </w:numPr>
-      </w:pPr>
-      <w:hyperlink r:id="rId72">
-        <w:r>
-          <w:rPr>
-            <w:rStyle w:val="Hyperlink"/>
-          </w:rPr>
-          <w:t xml:space="preserve">d2l Chapter 8: CNNs</w:t>
-        </w:r>
-      </w:hyperlink>
-    </w:p>
-    <w:bookmarkEnd w:id="73"/>
-    <w:bookmarkStart w:id="77" w:name="X0d5421b3ffb76439e30e5e0a017b6c1e216bf94"/>
-    <w:p>
-      <w:pPr>
-        <w:pStyle w:val="Heading3"/>
-      </w:pPr>
-      <w:r>
-        <w:t xml:space="preserve">16.4 Lecture 4: Classification, Segmentation, AutoEncoders (10.06.2025)</w:t>
-      </w:r>
+          <w:t xml:space="preserve">d2l Chapter 4: Classification</w:t>
+        </w:r>
+      </w:hyperlink>
     </w:p>
     <w:p>
       <w:pPr>
@@ -1533,47 +1503,7 @@
           <w:numId w:val="1018"/>
         </w:numPr>
       </w:pPr>
-      <w:r>
-        <w:t xml:space="preserve">Lecture slides:</w:t>
-      </w:r>
-      <w:r>
-        <w:t xml:space="preserve"> </w:t>
-      </w:r>
-      <w:hyperlink r:id="rId74">
-        <w:r>
-          <w:rPr>
-            <w:rStyle w:val="Hyperlink"/>
-          </w:rPr>
-          <w:t xml:space="preserve">Lecture 4: Classification, Segmentation, AutoEncoders</w:t>
-        </w:r>
-      </w:hyperlink>
-    </w:p>
-    <w:p>
-      <w:pPr>
-        <w:pStyle w:val="Compact"/>
-        <w:numPr>
-          <w:ilvl w:val="0"/>
-          <w:numId w:val="1018"/>
-        </w:numPr>
-      </w:pPr>
       <w:hyperlink r:id="rId75">
-        <w:r>
-          <w:rPr>
-            <w:rStyle w:val="Hyperlink"/>
-          </w:rPr>
-          <w:t xml:space="preserve">d2l Chapter 4: Classification</w:t>
-        </w:r>
-      </w:hyperlink>
-    </w:p>
-    <w:p>
-      <w:pPr>
-        <w:pStyle w:val="Compact"/>
-        <w:numPr>
-          <w:ilvl w:val="0"/>
-          <w:numId w:val="1018"/>
-        </w:numPr>
-      </w:pPr>
-      <w:hyperlink r:id="rId76">
         <w:r>
           <w:rPr>
             <w:rStyle w:val="Hyperlink"/>
@@ -1642,441 +1572,509 @@
         <w:t xml:space="preserve">Variational Autoencoder</w:t>
       </w:r>
     </w:p>
+    <w:bookmarkEnd w:id="76"/>
+    <w:bookmarkStart w:id="77" w:name="X88950d2daf298223485cc0c4e29335d7e9b0f58"/>
+    <w:p>
+      <w:pPr>
+        <w:pStyle w:val="Heading3"/>
+      </w:pPr>
+      <w:r>
+        <w:t xml:space="preserve">15.5 Miniproject (10.6. - 24.6.2025) concurrent to lectures</w:t>
+      </w:r>
+    </w:p>
+    <w:p>
+      <w:pPr>
+        <w:pStyle w:val="FirstParagraph"/>
+      </w:pPr>
+      <w:r>
+        <w:t xml:space="preserve">In the miniproject, you will test multiple deep neural network architectures on one of four microscopy-related tasks.</w:t>
+      </w:r>
+      <w:r>
+        <w:t xml:space="preserve"> </w:t>
+      </w:r>
+      <w:r>
+        <w:t xml:space="preserve">You should summarize your results in a short presentation (5 minutes + 2 minutes discussion) and deliver a Jupyter Notebook with your code and results.</w:t>
+      </w:r>
+      <w:r>
+        <w:t xml:space="preserve"> </w:t>
+      </w:r>
+      <w:r>
+        <w:t xml:space="preserve">The miniproject will be graded and will count as 40% towards your final grade.</w:t>
+      </w:r>
+    </w:p>
+    <w:p>
+      <w:pPr>
+        <w:numPr>
+          <w:ilvl w:val="0"/>
+          <w:numId w:val="1020"/>
+        </w:numPr>
+      </w:pPr>
+      <w:r>
+        <w:t xml:space="preserve">Segmentation Task</w:t>
+      </w:r>
+    </w:p>
+    <w:p>
+      <w:pPr>
+        <w:numPr>
+          <w:ilvl w:val="0"/>
+          <w:numId w:val="1000"/>
+        </w:numPr>
+      </w:pPr>
+      <w:r>
+        <w:t xml:space="preserve">We will use the HRTEM dataset from</w:t>
+      </w:r>
+      <w:r>
+        <w:t xml:space="preserve"> </w:t>
+      </w:r>
+      <w:r>
+        <w:t xml:space="preserve">“A robust synthetic data generation framework for machine learning in high-resolution transmission electron microscopy (HRTEM)”</w:t>
+      </w:r>
+      <w:r>
+        <w:t xml:space="preserve"> </w:t>
+      </w:r>
+      <w:r>
+        <w:t xml:space="preserve">by</w:t>
+      </w:r>
+      <w:r>
+        <w:t xml:space="preserve"> </w:t>
+      </w:r>
+      <w:r>
+        <w:t xml:space="preserve">Rangel DaCosta et al. (2024)</w:t>
+      </w:r>
+      <w:r>
+        <w:t xml:space="preserve"> </w:t>
+      </w:r>
+      <w:r>
+        <w:t xml:space="preserve">to implement a segmentation model.</w:t>
+      </w:r>
+      <w:r>
+        <w:t xml:space="preserve"> </w:t>
+      </w:r>
+      <w:r>
+        <w:t xml:space="preserve">The goal is to segment nanoparticles in HRTEM images.</w:t>
+      </w:r>
+    </w:p>
+    <w:p>
+      <w:pPr>
+        <w:numPr>
+          <w:ilvl w:val="0"/>
+          <w:numId w:val="1000"/>
+        </w:numPr>
+      </w:pPr>
+      <w:r>
+        <w:t xml:space="preserve">Please use the article</w:t>
+      </w:r>
+      <w:r>
+        <w:t xml:space="preserve"> </w:t>
+      </w:r>
+      <w:r>
+        <w:t xml:space="preserve">“A robust synthetic data generation framework for machine learning in high-resolution transmission electron microscopy (HRTEM)”</w:t>
+      </w:r>
+      <w:r>
+        <w:t xml:space="preserve"> </w:t>
+      </w:r>
+      <w:r>
+        <w:t xml:space="preserve">by</w:t>
+      </w:r>
+      <w:r>
+        <w:t xml:space="preserve"> </w:t>
+      </w:r>
+      <w:r>
+        <w:t xml:space="preserve">Rangel DaCosta et al. (2024)</w:t>
+      </w:r>
+      <w:r>
+        <w:t xml:space="preserve"> </w:t>
+      </w:r>
+      <w:r>
+        <w:t xml:space="preserve">as a starting point for your implementation.</w:t>
+      </w:r>
+    </w:p>
+    <w:p>
+      <w:pPr>
+        <w:numPr>
+          <w:ilvl w:val="0"/>
+          <w:numId w:val="1000"/>
+        </w:numPr>
+      </w:pPr>
+      <w:r>
+        <w:t xml:space="preserve">The datast contains pairs of HRTEM images and ground truth segmentations.</w:t>
+      </w:r>
+    </w:p>
+    <w:p>
+      <w:pPr>
+        <w:numPr>
+          <w:ilvl w:val="0"/>
+          <w:numId w:val="1020"/>
+        </w:numPr>
+      </w:pPr>
+      <w:r>
+        <w:t xml:space="preserve">VAE &amp; Dimensionality Reduction</w:t>
+      </w:r>
+    </w:p>
+    <w:p>
+      <w:pPr>
+        <w:numPr>
+          <w:ilvl w:val="0"/>
+          <w:numId w:val="1000"/>
+        </w:numPr>
+      </w:pPr>
+      <w:r>
+        <w:t xml:space="preserve">We will use the dataset from</w:t>
+      </w:r>
+      <w:r>
+        <w:t xml:space="preserve"> </w:t>
+      </w:r>
+      <w:r>
+        <w:t xml:space="preserve">“Uncovering material deformations via machine learning combined with four-dimensional scanning transmission electron microscopy”</w:t>
+      </w:r>
+      <w:r>
+        <w:t xml:space="preserve"> </w:t>
+      </w:r>
+      <w:r>
+        <w:t xml:space="preserve">by</w:t>
+      </w:r>
+      <w:r>
+        <w:t xml:space="preserve"> </w:t>
+      </w:r>
+      <w:r>
+        <w:t xml:space="preserve">Shi et al. (2022)</w:t>
+      </w:r>
+      <w:r>
+        <w:t xml:space="preserve"> </w:t>
+      </w:r>
+      <w:r>
+        <w:t xml:space="preserve">to implement a dimensionality reduction model and cluster 4DSTEM data.</w:t>
+      </w:r>
+    </w:p>
+    <w:p>
+      <w:pPr>
+        <w:numPr>
+          <w:ilvl w:val="0"/>
+          <w:numId w:val="1000"/>
+        </w:numPr>
+      </w:pPr>
+      <w:r>
+        <w:t xml:space="preserve">The goal is to learn a mapping from 4DSTEM data to a lower-dimensional embedding where you can perform clustering to identify different deformation modes.</w:t>
+      </w:r>
+    </w:p>
+    <w:p>
+      <w:pPr>
+        <w:numPr>
+          <w:ilvl w:val="0"/>
+          <w:numId w:val="1000"/>
+        </w:numPr>
+      </w:pPr>
+      <w:r>
+        <w:t xml:space="preserve">Please use the article</w:t>
+      </w:r>
+      <w:r>
+        <w:t xml:space="preserve"> </w:t>
+      </w:r>
+      <w:r>
+        <w:t xml:space="preserve">“Uncovering material deformations via machine learning combined with four-dimensional scanning transmission electron microscopy”</w:t>
+      </w:r>
+      <w:r>
+        <w:t xml:space="preserve"> </w:t>
+      </w:r>
+      <w:r>
+        <w:t xml:space="preserve">by</w:t>
+      </w:r>
+      <w:r>
+        <w:t xml:space="preserve"> </w:t>
+      </w:r>
+      <w:r>
+        <w:t xml:space="preserve">Shi et al. (2022)</w:t>
+      </w:r>
+      <w:r>
+        <w:t xml:space="preserve"> </w:t>
+      </w:r>
+      <w:r>
+        <w:t xml:space="preserve">as a starting point for your implementation.</w:t>
+      </w:r>
+    </w:p>
+    <w:p>
+      <w:pPr>
+        <w:numPr>
+          <w:ilvl w:val="0"/>
+          <w:numId w:val="1020"/>
+        </w:numPr>
+      </w:pPr>
+      <w:r>
+        <w:t xml:space="preserve">Denoising</w:t>
+      </w:r>
+    </w:p>
+    <w:p>
+      <w:pPr>
+        <w:numPr>
+          <w:ilvl w:val="0"/>
+          <w:numId w:val="1000"/>
+        </w:numPr>
+      </w:pPr>
+      <w:r>
+        <w:t xml:space="preserve">We will use the dataset from</w:t>
+      </w:r>
+      <w:r>
+        <w:t xml:space="preserve"> </w:t>
+      </w:r>
+      <w:r>
+        <w:t xml:space="preserve">“Unsupervised deep denoising for four-dimensional scanning transmission electron microscopy”</w:t>
+      </w:r>
+      <w:r>
+        <w:t xml:space="preserve"> </w:t>
+      </w:r>
+      <w:r>
+        <w:t xml:space="preserve">by</w:t>
+      </w:r>
+      <w:r>
+        <w:t xml:space="preserve"> </w:t>
+      </w:r>
+      <w:r>
+        <w:t xml:space="preserve">Sadri et al. (2024)</w:t>
+      </w:r>
+      <w:r>
+        <w:t xml:space="preserve"> </w:t>
+      </w:r>
+      <w:r>
+        <w:t xml:space="preserve">to implement a denoising model for 4DSTEM data.</w:t>
+      </w:r>
+    </w:p>
+    <w:p>
+      <w:pPr>
+        <w:numPr>
+          <w:ilvl w:val="0"/>
+          <w:numId w:val="1000"/>
+        </w:numPr>
+      </w:pPr>
+      <w:r>
+        <w:t xml:space="preserve">The goal is to learn a mapping from noisy to clean 4DSTEM data.</w:t>
+      </w:r>
+    </w:p>
+    <w:p>
+      <w:pPr>
+        <w:numPr>
+          <w:ilvl w:val="0"/>
+          <w:numId w:val="1000"/>
+        </w:numPr>
+      </w:pPr>
+      <w:r>
+        <w:t xml:space="preserve">Please use the article</w:t>
+      </w:r>
+      <w:r>
+        <w:t xml:space="preserve"> </w:t>
+      </w:r>
+      <w:r>
+        <w:t xml:space="preserve">“Unsupervised deep denoising for four-dimensional scanning transmission electron microscopy”</w:t>
+      </w:r>
+      <w:r>
+        <w:t xml:space="preserve"> </w:t>
+      </w:r>
+      <w:r>
+        <w:t xml:space="preserve">by</w:t>
+      </w:r>
+      <w:r>
+        <w:t xml:space="preserve"> </w:t>
+      </w:r>
+      <w:r>
+        <w:t xml:space="preserve">Sadri et al. (2024)</w:t>
+      </w:r>
+      <w:r>
+        <w:t xml:space="preserve"> </w:t>
+      </w:r>
+      <w:r>
+        <w:t xml:space="preserve">as a starting point for your implementation.</w:t>
+      </w:r>
+    </w:p>
+    <w:p>
+      <w:pPr>
+        <w:numPr>
+          <w:ilvl w:val="0"/>
+          <w:numId w:val="1000"/>
+        </w:numPr>
+      </w:pPr>
+      <w:r>
+        <w:t xml:space="preserve">The article contains pytorch code for the model.</w:t>
+      </w:r>
+    </w:p>
+    <w:p>
+      <w:pPr>
+        <w:numPr>
+          <w:ilvl w:val="0"/>
+          <w:numId w:val="1000"/>
+        </w:numPr>
+      </w:pPr>
+      <w:r>
+        <w:t xml:space="preserve">Learn how to adapt it to your needs and try to replicate the results on the SrTiO3_High_mag_Low_dose.npy and SrTiO3_High_mag_High_dose.npy datasets.</w:t>
+      </w:r>
+    </w:p>
+    <w:p>
+      <w:pPr>
+        <w:numPr>
+          <w:ilvl w:val="0"/>
+          <w:numId w:val="1020"/>
+        </w:numPr>
+      </w:pPr>
+      <w:r>
+        <w:t xml:space="preserve">Image-to-Image Translation</w:t>
+      </w:r>
+    </w:p>
+    <w:p>
+      <w:pPr>
+        <w:numPr>
+          <w:ilvl w:val="0"/>
+          <w:numId w:val="1000"/>
+        </w:numPr>
+      </w:pPr>
+      <w:r>
+        <w:t xml:space="preserve">We will use a simulated X-ray image dataset with pairs of projected thickness and phase contrast images to implement an Image to image translation model.</w:t>
+      </w:r>
+    </w:p>
+    <w:p>
+      <w:pPr>
+        <w:numPr>
+          <w:ilvl w:val="0"/>
+          <w:numId w:val="1000"/>
+        </w:numPr>
+      </w:pPr>
+      <w:r>
+        <w:t xml:space="preserve">The goal is to learn a mapping from phase contrast images to projected thickness images.</w:t>
+      </w:r>
+    </w:p>
+    <w:p>
+      <w:pPr>
+        <w:numPr>
+          <w:ilvl w:val="0"/>
+          <w:numId w:val="1000"/>
+        </w:numPr>
+      </w:pPr>
+      <w:r>
+        <w:t xml:space="preserve">This is usually a task that is solved with multiple measurements and a physical model of the imaging process.</w:t>
+      </w:r>
+    </w:p>
+    <w:p>
+      <w:pPr>
+        <w:numPr>
+          <w:ilvl w:val="0"/>
+          <w:numId w:val="1000"/>
+        </w:numPr>
+      </w:pPr>
+      <w:r>
+        <w:t xml:space="preserve">Here we will try to learn this mapping from simulated data.</w:t>
+      </w:r>
+      <w:r>
+        <w:t xml:space="preserve"> </w:t>
+      </w:r>
+      <w:r>
+        <w:t xml:space="preserve">Please use the article</w:t>
+      </w:r>
+      <w:r>
+        <w:t xml:space="preserve"> </w:t>
+      </w:r>
+      <w:r>
+        <w:t xml:space="preserve">“Multi-resolution convolutional neural networks for inverse problems”</w:t>
+      </w:r>
+      <w:r>
+        <w:t xml:space="preserve"> </w:t>
+      </w:r>
+      <w:r>
+        <w:t xml:space="preserve">by</w:t>
+      </w:r>
+      <w:r>
+        <w:t xml:space="preserve"> </w:t>
+      </w:r>
+      <w:r>
+        <w:t xml:space="preserve">Wang et al. (2020)</w:t>
+      </w:r>
+      <w:r>
+        <w:t xml:space="preserve"> </w:t>
+      </w:r>
+      <w:r>
+        <w:t xml:space="preserve">as a starting point for your implementation.</w:t>
+      </w:r>
+    </w:p>
     <w:bookmarkEnd w:id="77"/>
-    <w:bookmarkStart w:id="78" w:name="X88950d2daf298223485cc0c4e29335d7e9b0f58"/>
+    <w:bookmarkStart w:id="80" w:name="lecture-5-mixed-bag-24.06.2025"/>
     <w:p>
       <w:pPr>
         <w:pStyle w:val="Heading3"/>
       </w:pPr>
       <w:r>
-        <w:t xml:space="preserve">16.5 Miniproject (10.6. - 24.6.2025) concurrent to lectures</w:t>
-      </w:r>
-    </w:p>
-    <w:p>
-      <w:pPr>
-        <w:pStyle w:val="FirstParagraph"/>
-      </w:pPr>
-      <w:r>
-        <w:t xml:space="preserve">In the miniproject, you will test multiple deep neural network architectures on one of four microscopy-related tasks.</w:t>
-      </w:r>
-      <w:r>
-        <w:t xml:space="preserve"> </w:t>
-      </w:r>
-      <w:r>
-        <w:t xml:space="preserve">You should summarize your results in a short presentation (5 minutes + 2 minutes discussion) and deliver a Jupyter Notebook with your code and results.</w:t>
-      </w:r>
-      <w:r>
-        <w:t xml:space="preserve"> </w:t>
-      </w:r>
-      <w:r>
-        <w:t xml:space="preserve">The miniproject will be graded and will count as 40% towards your final grade.</w:t>
-      </w:r>
-    </w:p>
-    <w:p>
-      <w:pPr>
-        <w:numPr>
-          <w:ilvl w:val="0"/>
-          <w:numId w:val="1020"/>
-        </w:numPr>
-      </w:pPr>
-      <w:r>
-        <w:t xml:space="preserve">Segmentation Task</w:t>
-      </w:r>
-    </w:p>
-    <w:p>
-      <w:pPr>
-        <w:numPr>
-          <w:ilvl w:val="0"/>
-          <w:numId w:val="1000"/>
-        </w:numPr>
-      </w:pPr>
-      <w:r>
-        <w:t xml:space="preserve">We will use the HRTEM dataset from</w:t>
-      </w:r>
-      <w:r>
-        <w:t xml:space="preserve"> </w:t>
-      </w:r>
-      <w:r>
-        <w:t xml:space="preserve">“A robust synthetic data generation framework for machine learning in high-resolution transmission electron microscopy (HRTEM)”</w:t>
-      </w:r>
-      <w:r>
-        <w:t xml:space="preserve"> </w:t>
-      </w:r>
-      <w:r>
-        <w:t xml:space="preserve">by</w:t>
-      </w:r>
-      <w:r>
-        <w:t xml:space="preserve"> </w:t>
-      </w:r>
-      <w:r>
-        <w:t xml:space="preserve">Rangel DaCosta et al. (2024)</w:t>
-      </w:r>
-      <w:r>
-        <w:t xml:space="preserve"> </w:t>
-      </w:r>
-      <w:r>
-        <w:t xml:space="preserve">to implement a segmentation model.</w:t>
-      </w:r>
-      <w:r>
-        <w:t xml:space="preserve"> </w:t>
-      </w:r>
-      <w:r>
-        <w:t xml:space="preserve">The goal is to segment nanoparticles in HRTEM images.</w:t>
-      </w:r>
-    </w:p>
-    <w:p>
-      <w:pPr>
-        <w:numPr>
-          <w:ilvl w:val="0"/>
-          <w:numId w:val="1000"/>
-        </w:numPr>
-      </w:pPr>
-      <w:r>
-        <w:t xml:space="preserve">Please use the article</w:t>
-      </w:r>
-      <w:r>
-        <w:t xml:space="preserve"> </w:t>
-      </w:r>
-      <w:r>
-        <w:t xml:space="preserve">“A robust synthetic data generation framework for machine learning in high-resolution transmission electron microscopy (HRTEM)”</w:t>
-      </w:r>
-      <w:r>
-        <w:t xml:space="preserve"> </w:t>
-      </w:r>
-      <w:r>
-        <w:t xml:space="preserve">by</w:t>
-      </w:r>
-      <w:r>
-        <w:t xml:space="preserve"> </w:t>
-      </w:r>
-      <w:r>
-        <w:t xml:space="preserve">Rangel DaCosta et al. (2024)</w:t>
-      </w:r>
-      <w:r>
-        <w:t xml:space="preserve"> </w:t>
-      </w:r>
-      <w:r>
-        <w:t xml:space="preserve">as a starting point for your implementation.</w:t>
-      </w:r>
-    </w:p>
-    <w:p>
-      <w:pPr>
-        <w:numPr>
-          <w:ilvl w:val="0"/>
-          <w:numId w:val="1000"/>
-        </w:numPr>
-      </w:pPr>
-      <w:r>
-        <w:t xml:space="preserve">The datast contains pairs of HRTEM images and ground truth segmentations.</w:t>
-      </w:r>
-    </w:p>
-    <w:p>
-      <w:pPr>
-        <w:numPr>
-          <w:ilvl w:val="0"/>
-          <w:numId w:val="1020"/>
-        </w:numPr>
-      </w:pPr>
-      <w:r>
-        <w:t xml:space="preserve">VAE &amp; Dimensionality Reduction</w:t>
-      </w:r>
-    </w:p>
-    <w:p>
-      <w:pPr>
-        <w:numPr>
-          <w:ilvl w:val="0"/>
-          <w:numId w:val="1000"/>
-        </w:numPr>
-      </w:pPr>
-      <w:r>
-        <w:t xml:space="preserve">We will use the dataset from</w:t>
-      </w:r>
-      <w:r>
-        <w:t xml:space="preserve"> </w:t>
-      </w:r>
-      <w:r>
-        <w:t xml:space="preserve">“Uncovering material deformations via machine learning combined with four-dimensional scanning transmission electron microscopy”</w:t>
-      </w:r>
-      <w:r>
-        <w:t xml:space="preserve"> </w:t>
-      </w:r>
-      <w:r>
-        <w:t xml:space="preserve">by</w:t>
-      </w:r>
-      <w:r>
-        <w:t xml:space="preserve"> </w:t>
-      </w:r>
-      <w:r>
-        <w:t xml:space="preserve">Shi et al. (2022)</w:t>
-      </w:r>
-      <w:r>
-        <w:t xml:space="preserve"> </w:t>
-      </w:r>
-      <w:r>
-        <w:t xml:space="preserve">to implement a dimensionality reduction model and cluster 4DSTEM data.</w:t>
-      </w:r>
-    </w:p>
-    <w:p>
-      <w:pPr>
-        <w:numPr>
-          <w:ilvl w:val="0"/>
-          <w:numId w:val="1000"/>
-        </w:numPr>
-      </w:pPr>
-      <w:r>
-        <w:t xml:space="preserve">The goal is to learn a mapping from 4DSTEM data to a lower-dimensional embedding where you can perform clustering to identify different deformation modes.</w:t>
-      </w:r>
-    </w:p>
-    <w:p>
-      <w:pPr>
-        <w:numPr>
-          <w:ilvl w:val="0"/>
-          <w:numId w:val="1000"/>
-        </w:numPr>
-      </w:pPr>
-      <w:r>
-        <w:t xml:space="preserve">Please use the article</w:t>
-      </w:r>
-      <w:r>
-        <w:t xml:space="preserve"> </w:t>
-      </w:r>
-      <w:r>
-        <w:t xml:space="preserve">“Uncovering material deformations via machine learning combined with four-dimensional scanning transmission electron microscopy”</w:t>
-      </w:r>
-      <w:r>
-        <w:t xml:space="preserve"> </w:t>
-      </w:r>
-      <w:r>
-        <w:t xml:space="preserve">by</w:t>
-      </w:r>
-      <w:r>
-        <w:t xml:space="preserve"> </w:t>
-      </w:r>
-      <w:r>
-        <w:t xml:space="preserve">Shi et al. (2022)</w:t>
-      </w:r>
-      <w:r>
-        <w:t xml:space="preserve"> </w:t>
-      </w:r>
-      <w:r>
-        <w:t xml:space="preserve">as a starting point for your implementation.</w:t>
-      </w:r>
-    </w:p>
-    <w:p>
-      <w:pPr>
-        <w:numPr>
-          <w:ilvl w:val="0"/>
-          <w:numId w:val="1020"/>
-        </w:numPr>
-      </w:pPr>
-      <w:r>
-        <w:t xml:space="preserve">Denoising</w:t>
-      </w:r>
-    </w:p>
-    <w:p>
-      <w:pPr>
-        <w:numPr>
-          <w:ilvl w:val="0"/>
-          <w:numId w:val="1000"/>
-        </w:numPr>
-      </w:pPr>
-      <w:r>
-        <w:t xml:space="preserve">We will use the dataset from</w:t>
-      </w:r>
-      <w:r>
-        <w:t xml:space="preserve"> </w:t>
-      </w:r>
-      <w:r>
-        <w:t xml:space="preserve">“Unsupervised deep denoising for four-dimensional scanning transmission electron microscopy”</w:t>
-      </w:r>
-      <w:r>
-        <w:t xml:space="preserve"> </w:t>
-      </w:r>
-      <w:r>
-        <w:t xml:space="preserve">by</w:t>
-      </w:r>
-      <w:r>
-        <w:t xml:space="preserve"> </w:t>
-      </w:r>
-      <w:r>
-        <w:t xml:space="preserve">Sadri et al. (2024)</w:t>
-      </w:r>
-      <w:r>
-        <w:t xml:space="preserve"> </w:t>
-      </w:r>
-      <w:r>
-        <w:t xml:space="preserve">to implement a denoising model for 4DSTEM data.</w:t>
-      </w:r>
-    </w:p>
-    <w:p>
-      <w:pPr>
-        <w:numPr>
-          <w:ilvl w:val="0"/>
-          <w:numId w:val="1000"/>
-        </w:numPr>
-      </w:pPr>
-      <w:r>
-        <w:t xml:space="preserve">The goal is to learn a mapping from noisy to clean 4DSTEM data.</w:t>
-      </w:r>
-    </w:p>
-    <w:p>
-      <w:pPr>
-        <w:numPr>
-          <w:ilvl w:val="0"/>
-          <w:numId w:val="1000"/>
-        </w:numPr>
-      </w:pPr>
-      <w:r>
-        <w:t xml:space="preserve">Please use the article</w:t>
-      </w:r>
-      <w:r>
-        <w:t xml:space="preserve"> </w:t>
-      </w:r>
-      <w:r>
-        <w:t xml:space="preserve">“Unsupervised deep denoising for four-dimensional scanning transmission electron microscopy”</w:t>
-      </w:r>
-      <w:r>
-        <w:t xml:space="preserve"> </w:t>
-      </w:r>
-      <w:r>
-        <w:t xml:space="preserve">by</w:t>
-      </w:r>
-      <w:r>
-        <w:t xml:space="preserve"> </w:t>
-      </w:r>
-      <w:r>
-        <w:t xml:space="preserve">Sadri et al. (2024)</w:t>
-      </w:r>
-      <w:r>
-        <w:t xml:space="preserve"> </w:t>
-      </w:r>
-      <w:r>
-        <w:t xml:space="preserve">as a starting point for your implementation.</w:t>
-      </w:r>
-    </w:p>
-    <w:p>
-      <w:pPr>
-        <w:numPr>
-          <w:ilvl w:val="0"/>
-          <w:numId w:val="1000"/>
-        </w:numPr>
-      </w:pPr>
-      <w:r>
-        <w:t xml:space="preserve">The article contains pytorch code for the model.</w:t>
-      </w:r>
-    </w:p>
-    <w:p>
-      <w:pPr>
-        <w:numPr>
-          <w:ilvl w:val="0"/>
-          <w:numId w:val="1000"/>
-        </w:numPr>
-      </w:pPr>
-      <w:r>
-        <w:t xml:space="preserve">Learn how to adapt it to your needs and try to replicate the results on the SrTiO3_High_mag_Low_dose.npy and SrTiO3_High_mag_High_dose.npy datasets.</w:t>
-      </w:r>
-    </w:p>
-    <w:p>
-      <w:pPr>
-        <w:numPr>
-          <w:ilvl w:val="0"/>
-          <w:numId w:val="1020"/>
-        </w:numPr>
-      </w:pPr>
-      <w:r>
-        <w:t xml:space="preserve">Image-to-Image Translation</w:t>
-      </w:r>
-    </w:p>
-    <w:p>
-      <w:pPr>
-        <w:numPr>
-          <w:ilvl w:val="0"/>
-          <w:numId w:val="1000"/>
-        </w:numPr>
-      </w:pPr>
-      <w:r>
-        <w:t xml:space="preserve">We will use a simulated X-ray image dataset with pairs of projected thickness and phase contrast images to implement an Image to image translation model.</w:t>
-      </w:r>
-    </w:p>
-    <w:p>
-      <w:pPr>
-        <w:numPr>
-          <w:ilvl w:val="0"/>
-          <w:numId w:val="1000"/>
-        </w:numPr>
-      </w:pPr>
-      <w:r>
-        <w:t xml:space="preserve">The goal is to learn a mapping from phase contrast images to projected thickness images.</w:t>
-      </w:r>
-    </w:p>
-    <w:p>
-      <w:pPr>
-        <w:numPr>
-          <w:ilvl w:val="0"/>
-          <w:numId w:val="1000"/>
-        </w:numPr>
-      </w:pPr>
-      <w:r>
-        <w:t xml:space="preserve">This is usually a task that is solved with multiple measurements and a physical model of the imaging process.</w:t>
-      </w:r>
-    </w:p>
-    <w:p>
-      <w:pPr>
-        <w:numPr>
-          <w:ilvl w:val="0"/>
-          <w:numId w:val="1000"/>
-        </w:numPr>
-      </w:pPr>
-      <w:r>
-        <w:t xml:space="preserve">Here we will try to learn this mapping from simulated data.</w:t>
-      </w:r>
-      <w:r>
-        <w:t xml:space="preserve"> </w:t>
-      </w:r>
-      <w:r>
-        <w:t xml:space="preserve">Please use the article</w:t>
-      </w:r>
-      <w:r>
-        <w:t xml:space="preserve"> </w:t>
-      </w:r>
-      <w:r>
-        <w:t xml:space="preserve">“Multi-resolution convolutional neural networks for inverse problems”</w:t>
-      </w:r>
-      <w:r>
-        <w:t xml:space="preserve"> </w:t>
-      </w:r>
-      <w:r>
-        <w:t xml:space="preserve">by</w:t>
-      </w:r>
-      <w:r>
-        <w:t xml:space="preserve"> </w:t>
-      </w:r>
-      <w:r>
-        <w:t xml:space="preserve">Wang et al. (2020)</w:t>
-      </w:r>
-      <w:r>
-        <w:t xml:space="preserve"> </w:t>
-      </w:r>
-      <w:r>
-        <w:t xml:space="preserve">as a starting point for your implementation.</w:t>
-      </w:r>
-    </w:p>
-    <w:bookmarkEnd w:id="78"/>
-    <w:bookmarkStart w:id="81" w:name="lecture-5-mixed-bag-24.06.2025"/>
+        <w:t xml:space="preserve">15.6 Lecture 5: Mixed Bag (24.06.2025)</w:t>
+      </w:r>
+    </w:p>
+    <w:p>
+      <w:pPr>
+        <w:pStyle w:val="Compact"/>
+        <w:numPr>
+          <w:ilvl w:val="0"/>
+          <w:numId w:val="1021"/>
+        </w:numPr>
+      </w:pPr>
+      <w:r>
+        <w:t xml:space="preserve">Lecture slides:</w:t>
+      </w:r>
+      <w:r>
+        <w:t xml:space="preserve"> </w:t>
+      </w:r>
+      <w:hyperlink r:id="rId78">
+        <w:r>
+          <w:rPr>
+            <w:rStyle w:val="Hyperlink"/>
+          </w:rPr>
+          <w:t xml:space="preserve">Lecture 5: Advanced AutoEncoder, GANs, and more</w:t>
+        </w:r>
+      </w:hyperlink>
+    </w:p>
+    <w:p>
+      <w:pPr>
+        <w:pStyle w:val="Compact"/>
+        <w:numPr>
+          <w:ilvl w:val="0"/>
+          <w:numId w:val="1021"/>
+        </w:numPr>
+      </w:pPr>
+      <w:r>
+        <w:t xml:space="preserve">Project presentations</w:t>
+      </w:r>
+    </w:p>
+    <w:p>
+      <w:pPr>
+        <w:pStyle w:val="Compact"/>
+        <w:numPr>
+          <w:ilvl w:val="0"/>
+          <w:numId w:val="1021"/>
+        </w:numPr>
+      </w:pPr>
+      <w:r>
+        <w:t xml:space="preserve">Generative Adversarial Networks</w:t>
+      </w:r>
+      <w:r>
+        <w:t xml:space="preserve"> </w:t>
+      </w:r>
+      <w:hyperlink r:id="rId79">
+        <w:r>
+          <w:rPr>
+            <w:rStyle w:val="Hyperlink"/>
+          </w:rPr>
+          <w:t xml:space="preserve">d2l Chapter 20: Generative Adversarial Networks</w:t>
+        </w:r>
+      </w:hyperlink>
+    </w:p>
+    <w:bookmarkEnd w:id="80"/>
+    <w:bookmarkStart w:id="83" w:name="X50edf94888c450cc82f5253db116ef1d178d455"/>
     <w:p>
       <w:pPr>
         <w:pStyle w:val="Heading3"/>
       </w:pPr>
       <w:r>
-        <w:t xml:space="preserve">16.6 Lecture 5: Mixed Bag (24.06.2025)</w:t>
-      </w:r>
-    </w:p>
-    <w:p>
-      <w:pPr>
-        <w:pStyle w:val="Compact"/>
-        <w:numPr>
-          <w:ilvl w:val="0"/>
-          <w:numId w:val="1021"/>
+        <w:t xml:space="preserve">15.7 Lecture 6: Gaussian Processes Introduction (01.07.2025)</w:t>
+      </w:r>
+    </w:p>
+    <w:p>
+      <w:pPr>
+        <w:pStyle w:val="Compact"/>
+        <w:numPr>
+          <w:ilvl w:val="0"/>
+          <w:numId w:val="1022"/>
         </w:numPr>
       </w:pPr>
       <w:r>
@@ -2085,66 +2083,63 @@
       <w:r>
         <w:t xml:space="preserve"> </w:t>
       </w:r>
-      <w:hyperlink r:id="rId79">
+      <w:hyperlink r:id="rId81">
         <w:r>
           <w:rPr>
             <w:rStyle w:val="Hyperlink"/>
           </w:rPr>
-          <w:t xml:space="preserve">Lecture 5: Advanced AutoEncoder, GANs, and more</w:t>
-        </w:r>
-      </w:hyperlink>
-    </w:p>
-    <w:p>
-      <w:pPr>
-        <w:pStyle w:val="Compact"/>
-        <w:numPr>
-          <w:ilvl w:val="0"/>
-          <w:numId w:val="1021"/>
-        </w:numPr>
-      </w:pPr>
-      <w:r>
-        <w:t xml:space="preserve">Project presentations</w:t>
-      </w:r>
-    </w:p>
-    <w:p>
-      <w:pPr>
-        <w:pStyle w:val="Compact"/>
-        <w:numPr>
-          <w:ilvl w:val="0"/>
-          <w:numId w:val="1021"/>
-        </w:numPr>
-      </w:pPr>
-      <w:r>
-        <w:t xml:space="preserve">Generative Adversarial Networks</w:t>
-      </w:r>
-      <w:r>
-        <w:t xml:space="preserve"> </w:t>
-      </w:r>
-      <w:hyperlink r:id="rId80">
+          <w:t xml:space="preserve">Lecture 6: Gaussian Processes Introduction</w:t>
+        </w:r>
+      </w:hyperlink>
+    </w:p>
+    <w:p>
+      <w:pPr>
+        <w:pStyle w:val="Compact"/>
+        <w:numPr>
+          <w:ilvl w:val="0"/>
+          <w:numId w:val="1022"/>
+        </w:numPr>
+      </w:pPr>
+      <w:r>
+        <w:t xml:space="preserve">Introduction to Gaussian Processes</w:t>
+      </w:r>
+      <w:r>
+        <w:br/>
+      </w:r>
+    </w:p>
+    <w:p>
+      <w:pPr>
+        <w:pStyle w:val="Compact"/>
+        <w:numPr>
+          <w:ilvl w:val="0"/>
+          <w:numId w:val="1022"/>
+        </w:numPr>
+      </w:pPr>
+      <w:hyperlink r:id="rId82">
         <w:r>
           <w:rPr>
             <w:rStyle w:val="Hyperlink"/>
           </w:rPr>
-          <w:t xml:space="preserve">d2l Chapter 20: Generative Adversarial Networks</w:t>
-        </w:r>
-      </w:hyperlink>
-    </w:p>
-    <w:bookmarkEnd w:id="81"/>
-    <w:bookmarkStart w:id="84" w:name="X50edf94888c450cc82f5253db116ef1d178d455"/>
+          <w:t xml:space="preserve">d2l Chapter 18: Gaussian Processes</w:t>
+        </w:r>
+      </w:hyperlink>
+    </w:p>
+    <w:bookmarkEnd w:id="83"/>
+    <w:bookmarkStart w:id="85" w:name="X796b8ea8d17913761ab97d7ef006aeb34e76407"/>
     <w:p>
       <w:pPr>
         <w:pStyle w:val="Heading3"/>
       </w:pPr>
       <w:r>
-        <w:t xml:space="preserve">16.7 Lecture 6: Gaussian Processes Introduction (01.07.2025)</w:t>
-      </w:r>
-    </w:p>
-    <w:p>
-      <w:pPr>
-        <w:pStyle w:val="Compact"/>
-        <w:numPr>
-          <w:ilvl w:val="0"/>
-          <w:numId w:val="1022"/>
+        <w:t xml:space="preserve">15.8 Lecture 7: Gaussian Processes Applications (08.07.2025)</w:t>
+      </w:r>
+    </w:p>
+    <w:p>
+      <w:pPr>
+        <w:pStyle w:val="Compact"/>
+        <w:numPr>
+          <w:ilvl w:val="0"/>
+          <w:numId w:val="1023"/>
         </w:numPr>
       </w:pPr>
       <w:r>
@@ -2153,63 +2148,112 @@
       <w:r>
         <w:t xml:space="preserve"> </w:t>
       </w:r>
-      <w:hyperlink r:id="rId82">
+      <w:hyperlink r:id="rId84">
         <w:r>
           <w:rPr>
             <w:rStyle w:val="Hyperlink"/>
           </w:rPr>
-          <w:t xml:space="preserve">Lecture 6: Gaussian Processes Introduction</w:t>
-        </w:r>
-      </w:hyperlink>
-    </w:p>
-    <w:p>
-      <w:pPr>
-        <w:pStyle w:val="Compact"/>
-        <w:numPr>
-          <w:ilvl w:val="0"/>
-          <w:numId w:val="1022"/>
-        </w:numPr>
-      </w:pPr>
-      <w:r>
-        <w:t xml:space="preserve">Introduction to Gaussian Processes</w:t>
-      </w:r>
-      <w:r>
-        <w:br/>
-      </w:r>
-    </w:p>
-    <w:p>
-      <w:pPr>
-        <w:pStyle w:val="Compact"/>
-        <w:numPr>
-          <w:ilvl w:val="0"/>
-          <w:numId w:val="1022"/>
-        </w:numPr>
-      </w:pPr>
-      <w:hyperlink r:id="rId83">
+          <w:t xml:space="preserve">Lecture 7: Gaussian Processes Applications</w:t>
+        </w:r>
+      </w:hyperlink>
+    </w:p>
+    <w:p>
+      <w:pPr>
+        <w:pStyle w:val="Compact"/>
+        <w:numPr>
+          <w:ilvl w:val="0"/>
+          <w:numId w:val="1023"/>
+        </w:numPr>
+      </w:pPr>
+      <w:r>
+        <w:t xml:space="preserve">Bayesian Optimization</w:t>
+      </w:r>
+    </w:p>
+    <w:p>
+      <w:pPr>
+        <w:pStyle w:val="Compact"/>
+        <w:numPr>
+          <w:ilvl w:val="0"/>
+          <w:numId w:val="1023"/>
+        </w:numPr>
+      </w:pPr>
+      <w:r>
+        <w:t xml:space="preserve">Active Learning</w:t>
+      </w:r>
+    </w:p>
+    <w:p>
+      <w:pPr>
+        <w:pStyle w:val="Compact"/>
+        <w:numPr>
+          <w:ilvl w:val="0"/>
+          <w:numId w:val="1023"/>
+        </w:numPr>
+      </w:pPr>
+      <w:r>
+        <w:t xml:space="preserve">Deep Kernel Learning</w:t>
+      </w:r>
+    </w:p>
+    <w:bookmarkEnd w:id="85"/>
+    <w:bookmarkStart w:id="87" w:name="X96c6caed4087b83c1f03dc90cb4683ae3ca1365"/>
+    <w:p>
+      <w:pPr>
+        <w:pStyle w:val="Heading3"/>
+      </w:pPr>
+      <w:r>
+        <w:t xml:space="preserve">15.9 Lecture 8: Imaging Inverse Problems 1 (15.07.2025)</w:t>
+      </w:r>
+    </w:p>
+    <w:p>
+      <w:pPr>
+        <w:pStyle w:val="Compact"/>
+        <w:numPr>
+          <w:ilvl w:val="0"/>
+          <w:numId w:val="1024"/>
+        </w:numPr>
+      </w:pPr>
+      <w:r>
+        <w:t xml:space="preserve">Lecture slides:</w:t>
+      </w:r>
+      <w:r>
+        <w:t xml:space="preserve"> </w:t>
+      </w:r>
+      <w:hyperlink r:id="rId86">
         <w:r>
           <w:rPr>
             <w:rStyle w:val="Hyperlink"/>
           </w:rPr>
-          <w:t xml:space="preserve">d2l Chapter 18: Gaussian Processes</w:t>
-        </w:r>
-      </w:hyperlink>
-    </w:p>
-    <w:bookmarkEnd w:id="84"/>
-    <w:bookmarkStart w:id="86" w:name="X796b8ea8d17913761ab97d7ef006aeb34e76407"/>
+          <w:t xml:space="preserve">Lecture 8: Imaging Inverse Problems 1</w:t>
+        </w:r>
+      </w:hyperlink>
+    </w:p>
+    <w:p>
+      <w:pPr>
+        <w:pStyle w:val="Compact"/>
+        <w:numPr>
+          <w:ilvl w:val="0"/>
+          <w:numId w:val="1024"/>
+        </w:numPr>
+      </w:pPr>
+      <w:r>
+        <w:t xml:space="preserve">Imaging Inverse Problems: Introduction</w:t>
+      </w:r>
+    </w:p>
+    <w:bookmarkEnd w:id="87"/>
+    <w:bookmarkStart w:id="89" w:name="X3c54ca72acfb29821fa707ec6d89100debd75da"/>
     <w:p>
       <w:pPr>
         <w:pStyle w:val="Heading3"/>
       </w:pPr>
       <w:r>
-        <w:t xml:space="preserve">16.8 Lecture 7: Gaussian Processes Applications (08.07.2025)</w:t>
-      </w:r>
-    </w:p>
-    <w:p>
-      <w:pPr>
-        <w:pStyle w:val="Compact"/>
-        <w:numPr>
-          <w:ilvl w:val="0"/>
-          <w:numId w:val="1023"/>
+        <w:t xml:space="preserve">15.10 Lecture 9: Imaging Inverse Problems 2 (22.07.2025)</w:t>
+      </w:r>
+    </w:p>
+    <w:p>
+      <w:pPr>
+        <w:pStyle w:val="Compact"/>
+        <w:numPr>
+          <w:ilvl w:val="0"/>
+          <w:numId w:val="1025"/>
         </w:numPr>
       </w:pPr>
       <w:r>
@@ -2218,132 +2262,18 @@
       <w:r>
         <w:t xml:space="preserve"> </w:t>
       </w:r>
-      <w:hyperlink r:id="rId85">
+      <w:hyperlink r:id="rId88">
         <w:r>
           <w:rPr>
             <w:rStyle w:val="Hyperlink"/>
           </w:rPr>
-          <w:t xml:space="preserve">Lecture 7: Gaussian Processes Applications</w:t>
-        </w:r>
-      </w:hyperlink>
-    </w:p>
-    <w:p>
-      <w:pPr>
-        <w:pStyle w:val="Compact"/>
-        <w:numPr>
-          <w:ilvl w:val="0"/>
-          <w:numId w:val="1023"/>
-        </w:numPr>
-      </w:pPr>
-      <w:r>
-        <w:t xml:space="preserve">Bayesian Optimization</w:t>
-      </w:r>
-    </w:p>
-    <w:p>
-      <w:pPr>
-        <w:pStyle w:val="Compact"/>
-        <w:numPr>
-          <w:ilvl w:val="0"/>
-          <w:numId w:val="1023"/>
-        </w:numPr>
-      </w:pPr>
-      <w:r>
-        <w:t xml:space="preserve">Active Learning</w:t>
-      </w:r>
-    </w:p>
-    <w:p>
-      <w:pPr>
-        <w:pStyle w:val="Compact"/>
-        <w:numPr>
-          <w:ilvl w:val="0"/>
-          <w:numId w:val="1023"/>
-        </w:numPr>
-      </w:pPr>
-      <w:r>
-        <w:t xml:space="preserve">Deep Kernel Learning</w:t>
-      </w:r>
-    </w:p>
-    <w:bookmarkEnd w:id="86"/>
-    <w:bookmarkStart w:id="88" w:name="X96c6caed4087b83c1f03dc90cb4683ae3ca1365"/>
-    <w:p>
-      <w:pPr>
-        <w:pStyle w:val="Heading3"/>
-      </w:pPr>
-      <w:r>
-        <w:t xml:space="preserve">16.9 Lecture 8: Imaging Inverse Problems 1 (15.07.2025)</w:t>
-      </w:r>
-    </w:p>
-    <w:p>
-      <w:pPr>
-        <w:pStyle w:val="Compact"/>
-        <w:numPr>
-          <w:ilvl w:val="0"/>
-          <w:numId w:val="1024"/>
-        </w:numPr>
-      </w:pPr>
-      <w:r>
-        <w:t xml:space="preserve">Lecture slides:</w:t>
-      </w:r>
-      <w:r>
-        <w:t xml:space="preserve"> </w:t>
-      </w:r>
-      <w:hyperlink r:id="rId87">
-        <w:r>
-          <w:rPr>
-            <w:rStyle w:val="Hyperlink"/>
-          </w:rPr>
-          <w:t xml:space="preserve">Lecture 8: Imaging Inverse Problems 1</w:t>
-        </w:r>
-      </w:hyperlink>
-    </w:p>
-    <w:p>
-      <w:pPr>
-        <w:pStyle w:val="Compact"/>
-        <w:numPr>
-          <w:ilvl w:val="0"/>
-          <w:numId w:val="1024"/>
-        </w:numPr>
-      </w:pPr>
-      <w:r>
-        <w:t xml:space="preserve">Imaging Inverse Problems: Introduction</w:t>
-      </w:r>
-    </w:p>
-    <w:bookmarkEnd w:id="88"/>
-    <w:bookmarkStart w:id="90" w:name="X3c54ca72acfb29821fa707ec6d89100debd75da"/>
-    <w:p>
-      <w:pPr>
-        <w:pStyle w:val="Heading3"/>
-      </w:pPr>
-      <w:r>
-        <w:t xml:space="preserve">16.10 Lecture 9: Imaging Inverse Problems 2 (22.07.2025)</w:t>
-      </w:r>
-    </w:p>
-    <w:p>
-      <w:pPr>
-        <w:pStyle w:val="Compact"/>
-        <w:numPr>
-          <w:ilvl w:val="0"/>
-          <w:numId w:val="1025"/>
-        </w:numPr>
-      </w:pPr>
-      <w:r>
-        <w:t xml:space="preserve">Lecture slides:</w:t>
-      </w:r>
-      <w:r>
-        <w:t xml:space="preserve"> </w:t>
-      </w:r>
-      <w:hyperlink r:id="rId89">
-        <w:r>
-          <w:rPr>
-            <w:rStyle w:val="Hyperlink"/>
-          </w:rPr>
           <w:t xml:space="preserve">Lecture 9: Imaging Inverse Problems 2</w:t>
         </w:r>
       </w:hyperlink>
     </w:p>
+    <w:bookmarkEnd w:id="89"/>
     <w:bookmarkEnd w:id="90"/>
-    <w:bookmarkEnd w:id="91"/>
-    <w:bookmarkStart w:id="97" w:name="references"/>
+    <w:bookmarkStart w:id="96" w:name="references"/>
     <w:p>
       <w:pPr>
         <w:pStyle w:val="Heading2"/>
@@ -2352,8 +2282,8 @@
         <w:t xml:space="preserve">References</w:t>
       </w:r>
     </w:p>
-    <w:bookmarkStart w:id="96" w:name="refs"/>
-    <w:bookmarkStart w:id="92" w:name="ref-rangel2024robust"/>
+    <w:bookmarkStart w:id="95" w:name="refs"/>
+    <w:bookmarkStart w:id="91" w:name="ref-rangel2024robust"/>
     <w:p>
       <w:pPr>
         <w:pStyle w:val="Bibliography"/>
@@ -2384,8 +2314,8 @@
         <w:t xml:space="preserve">10 (1): 165.</w:t>
       </w:r>
     </w:p>
-    <w:bookmarkEnd w:id="92"/>
-    <w:bookmarkStart w:id="93" w:name="ref-sadri2024unsupervised"/>
+    <w:bookmarkEnd w:id="91"/>
+    <w:bookmarkStart w:id="92" w:name="ref-sadri2024unsupervised"/>
     <w:p>
       <w:pPr>
         <w:pStyle w:val="Bibliography"/>
@@ -2416,8 +2346,8 @@
         <w:t xml:space="preserve">10 (1): 243.</w:t>
       </w:r>
     </w:p>
-    <w:bookmarkEnd w:id="93"/>
-    <w:bookmarkStart w:id="94" w:name="ref-shi2022uncovering"/>
+    <w:bookmarkEnd w:id="92"/>
+    <w:bookmarkStart w:id="93" w:name="ref-shi2022uncovering"/>
     <w:p>
       <w:pPr>
         <w:pStyle w:val="Bibliography"/>
@@ -2448,8 +2378,8 @@
         <w:t xml:space="preserve">8 (1): 114.</w:t>
       </w:r>
     </w:p>
-    <w:bookmarkEnd w:id="94"/>
-    <w:bookmarkStart w:id="95" w:name="ref-wang2020multi"/>
+    <w:bookmarkEnd w:id="93"/>
+    <w:bookmarkStart w:id="94" w:name="ref-wang2020multi"/>
     <w:p>
       <w:pPr>
         <w:pStyle w:val="Bibliography"/>
@@ -2480,9 +2410,9 @@
         <w:t xml:space="preserve">10 (1): 5730.</w:t>
       </w:r>
     </w:p>
+    <w:bookmarkEnd w:id="94"/>
     <w:bookmarkEnd w:id="95"/>
     <w:bookmarkEnd w:id="96"/>
-    <w:bookmarkEnd w:id="97"/>
     <w:sectPr>
       <w:footnotePr>
         <w:numRestart w:val="eachSect"/>

--- a/index.docx
+++ b/index.docx
@@ -23,7 +23,7 @@
         <w:pStyle w:val="Date"/>
       </w:pPr>
       <w:r>
-        <w:t xml:space="preserve">2026-10-21</w:t>
+        <w:t xml:space="preserve">2026-10-22</w:t>
       </w:r>
     </w:p>
     <w:p>
@@ -239,7 +239,7 @@
         <w:t xml:space="preserve"> </w:t>
       </w:r>
       <w:r>
-        <w:t xml:space="preserve">Lectures are on Fridays; rooms are announced on StudOn.</w:t>
+        <w:t xml:space="preserve">Lectures are on Fridays, 08:15–09:45, in room 0.68 (Seminarraum). There is no lecture on 25.12.2026 and 01.01.2027.</w:t>
       </w:r>
     </w:p>
     <w:p>
@@ -257,7 +257,7 @@
         <w:t xml:space="preserve"> </w:t>
       </w:r>
       <w:r>
-        <w:t xml:space="preserve">one written exam.</w:t>
+        <w:t xml:space="preserve">one graded exam: oral if fewer than 5 students take it, written if 5 or more.</w:t>
       </w:r>
     </w:p>
     <w:bookmarkEnd w:id="21"/>

--- a/index.docx
+++ b/index.docx
@@ -261,7 +261,7 @@
       </w:r>
     </w:p>
     <w:bookmarkEnd w:id="21"/>
-    <w:bookmarkStart w:id="24" w:name="sec-week01"/>
+    <w:bookmarkStart w:id="25" w:name="sec-week01"/>
     <w:p>
       <w:pPr>
         <w:pStyle w:val="Heading2"/>
@@ -331,11 +331,40 @@
         </w:numPr>
       </w:pPr>
       <w:r>
+        <w:t xml:space="preserve">molab notebook:</w:t>
+      </w:r>
+      <w:r>
+        <w:t xml:space="preserve"> </w:t>
+      </w:r>
+      <w:hyperlink r:id="rId24">
+        <w:r>
+          <w:rPr>
+            <w:rStyle w:val="Hyperlink"/>
+          </w:rPr>
+          <w:t xml:space="preserve">PyTorch tensors &amp; automatic differentiation</w:t>
+        </w:r>
+      </w:hyperlink>
+      <w:r>
+        <w:t xml:space="preserve"> </w:t>
+      </w:r>
+      <w:r>
+        <w:t xml:space="preserve">(open in molab, done in the lecture)</w:t>
+      </w:r>
+    </w:p>
+    <w:p>
+      <w:pPr>
+        <w:pStyle w:val="Compact"/>
+        <w:numPr>
+          <w:ilvl w:val="0"/>
+          <w:numId w:val="1001"/>
+        </w:numPr>
+      </w:pPr>
+      <w:r>
         <w:t xml:space="preserve">Python &amp; NumPy for EM data; the CRISP-DM workflow; why modern detectors make automated analysis unavoidable; course logistics.</w:t>
       </w:r>
     </w:p>
-    <w:bookmarkEnd w:id="24"/>
-    <w:bookmarkStart w:id="27" w:name="sec-week02"/>
+    <w:bookmarkEnd w:id="25"/>
+    <w:bookmarkStart w:id="28" w:name="sec-week02"/>
     <w:p>
       <w:pPr>
         <w:pStyle w:val="Heading2"/>
@@ -358,7 +387,7 @@
       <w:r>
         <w:t xml:space="preserve"> </w:t>
       </w:r>
-      <w:hyperlink r:id="rId25">
+      <w:hyperlink r:id="rId26">
         <w:r>
           <w:rPr>
             <w:rStyle w:val="Hyperlink"/>
@@ -381,7 +410,7 @@
       <w:r>
         <w:t xml:space="preserve"> </w:t>
       </w:r>
-      <w:hyperlink r:id="rId26">
+      <w:hyperlink r:id="rId27">
         <w:r>
           <w:rPr>
             <w:rStyle w:val="VerbatimChar"/>
@@ -408,8 +437,8 @@
         <w:t xml:space="preserve">Learning vs classical analysis; detectors, dose, sampling and aliasing; Poisson/Gaussian noise; how the noise model determines the loss; data quality and metadata.</w:t>
       </w:r>
     </w:p>
-    <w:bookmarkEnd w:id="27"/>
-    <w:bookmarkStart w:id="30" w:name="sec-week03"/>
+    <w:bookmarkEnd w:id="28"/>
+    <w:bookmarkStart w:id="31" w:name="sec-week03"/>
     <w:p>
       <w:pPr>
         <w:pStyle w:val="Heading2"/>
@@ -432,7 +461,7 @@
       <w:r>
         <w:t xml:space="preserve"> </w:t>
       </w:r>
-      <w:hyperlink r:id="rId28">
+      <w:hyperlink r:id="rId29">
         <w:r>
           <w:rPr>
             <w:rStyle w:val="Hyperlink"/>
@@ -455,7 +484,7 @@
       <w:r>
         <w:t xml:space="preserve"> </w:t>
       </w:r>
-      <w:hyperlink r:id="rId29">
+      <w:hyperlink r:id="rId30">
         <w:r>
           <w:rPr>
             <w:rStyle w:val="VerbatimChar"/>
@@ -482,8 +511,8 @@
         <w:t xml:space="preserve">SVD and PCA; conditioning; NMF, MCR-ALS and endmember unmixing; the EELS/EDS preprocessing pipeline.</w:t>
       </w:r>
     </w:p>
-    <w:bookmarkEnd w:id="30"/>
-    <w:bookmarkStart w:id="33" w:name="sec-week04"/>
+    <w:bookmarkEnd w:id="31"/>
+    <w:bookmarkStart w:id="34" w:name="sec-week04"/>
     <w:p>
       <w:pPr>
         <w:pStyle w:val="Heading2"/>
@@ -506,7 +535,7 @@
       <w:r>
         <w:t xml:space="preserve"> </w:t>
       </w:r>
-      <w:hyperlink r:id="rId31">
+      <w:hyperlink r:id="rId32">
         <w:r>
           <w:rPr>
             <w:rStyle w:val="Hyperlink"/>
@@ -529,7 +558,7 @@
       <w:r>
         <w:t xml:space="preserve"> </w:t>
       </w:r>
-      <w:hyperlink r:id="rId32">
+      <w:hyperlink r:id="rId33">
         <w:r>
           <w:rPr>
             <w:rStyle w:val="VerbatimChar"/>
@@ -556,8 +585,8 @@
         <w:t xml:space="preserve">Loss minimisation, gradient descent and optimisers; bias–variance and regularisation; splits by specimen, leakage taxonomy and metrics.</w:t>
       </w:r>
     </w:p>
-    <w:bookmarkEnd w:id="33"/>
-    <w:bookmarkStart w:id="36" w:name="sec-week05"/>
+    <w:bookmarkEnd w:id="34"/>
+    <w:bookmarkStart w:id="37" w:name="sec-week05"/>
     <w:p>
       <w:pPr>
         <w:pStyle w:val="Heading2"/>
@@ -580,7 +609,7 @@
       <w:r>
         <w:t xml:space="preserve"> </w:t>
       </w:r>
-      <w:hyperlink r:id="rId34">
+      <w:hyperlink r:id="rId35">
         <w:r>
           <w:rPr>
             <w:rStyle w:val="Hyperlink"/>
@@ -603,7 +632,7 @@
       <w:r>
         <w:t xml:space="preserve"> </w:t>
       </w:r>
-      <w:hyperlink r:id="rId35">
+      <w:hyperlink r:id="rId36">
         <w:r>
           <w:rPr>
             <w:rStyle w:val="VerbatimChar"/>
@@ -630,8 +659,8 @@
         <w:t xml:space="preserve">Particle and grain descriptors; atom-column finding and local-environment descriptors; random forests and gradient boosting; permutation importance and SHAP.</w:t>
       </w:r>
     </w:p>
-    <w:bookmarkEnd w:id="36"/>
-    <w:bookmarkStart w:id="39" w:name="sec-week06"/>
+    <w:bookmarkEnd w:id="37"/>
+    <w:bookmarkStart w:id="40" w:name="sec-week06"/>
     <w:p>
       <w:pPr>
         <w:pStyle w:val="Heading2"/>
@@ -654,7 +683,7 @@
       <w:r>
         <w:t xml:space="preserve"> </w:t>
       </w:r>
-      <w:hyperlink r:id="rId37">
+      <w:hyperlink r:id="rId38">
         <w:r>
           <w:rPr>
             <w:rStyle w:val="Hyperlink"/>
@@ -677,7 +706,7 @@
       <w:r>
         <w:t xml:space="preserve"> </w:t>
       </w:r>
-      <w:hyperlink r:id="rId38">
+      <w:hyperlink r:id="rId39">
         <w:r>
           <w:rPr>
             <w:rStyle w:val="VerbatimChar"/>
@@ -704,8 +733,8 @@
         <w:t xml:space="preserve">MLPs, softmax and cross-entropy; autograd and backpropagation; initialisation, normalisation and training diagnostics.</w:t>
       </w:r>
     </w:p>
-    <w:bookmarkEnd w:id="39"/>
-    <w:bookmarkStart w:id="42" w:name="sec-week07"/>
+    <w:bookmarkEnd w:id="40"/>
+    <w:bookmarkStart w:id="43" w:name="sec-week07"/>
     <w:p>
       <w:pPr>
         <w:pStyle w:val="Heading2"/>
@@ -728,7 +757,7 @@
       <w:r>
         <w:t xml:space="preserve"> </w:t>
       </w:r>
-      <w:hyperlink r:id="rId40">
+      <w:hyperlink r:id="rId41">
         <w:r>
           <w:rPr>
             <w:rStyle w:val="Hyperlink"/>
@@ -751,7 +780,7 @@
       <w:r>
         <w:t xml:space="preserve"> </w:t>
       </w:r>
-      <w:hyperlink r:id="rId41">
+      <w:hyperlink r:id="rId42">
         <w:r>
           <w:rPr>
             <w:rStyle w:val="VerbatimChar"/>
@@ -778,8 +807,8 @@
         <w:t xml:space="preserve">Convolution and receptive fields; VGG to ResNet; U-Net segmentation; invariance vs equivariance; saliency, Grad-CAM and shortcut learning.</w:t>
       </w:r>
     </w:p>
-    <w:bookmarkEnd w:id="42"/>
-    <w:bookmarkStart w:id="45" w:name="sec-week08"/>
+    <w:bookmarkEnd w:id="43"/>
+    <w:bookmarkStart w:id="46" w:name="sec-week08"/>
     <w:p>
       <w:pPr>
         <w:pStyle w:val="Heading2"/>
@@ -802,7 +831,7 @@
       <w:r>
         <w:t xml:space="preserve"> </w:t>
       </w:r>
-      <w:hyperlink r:id="rId43">
+      <w:hyperlink r:id="rId44">
         <w:r>
           <w:rPr>
             <w:rStyle w:val="Hyperlink"/>
@@ -825,7 +854,7 @@
       <w:r>
         <w:t xml:space="preserve"> </w:t>
       </w:r>
-      <w:hyperlink r:id="rId44">
+      <w:hyperlink r:id="rId45">
         <w:r>
           <w:rPr>
             <w:rStyle w:val="VerbatimChar"/>
@@ -852,8 +881,8 @@
         <w:t xml:space="preserve">Physics-respecting augmentation; transfer learning and sim-to-real; SimCLR, MAE, DINO; foundation models (SAM, µSAM); linear probes.</w:t>
       </w:r>
     </w:p>
-    <w:bookmarkEnd w:id="45"/>
-    <w:bookmarkStart w:id="48" w:name="sec-week09"/>
+    <w:bookmarkEnd w:id="46"/>
+    <w:bookmarkStart w:id="49" w:name="sec-week09"/>
     <w:p>
       <w:pPr>
         <w:pStyle w:val="Heading2"/>
@@ -876,7 +905,7 @@
       <w:r>
         <w:t xml:space="preserve"> </w:t>
       </w:r>
-      <w:hyperlink r:id="rId46">
+      <w:hyperlink r:id="rId47">
         <w:r>
           <w:rPr>
             <w:rStyle w:val="Hyperlink"/>
@@ -899,7 +928,7 @@
       <w:r>
         <w:t xml:space="preserve"> </w:t>
       </w:r>
-      <w:hyperlink r:id="rId47">
+      <w:hyperlink r:id="rId48">
         <w:r>
           <w:rPr>
             <w:rStyle w:val="VerbatimChar"/>
@@ -926,8 +955,8 @@
         <w:t xml:space="preserve">k-means and GMMs; autoencoders and VAEs; rVAE for atomic-resolution images; t-SNE/UMAP and how latent spaces mislead.</w:t>
       </w:r>
     </w:p>
-    <w:bookmarkEnd w:id="48"/>
-    <w:bookmarkStart w:id="51" w:name="sec-week10"/>
+    <w:bookmarkEnd w:id="49"/>
+    <w:bookmarkStart w:id="52" w:name="sec-week10"/>
     <w:p>
       <w:pPr>
         <w:pStyle w:val="Heading2"/>
@@ -950,7 +979,7 @@
       <w:r>
         <w:t xml:space="preserve"> </w:t>
       </w:r>
-      <w:hyperlink r:id="rId49">
+      <w:hyperlink r:id="rId50">
         <w:r>
           <w:rPr>
             <w:rStyle w:val="Hyperlink"/>
@@ -973,7 +1002,7 @@
       <w:r>
         <w:t xml:space="preserve"> </w:t>
       </w:r>
-      <w:hyperlink r:id="rId50">
+      <w:hyperlink r:id="rId51">
         <w:r>
           <w:rPr>
             <w:rStyle w:val="VerbatimChar"/>
@@ -1000,8 +1029,8 @@
         <w:t xml:space="preserve">Self-attention and vision transformers; tokenising diffraction patterns and spectra; atom-column graphs and message passing.</w:t>
       </w:r>
     </w:p>
-    <w:bookmarkEnd w:id="51"/>
-    <w:bookmarkStart w:id="54" w:name="sec-week11"/>
+    <w:bookmarkEnd w:id="52"/>
+    <w:bookmarkStart w:id="55" w:name="sec-week11"/>
     <w:p>
       <w:pPr>
         <w:pStyle w:val="Heading2"/>
@@ -1024,7 +1053,7 @@
       <w:r>
         <w:t xml:space="preserve"> </w:t>
       </w:r>
-      <w:hyperlink r:id="rId52">
+      <w:hyperlink r:id="rId53">
         <w:r>
           <w:rPr>
             <w:rStyle w:val="Hyperlink"/>
@@ -1047,7 +1076,7 @@
       <w:r>
         <w:t xml:space="preserve"> </w:t>
       </w:r>
-      <w:hyperlink r:id="rId53">
+      <w:hyperlink r:id="rId54">
         <w:r>
           <w:rPr>
             <w:rStyle w:val="VerbatimChar"/>
@@ -1074,8 +1103,8 @@
         <w:t xml:space="preserve">Aleatoric vs epistemic uncertainty; ensembles, calibration and conformal prediction; Gaussian processes, Bayesian optimisation and automated 4D-STEM.</w:t>
       </w:r>
     </w:p>
-    <w:bookmarkEnd w:id="54"/>
-    <w:bookmarkStart w:id="57" w:name="sec-week12"/>
+    <w:bookmarkEnd w:id="55"/>
+    <w:bookmarkStart w:id="58" w:name="sec-week12"/>
     <w:p>
       <w:pPr>
         <w:pStyle w:val="Heading2"/>
@@ -1098,7 +1127,7 @@
       <w:r>
         <w:t xml:space="preserve"> </w:t>
       </w:r>
-      <w:hyperlink r:id="rId55">
+      <w:hyperlink r:id="rId56">
         <w:r>
           <w:rPr>
             <w:rStyle w:val="Hyperlink"/>
@@ -1121,7 +1150,7 @@
       <w:r>
         <w:t xml:space="preserve"> </w:t>
       </w:r>
-      <w:hyperlink r:id="rId56">
+      <w:hyperlink r:id="rId57">
         <w:r>
           <w:rPr>
             <w:rStyle w:val="VerbatimChar"/>
@@ -1148,8 +1177,8 @@
         <w:t xml:space="preserve">Forward models and ill-posedness; Tikhonov, TV and plug-and-play; tomography and the Fourier-slice theorem; HAADF + EDS sensor fusion.</w:t>
       </w:r>
     </w:p>
-    <w:bookmarkEnd w:id="57"/>
-    <w:bookmarkStart w:id="60" w:name="sec-week13"/>
+    <w:bookmarkEnd w:id="58"/>
+    <w:bookmarkStart w:id="61" w:name="sec-week13"/>
     <w:p>
       <w:pPr>
         <w:pStyle w:val="Heading2"/>
@@ -1172,7 +1201,7 @@
       <w:r>
         <w:t xml:space="preserve"> </w:t>
       </w:r>
-      <w:hyperlink r:id="rId58">
+      <w:hyperlink r:id="rId59">
         <w:r>
           <w:rPr>
             <w:rStyle w:val="Hyperlink"/>
@@ -1195,7 +1224,7 @@
       <w:r>
         <w:t xml:space="preserve"> </w:t>
       </w:r>
-      <w:hyperlink r:id="rId59">
+      <w:hyperlink r:id="rId60">
         <w:r>
           <w:rPr>
             <w:rStyle w:val="VerbatimChar"/>
@@ -1222,8 +1251,8 @@
         <w:t xml:space="preserve">Ptychography and multislice; gradient-descent reconstruction; GAN and diffusion priors; physics constraints; course synthesis and exam preparation.</w:t>
       </w:r>
     </w:p>
-    <w:bookmarkEnd w:id="60"/>
-    <w:bookmarkStart w:id="61" w:name="sec-revision"/>
+    <w:bookmarkEnd w:id="61"/>
+    <w:bookmarkStart w:id="62" w:name="sec-revision"/>
     <w:p>
       <w:pPr>
         <w:pStyle w:val="Heading2"/>
@@ -1244,8 +1273,8 @@
         <w:t xml:space="preserve">Repetition and preparation for the exam, based on the must-know list</w:t>
       </w:r>
     </w:p>
-    <w:bookmarkEnd w:id="61"/>
-    <w:bookmarkStart w:id="90" w:name="archive-ss-25-lectures"/>
+    <w:bookmarkEnd w:id="62"/>
+    <w:bookmarkStart w:id="91" w:name="archive-ss-25-lectures"/>
     <w:p>
       <w:pPr>
         <w:pStyle w:val="Heading2"/>
@@ -1262,7 +1291,7 @@
         <w:t xml:space="preserve">The previous (9-lecture) version of the course is kept here for reference.</w:t>
       </w:r>
     </w:p>
-    <w:bookmarkStart w:id="64" w:name="lecture-1-intro-13.05.2025"/>
+    <w:bookmarkStart w:id="65" w:name="lecture-1-intro-13.05.2025"/>
     <w:p>
       <w:pPr>
         <w:pStyle w:val="Heading3"/>
@@ -1285,7 +1314,7 @@
       <w:r>
         <w:t xml:space="preserve"> </w:t>
       </w:r>
-      <w:hyperlink r:id="rId62">
+      <w:hyperlink r:id="rId63">
         <w:r>
           <w:rPr>
             <w:rStyle w:val="Hyperlink"/>
@@ -1302,7 +1331,7 @@
           <w:numId w:val="1015"/>
         </w:numPr>
       </w:pPr>
-      <w:hyperlink r:id="rId63">
+      <w:hyperlink r:id="rId64">
         <w:r>
           <w:rPr>
             <w:rStyle w:val="Hyperlink"/>
@@ -1311,8 +1340,8 @@
         </w:r>
       </w:hyperlink>
     </w:p>
-    <w:bookmarkEnd w:id="64"/>
-    <w:bookmarkStart w:id="68" w:name="X018b4f45a381b9488ccc3133cf5a363aaac4e24"/>
+    <w:bookmarkEnd w:id="65"/>
+    <w:bookmarkStart w:id="69" w:name="X018b4f45a381b9488ccc3133cf5a363aaac4e24"/>
     <w:p>
       <w:pPr>
         <w:pStyle w:val="Heading3"/>
@@ -1335,7 +1364,7 @@
       <w:r>
         <w:t xml:space="preserve"> </w:t>
       </w:r>
-      <w:hyperlink r:id="rId65">
+      <w:hyperlink r:id="rId66">
         <w:r>
           <w:rPr>
             <w:rStyle w:val="Hyperlink"/>
@@ -1352,7 +1381,7 @@
           <w:numId w:val="1016"/>
         </w:numPr>
       </w:pPr>
-      <w:hyperlink r:id="rId66">
+      <w:hyperlink r:id="rId67">
         <w:r>
           <w:rPr>
             <w:rStyle w:val="Hyperlink"/>
@@ -1369,7 +1398,7 @@
           <w:numId w:val="1016"/>
         </w:numPr>
       </w:pPr>
-      <w:hyperlink r:id="rId67">
+      <w:hyperlink r:id="rId68">
         <w:r>
           <w:rPr>
             <w:rStyle w:val="Hyperlink"/>
@@ -1378,8 +1407,8 @@
         </w:r>
       </w:hyperlink>
     </w:p>
-    <w:bookmarkEnd w:id="68"/>
-    <w:bookmarkStart w:id="72" w:name="lecture-3-cnns-03.06.2025"/>
+    <w:bookmarkEnd w:id="69"/>
+    <w:bookmarkStart w:id="73" w:name="lecture-3-cnns-03.06.2025"/>
     <w:p>
       <w:pPr>
         <w:pStyle w:val="Heading3"/>
@@ -1402,7 +1431,7 @@
       <w:r>
         <w:t xml:space="preserve"> </w:t>
       </w:r>
-      <w:hyperlink r:id="rId69">
+      <w:hyperlink r:id="rId70">
         <w:r>
           <w:rPr>
             <w:rStyle w:val="Hyperlink"/>
@@ -1419,7 +1448,7 @@
           <w:numId w:val="1017"/>
         </w:numPr>
       </w:pPr>
-      <w:hyperlink r:id="rId70">
+      <w:hyperlink r:id="rId71">
         <w:r>
           <w:rPr>
             <w:rStyle w:val="Hyperlink"/>
@@ -1436,7 +1465,7 @@
           <w:numId w:val="1017"/>
         </w:numPr>
       </w:pPr>
-      <w:hyperlink r:id="rId71">
+      <w:hyperlink r:id="rId72">
         <w:r>
           <w:rPr>
             <w:rStyle w:val="Hyperlink"/>
@@ -1445,8 +1474,8 @@
         </w:r>
       </w:hyperlink>
     </w:p>
-    <w:bookmarkEnd w:id="72"/>
-    <w:bookmarkStart w:id="76" w:name="X0d5421b3ffb76439e30e5e0a017b6c1e216bf94"/>
+    <w:bookmarkEnd w:id="73"/>
+    <w:bookmarkStart w:id="77" w:name="X0d5421b3ffb76439e30e5e0a017b6c1e216bf94"/>
     <w:p>
       <w:pPr>
         <w:pStyle w:val="Heading3"/>
@@ -1469,7 +1498,7 @@
       <w:r>
         <w:t xml:space="preserve"> </w:t>
       </w:r>
-      <w:hyperlink r:id="rId73">
+      <w:hyperlink r:id="rId74">
         <w:r>
           <w:rPr>
             <w:rStyle w:val="Hyperlink"/>
@@ -1486,7 +1515,7 @@
           <w:numId w:val="1018"/>
         </w:numPr>
       </w:pPr>
-      <w:hyperlink r:id="rId74">
+      <w:hyperlink r:id="rId75">
         <w:r>
           <w:rPr>
             <w:rStyle w:val="Hyperlink"/>
@@ -1503,7 +1532,7 @@
           <w:numId w:val="1018"/>
         </w:numPr>
       </w:pPr>
-      <w:hyperlink r:id="rId75">
+      <w:hyperlink r:id="rId76">
         <w:r>
           <w:rPr>
             <w:rStyle w:val="Hyperlink"/>
@@ -1572,8 +1601,8 @@
         <w:t xml:space="preserve">Variational Autoencoder</w:t>
       </w:r>
     </w:p>
-    <w:bookmarkEnd w:id="76"/>
-    <w:bookmarkStart w:id="77" w:name="X88950d2daf298223485cc0c4e29335d7e9b0f58"/>
+    <w:bookmarkEnd w:id="77"/>
+    <w:bookmarkStart w:id="78" w:name="X88950d2daf298223485cc0c4e29335d7e9b0f58"/>
     <w:p>
       <w:pPr>
         <w:pStyle w:val="Heading3"/>
@@ -1991,8 +2020,8 @@
         <w:t xml:space="preserve">as a starting point for your implementation.</w:t>
       </w:r>
     </w:p>
-    <w:bookmarkEnd w:id="77"/>
-    <w:bookmarkStart w:id="80" w:name="lecture-5-mixed-bag-24.06.2025"/>
+    <w:bookmarkEnd w:id="78"/>
+    <w:bookmarkStart w:id="81" w:name="lecture-5-mixed-bag-24.06.2025"/>
     <w:p>
       <w:pPr>
         <w:pStyle w:val="Heading3"/>
@@ -2015,7 +2044,7 @@
       <w:r>
         <w:t xml:space="preserve"> </w:t>
       </w:r>
-      <w:hyperlink r:id="rId78">
+      <w:hyperlink r:id="rId79">
         <w:r>
           <w:rPr>
             <w:rStyle w:val="Hyperlink"/>
@@ -2050,7 +2079,7 @@
       <w:r>
         <w:t xml:space="preserve"> </w:t>
       </w:r>
-      <w:hyperlink r:id="rId79">
+      <w:hyperlink r:id="rId80">
         <w:r>
           <w:rPr>
             <w:rStyle w:val="Hyperlink"/>
@@ -2059,8 +2088,8 @@
         </w:r>
       </w:hyperlink>
     </w:p>
-    <w:bookmarkEnd w:id="80"/>
-    <w:bookmarkStart w:id="83" w:name="X50edf94888c450cc82f5253db116ef1d178d455"/>
+    <w:bookmarkEnd w:id="81"/>
+    <w:bookmarkStart w:id="84" w:name="X50edf94888c450cc82f5253db116ef1d178d455"/>
     <w:p>
       <w:pPr>
         <w:pStyle w:val="Heading3"/>
@@ -2083,7 +2112,7 @@
       <w:r>
         <w:t xml:space="preserve"> </w:t>
       </w:r>
-      <w:hyperlink r:id="rId81">
+      <w:hyperlink r:id="rId82">
         <w:r>
           <w:rPr>
             <w:rStyle w:val="Hyperlink"/>
@@ -2115,7 +2144,7 @@
           <w:numId w:val="1022"/>
         </w:numPr>
       </w:pPr>
-      <w:hyperlink r:id="rId82">
+      <w:hyperlink r:id="rId83">
         <w:r>
           <w:rPr>
             <w:rStyle w:val="Hyperlink"/>
@@ -2124,8 +2153,8 @@
         </w:r>
       </w:hyperlink>
     </w:p>
-    <w:bookmarkEnd w:id="83"/>
-    <w:bookmarkStart w:id="85" w:name="X796b8ea8d17913761ab97d7ef006aeb34e76407"/>
+    <w:bookmarkEnd w:id="84"/>
+    <w:bookmarkStart w:id="86" w:name="X796b8ea8d17913761ab97d7ef006aeb34e76407"/>
     <w:p>
       <w:pPr>
         <w:pStyle w:val="Heading3"/>
@@ -2148,7 +2177,7 @@
       <w:r>
         <w:t xml:space="preserve"> </w:t>
       </w:r>
-      <w:hyperlink r:id="rId84">
+      <w:hyperlink r:id="rId85">
         <w:r>
           <w:rPr>
             <w:rStyle w:val="Hyperlink"/>
@@ -2193,8 +2222,8 @@
         <w:t xml:space="preserve">Deep Kernel Learning</w:t>
       </w:r>
     </w:p>
-    <w:bookmarkEnd w:id="85"/>
-    <w:bookmarkStart w:id="87" w:name="X96c6caed4087b83c1f03dc90cb4683ae3ca1365"/>
+    <w:bookmarkEnd w:id="86"/>
+    <w:bookmarkStart w:id="88" w:name="X96c6caed4087b83c1f03dc90cb4683ae3ca1365"/>
     <w:p>
       <w:pPr>
         <w:pStyle w:val="Heading3"/>
@@ -2217,7 +2246,7 @@
       <w:r>
         <w:t xml:space="preserve"> </w:t>
       </w:r>
-      <w:hyperlink r:id="rId86">
+      <w:hyperlink r:id="rId87">
         <w:r>
           <w:rPr>
             <w:rStyle w:val="Hyperlink"/>
@@ -2238,8 +2267,8 @@
         <w:t xml:space="preserve">Imaging Inverse Problems: Introduction</w:t>
       </w:r>
     </w:p>
-    <w:bookmarkEnd w:id="87"/>
-    <w:bookmarkStart w:id="89" w:name="X3c54ca72acfb29821fa707ec6d89100debd75da"/>
+    <w:bookmarkEnd w:id="88"/>
+    <w:bookmarkStart w:id="90" w:name="X3c54ca72acfb29821fa707ec6d89100debd75da"/>
     <w:p>
       <w:pPr>
         <w:pStyle w:val="Heading3"/>
@@ -2262,7 +2291,7 @@
       <w:r>
         <w:t xml:space="preserve"> </w:t>
       </w:r>
-      <w:hyperlink r:id="rId88">
+      <w:hyperlink r:id="rId89">
         <w:r>
           <w:rPr>
             <w:rStyle w:val="Hyperlink"/>
@@ -2271,9 +2300,9 @@
         </w:r>
       </w:hyperlink>
     </w:p>
-    <w:bookmarkEnd w:id="89"/>
     <w:bookmarkEnd w:id="90"/>
-    <w:bookmarkStart w:id="96" w:name="references"/>
+    <w:bookmarkEnd w:id="91"/>
+    <w:bookmarkStart w:id="97" w:name="references"/>
     <w:p>
       <w:pPr>
         <w:pStyle w:val="Heading2"/>
@@ -2282,8 +2311,8 @@
         <w:t xml:space="preserve">References</w:t>
       </w:r>
     </w:p>
-    <w:bookmarkStart w:id="95" w:name="refs"/>
-    <w:bookmarkStart w:id="91" w:name="ref-rangel2024robust"/>
+    <w:bookmarkStart w:id="96" w:name="refs"/>
+    <w:bookmarkStart w:id="92" w:name="ref-rangel2024robust"/>
     <w:p>
       <w:pPr>
         <w:pStyle w:val="Bibliography"/>
@@ -2314,8 +2343,8 @@
         <w:t xml:space="preserve">10 (1): 165.</w:t>
       </w:r>
     </w:p>
-    <w:bookmarkEnd w:id="91"/>
-    <w:bookmarkStart w:id="92" w:name="ref-sadri2024unsupervised"/>
+    <w:bookmarkEnd w:id="92"/>
+    <w:bookmarkStart w:id="93" w:name="ref-sadri2024unsupervised"/>
     <w:p>
       <w:pPr>
         <w:pStyle w:val="Bibliography"/>
@@ -2346,8 +2375,8 @@
         <w:t xml:space="preserve">10 (1): 243.</w:t>
       </w:r>
     </w:p>
-    <w:bookmarkEnd w:id="92"/>
-    <w:bookmarkStart w:id="93" w:name="ref-shi2022uncovering"/>
+    <w:bookmarkEnd w:id="93"/>
+    <w:bookmarkStart w:id="94" w:name="ref-shi2022uncovering"/>
     <w:p>
       <w:pPr>
         <w:pStyle w:val="Bibliography"/>
@@ -2378,8 +2407,8 @@
         <w:t xml:space="preserve">8 (1): 114.</w:t>
       </w:r>
     </w:p>
-    <w:bookmarkEnd w:id="93"/>
-    <w:bookmarkStart w:id="94" w:name="ref-wang2020multi"/>
+    <w:bookmarkEnd w:id="94"/>
+    <w:bookmarkStart w:id="95" w:name="ref-wang2020multi"/>
     <w:p>
       <w:pPr>
         <w:pStyle w:val="Bibliography"/>
@@ -2410,9 +2439,9 @@
         <w:t xml:space="preserve">10 (1): 5730.</w:t>
       </w:r>
     </w:p>
-    <w:bookmarkEnd w:id="94"/>
     <w:bookmarkEnd w:id="95"/>
     <w:bookmarkEnd w:id="96"/>
+    <w:bookmarkEnd w:id="97"/>
     <w:sectPr>
       <w:footnotePr>
         <w:numRestart w:val="eachSect"/>

--- a/index.docx
+++ b/index.docx
@@ -23,7 +23,7 @@
         <w:pStyle w:val="Date"/>
       </w:pPr>
       <w:r>
-        <w:t xml:space="preserve">2026-10-22</w:t>
+        <w:t xml:space="preserve">2026-10-23</w:t>
       </w:r>
     </w:p>
     <w:p>
@@ -348,7 +348,7 @@
         <w:t xml:space="preserve"> </w:t>
       </w:r>
       <w:r>
-        <w:t xml:space="preserve">(open in molab, done in the lecture)</w:t>
+        <w:t xml:space="preserve">(open in molab, done in the lecture; sign in and click Fork for an editable copy)</w:t>
       </w:r>
     </w:p>
     <w:p>
